--- a/docs/seed-round-202609/灵祺种子轮-投资人备忘录.docx
+++ b/docs/seed-round-202609/灵祺种子轮-投资人备忘录.docx
@@ -42,7 +42,7 @@
         <w:rPr>
           <w:rFonts w:hint="eastAsia"/>
         </w:rPr>
-        <w:t xml:space="preserve">温州灵祺智能科技有限公司</w:t>
+        <w:t xml:space="preserve">宁波墨典网络科技有限公司</w:t>
       </w:r>
       <w:r>
         <w:br/>
@@ -249,19 +249,10 @@
         <w:rPr>
           <w:rFonts w:hint="eastAsia"/>
         </w:rPr>
-        <w:t xml:space="preserve">轻量生产库只读快照（</w:t>
-      </w:r>
-      <w:r>
-        <w:rPr>
-          <w:rStyle w:val="VerbatimChar"/>
-        </w:rPr>
-        <w:t xml:space="preserve">139.196.42.5</w:t>
-      </w:r>
-      <w:r>
-        <w:t xml:space="preserve"> </w:t>
-      </w:r>
-      <w:r>
-        <w:t xml:space="preserve">Postgres + </w:t>
+        <w:t xml:space="preserve">服务器快照（Postgres</w:t>
+      </w:r>
+      <w:r>
+        <w:t xml:space="preserve"> + </w:t>
       </w:r>
       <w:r>
         <w:rPr>
@@ -947,7 +938,7 @@
         <w:rPr>
           <w:rFonts w:hint="eastAsia"/>
         </w:rPr>
-        <w:t xml:space="preserve">来源：轻量</w:t>
+        <w:t xml:space="preserve">来源：服务器</w:t>
       </w:r>
       <w:r>
         <w:t xml:space="preserve"> </w:t>
@@ -5853,7 +5844,7 @@
         <w:rPr>
           <w:rFonts w:hint="eastAsia"/>
         </w:rPr>
-        <w:t xml:space="preserve">条，小程序登录、大厅、私信、积分、支付均已在轻量落地。</w:t>
+        <w:t xml:space="preserve">条，小程序登录、大厅、私信、积分、支付均已在服务器落地。</w:t>
       </w:r>
     </w:p>
     <w:p>
@@ -7585,7 +7576,7 @@
               <w:rPr>
                 <w:rFonts w:hint="eastAsia"/>
               </w:rPr>
-              <w:t xml:space="preserve">轻量</w:t>
+              <w:t xml:space="preserve">服务器</w:t>
             </w:r>
             <w:r>
               <w:t xml:space="preserve"> API </w:t>
@@ -8818,7 +8809,7 @@
               <w:rPr>
                 <w:rFonts w:hint="eastAsia"/>
               </w:rPr>
-              <w:t xml:space="preserve">公司主体在温州，本地亲和</w:t>
+              <w:t xml:space="preserve">星选供给在温州有密度，主体宁波</w:t>
             </w:r>
           </w:p>
         </w:tc>

--- a/docs/seed-round-202609/灵祺种子轮-投资人备忘录.docx
+++ b/docs/seed-round-202609/灵祺种子轮-投资人备忘录.docx
@@ -297,7 +297,7 @@
         </w:pict>
       </w:r>
     </w:p>
-    <w:bookmarkStart w:id="9" w:name="给投资人的-90-秒结论"/>
+    <w:bookmarkStart w:id="9" w:name="执行摘要"/>
     <w:p>
       <w:pPr>
         <w:pStyle w:val="Heading2"/>
@@ -309,16 +309,7 @@
         <w:rPr>
           <w:rFonts w:hint="eastAsia"/>
         </w:rPr>
-        <w:t xml:space="preserve">给投资人的</w:t>
-      </w:r>
-      <w:r>
-        <w:t xml:space="preserve"> 90 </w:t>
-      </w:r>
-      <w:r>
-        <w:rPr>
-          <w:rFonts w:hint="eastAsia"/>
-        </w:rPr>
-        <w:t xml:space="preserve">秒结论</w:t>
+        <w:t xml:space="preserve">执行摘要</w:t>
       </w:r>
     </w:p>
     <w:p>
@@ -486,58 +477,17 @@
       <w:r>
         <w:rPr>
           <w:rFonts w:hint="eastAsia"/>
-          <w:b/>
-          <w:bCs/>
-        </w:rPr>
-        <w:t xml:space="preserve">本轮不讲「12</w:t>
-      </w:r>
-      <w:r>
-        <w:rPr>
-          <w:b/>
-          <w:bCs/>
-        </w:rPr>
+        </w:rPr>
+        <w:t xml:space="preserve">本轮要验证三件事：产品已上线、双边网络已有密度、单位经济可以在杭甬温被审计。500</w:t>
+      </w:r>
+      <w:r>
         <w:t xml:space="preserve"> </w:t>
       </w:r>
       <w:r>
         <w:rPr>
           <w:rFonts w:hint="eastAsia"/>
-          <w:b/>
-          <w:bCs/>
-        </w:rPr>
-        <w:t xml:space="preserve">个月</w:t>
-      </w:r>
-      <w:r>
-        <w:rPr>
-          <w:b/>
-          <w:bCs/>
-        </w:rPr>
-        <w:t xml:space="preserve"> 2 </w:t>
-      </w:r>
-      <w:r>
-        <w:rPr>
-          <w:rFonts w:hint="eastAsia"/>
-          <w:b/>
-          <w:bCs/>
-        </w:rPr>
-        <w:t xml:space="preserve">万店」。</w:t>
-      </w:r>
-      <w:r>
-        <w:t xml:space="preserve"> </w:t>
-      </w:r>
-      <w:r>
-        <w:rPr>
-          <w:rFonts w:hint="eastAsia"/>
-        </w:rPr>
-        <w:t xml:space="preserve">本轮只证明三件事：产品已上线、双边网络已有密度、单位经济可以在杭甬温被审计。500</w:t>
-      </w:r>
-      <w:r>
-        <w:t xml:space="preserve"> </w:t>
-      </w:r>
-      <w:r>
-        <w:rPr>
-          <w:rFonts w:hint="eastAsia"/>
-        </w:rPr>
-        <w:t xml:space="preserve">万用来把「能用」做成「能收费、能复制」。</w:t>
+        </w:rPr>
+        <w:t xml:space="preserve">万用于把已验证的产品能力做成可收费、可复制的模型。</w:t>
       </w:r>
     </w:p>
     <w:p>
@@ -548,7 +498,7 @@
       </w:r>
     </w:p>
     <w:bookmarkEnd w:id="9"/>
-    <w:bookmarkStart w:id="11" w:name="执行摘要"/>
+    <w:bookmarkStart w:id="11" w:name="执行摘要-1"/>
     <w:p>
       <w:pPr>
         <w:pStyle w:val="Heading2"/>
@@ -821,7 +771,7 @@
         </w:tc>
       </w:tr>
     </w:tbl>
-    <w:bookmarkStart w:id="10" w:name="为什么现在容易被投也容易被否"/>
+    <w:bookmarkStart w:id="10" w:name="当前判断"/>
     <w:p>
       <w:pPr>
         <w:pStyle w:val="Heading3"/>
@@ -830,7 +780,7 @@
         <w:rPr>
           <w:rFonts w:hint="eastAsia"/>
         </w:rPr>
-        <w:t xml:space="preserve">为什么现在容易被投（也容易被否）</w:t>
+        <w:t xml:space="preserve">当前判断</w:t>
       </w:r>
     </w:p>
     <w:p>
@@ -841,7 +791,7 @@
         <w:rPr>
           <w:rFonts w:hint="eastAsia"/>
         </w:rPr>
-        <w:t xml:space="preserve">容易被投，是因为：产品不是</w:t>
+        <w:t xml:space="preserve">产品已在生产环境运行，供给侧已有密度，ERP</w:t>
       </w:r>
       <w:r>
         <w:t xml:space="preserve"> </w:t>
@@ -850,39 +800,7 @@
         <w:rPr>
           <w:rFonts w:hint="eastAsia"/>
         </w:rPr>
-        <w:t xml:space="preserve">PPT、供给侧已经有密度、ERP</w:t>
-      </w:r>
-      <w:r>
-        <w:t xml:space="preserve"> </w:t>
-      </w:r>
-      <w:r>
-        <w:rPr>
-          <w:rFonts w:hint="eastAsia"/>
-        </w:rPr>
-        <w:t xml:space="preserve">已吃进真实平台订单。</w:t>
-      </w:r>
-      <w:r>
-        <w:br/>
-      </w:r>
-      <w:r>
-        <w:rPr>
-          <w:rFonts w:hint="eastAsia"/>
-        </w:rPr>
-        <w:t xml:space="preserve">容易被否，是因为：付费样本还薄。所以本文所有数字都给</w:t>
-      </w:r>
-      <w:r>
-        <w:rPr>
-          <w:rFonts w:hint="eastAsia"/>
-          <w:b/>
-          <w:bCs/>
-        </w:rPr>
-        <w:t xml:space="preserve">可复核口径</w:t>
-      </w:r>
-      <w:r>
-        <w:rPr>
-          <w:rFonts w:hint="eastAsia"/>
-        </w:rPr>
-        <w:t xml:space="preserve">，不把同步</w:t>
+        <w:t xml:space="preserve">已接入真实平台订单。付费样本仍薄。下文数字均可复核：同步</w:t>
       </w:r>
       <w:r>
         <w:t xml:space="preserve"> GMV </w:t>
@@ -891,10 +809,7 @@
         <w:rPr>
           <w:rFonts w:hint="eastAsia"/>
         </w:rPr>
-        <w:t xml:space="preserve">说成公司收入，不把赠送会员说成</w:t>
-      </w:r>
-      <w:r>
-        <w:t xml:space="preserve"> ARR。</w:t>
+        <w:t xml:space="preserve">是商户平台成交，不等于公司收入；赠送会员不计入经常性收入。</w:t>
       </w:r>
     </w:p>
     <w:p>
@@ -2630,16 +2545,7 @@
         <w:rPr>
           <w:rFonts w:hint="eastAsia"/>
         </w:rPr>
-        <w:t xml:space="preserve">个租户不能直接说成「32</w:t>
-      </w:r>
-      <w:r>
-        <w:t xml:space="preserve"> </w:t>
-      </w:r>
-      <w:r>
-        <w:rPr>
-          <w:rFonts w:hint="eastAsia"/>
-        </w:rPr>
-        <w:t xml:space="preserve">家付费商户」。拆开如下：</w:t>
+        <w:t xml:space="preserve">个租户构成如下：</w:t>
       </w:r>
     </w:p>
     <w:tbl>
@@ -2986,43 +2892,7 @@
         <w:rPr>
           <w:rFonts w:hint="eastAsia"/>
         </w:rPr>
-        <w:t xml:space="preserve">18。其中多户</w:t>
-      </w:r>
-      <w:r>
-        <w:t xml:space="preserve"> </w:t>
-      </w:r>
-      <w:r>
-        <w:rPr>
-          <w:rStyle w:val="VerbatimChar"/>
-        </w:rPr>
-        <w:t xml:space="preserve">official_days</w:t>
-      </w:r>
-      <w:r>
-        <w:t xml:space="preserve"> </w:t>
-      </w:r>
-      <w:r>
-        <w:rPr>
-          <w:rFonts w:hint="eastAsia"/>
-        </w:rPr>
-        <w:t xml:space="preserve">为运营赠送，</w:t>
-      </w:r>
-      <w:r>
-        <w:rPr>
-          <w:rFonts w:hint="eastAsia"/>
-          <w:b/>
-          <w:bCs/>
-        </w:rPr>
-        <w:t xml:space="preserve">不能当成付费</w:t>
-      </w:r>
-      <w:r>
-        <w:rPr>
-          <w:b/>
-          <w:bCs/>
-        </w:rPr>
-        <w:t xml:space="preserve"> ARR</w:t>
-      </w:r>
-      <w:r>
-        <w:t xml:space="preserve">。</w:t>
+        <w:t xml:space="preserve">18。其中多户开通天数为运营赠送，尚未形成经常性收入。</w:t>
       </w:r>
     </w:p>
     <w:p>
@@ -3608,17 +3478,6 @@
         <w:pStyle w:val="BodyText"/>
       </w:pPr>
       <w:r>
-        <w:rPr>
-          <w:rFonts w:hint="eastAsia"/>
-          <w:b/>
-          <w:bCs/>
-        </w:rPr>
-        <w:t xml:space="preserve">路演时必须先说一句：</w:t>
-      </w:r>
-      <w:r>
-        <w:t xml:space="preserve"> </w:t>
-      </w:r>
-      <w:r>
         <w:t xml:space="preserve">733 </w:t>
       </w:r>
       <w:r>
@@ -3634,25 +3493,7 @@
         <w:rPr>
           <w:rFonts w:hint="eastAsia"/>
         </w:rPr>
-        <w:t xml:space="preserve">已成为经营数据入口；灵祺自己的收入仍是订阅</w:t>
-      </w:r>
-      <w:r>
-        <w:t xml:space="preserve"> + </w:t>
-      </w:r>
-      <w:r>
-        <w:rPr>
-          <w:rFonts w:hint="eastAsia"/>
-        </w:rPr>
-        <w:t xml:space="preserve">履约</w:t>
-      </w:r>
-      <w:r>
-        <w:t xml:space="preserve"> + </w:t>
-      </w:r>
-      <w:r>
-        <w:rPr>
-          <w:rFonts w:hint="eastAsia"/>
-        </w:rPr>
-        <w:t xml:space="preserve">积分，当前确认到账约</w:t>
+        <w:t xml:space="preserve">已成为经营数据入口；公司收入仍来自订阅、履约与积分，当前确认到账约</w:t>
       </w:r>
       <w:r>
         <w:t xml:space="preserve"> 2,897 </w:t>
@@ -4723,7 +4564,7 @@
       </w:r>
     </w:p>
     <w:bookmarkEnd w:id="17"/>
-    <w:bookmarkStart w:id="18" w:name="收费现状必须诚实"/>
+    <w:bookmarkStart w:id="18" w:name="收费现状"/>
     <w:p>
       <w:pPr>
         <w:pStyle w:val="Heading3"/>
@@ -4735,7 +4576,7 @@
         <w:rPr>
           <w:rFonts w:hint="eastAsia"/>
         </w:rPr>
-        <w:t xml:space="preserve">收费现状（必须诚实）</w:t>
+        <w:t xml:space="preserve">收费现状</w:t>
       </w:r>
     </w:p>
     <w:p>
@@ -4886,7 +4727,7 @@
         <w:rPr>
           <w:rFonts w:hint="eastAsia"/>
         </w:rPr>
-        <w:t xml:space="preserve">结论：定价锚点（约</w:t>
+        <w:t xml:space="preserve">结论：约</w:t>
       </w:r>
       <w:r>
         <w:t xml:space="preserve"> 168 </w:t>
@@ -4895,31 +4736,7 @@
         <w:rPr>
           <w:rFonts w:hint="eastAsia"/>
         </w:rPr>
-        <w:t xml:space="preserve">元/月）和支付链路是真的；</w:t>
-      </w:r>
-      <w:r>
-        <w:rPr>
-          <w:b/>
-          <w:bCs/>
-        </w:rPr>
-        <w:t xml:space="preserve">MRR </w:t>
-      </w:r>
-      <w:r>
-        <w:rPr>
-          <w:rFonts w:hint="eastAsia"/>
-          <w:b/>
-          <w:bCs/>
-        </w:rPr>
-        <w:t xml:space="preserve">还不能对外报。</w:t>
-      </w:r>
-      <w:r>
-        <w:t xml:space="preserve"> </w:t>
-      </w:r>
-      <w:r>
-        <w:rPr>
-          <w:rFonts w:hint="eastAsia"/>
-        </w:rPr>
-        <w:t xml:space="preserve">这是种子轮最需要钱去打的洞，也是投资人最能帮上忙的地方。</w:t>
+        <w:t xml:space="preserve">元/月的定价与支付链路已经跑通；经常性月收入尚在起步，本轮资金将用于把已有用量转为付费。</w:t>
       </w:r>
     </w:p>
     <w:p>
@@ -5742,7 +5559,7 @@
       </w:r>
     </w:p>
     <w:bookmarkEnd w:id="21"/>
-    <w:bookmarkStart w:id="22" w:name="已交付不是路线图"/>
+    <w:bookmarkStart w:id="22" w:name="已交付能力"/>
     <w:p>
       <w:pPr>
         <w:pStyle w:val="Heading3"/>
@@ -5754,7 +5571,7 @@
         <w:rPr>
           <w:rFonts w:hint="eastAsia"/>
         </w:rPr>
-        <w:t xml:space="preserve">已交付，不是路线图</w:t>
+        <w:t xml:space="preserve">已交付能力</w:t>
       </w:r>
     </w:p>
     <w:p>
@@ -6547,34 +6364,7 @@
         <w:rPr>
           <w:rFonts w:hint="eastAsia"/>
         </w:rPr>
-        <w:t xml:space="preserve">旧材料里出现过「M12</w:t>
-      </w:r>
-      <w:r>
-        <w:t xml:space="preserve"> 2 </w:t>
-      </w:r>
-      <w:r>
-        <w:rPr>
-          <w:rFonts w:hint="eastAsia"/>
-        </w:rPr>
-        <w:t xml:space="preserve">万店</w:t>
-      </w:r>
-      <w:r>
-        <w:t xml:space="preserve"> / MRR 1,000 </w:t>
-      </w:r>
-      <w:r>
-        <w:rPr>
-          <w:rFonts w:hint="eastAsia"/>
-        </w:rPr>
-        <w:t xml:space="preserve">万」。那是</w:t>
-      </w:r>
-      <w:r>
-        <w:t xml:space="preserve"> </w:t>
-      </w:r>
-      <w:r>
-        <w:rPr>
-          <w:rFonts w:hint="eastAsia"/>
-        </w:rPr>
-        <w:t xml:space="preserve">Stretch，专业机构会直接否。本轮对外只用下面这张表。</w:t>
+        <w:t xml:space="preserve">本轮沟通以下表为准。目标将按上一阶段验证结果滚动调整。</w:t>
       </w:r>
     </w:p>
     <w:tbl>
@@ -6631,7 +6421,7 @@
               <w:rPr>
                 <w:rFonts w:hint="eastAsia"/>
               </w:rPr>
-              <w:t xml:space="preserve">必须同时交出的证据</w:t>
+              <w:t xml:space="preserve">同期验证结果</w:t>
             </w:r>
           </w:p>
         </w:tc>
@@ -7960,16 +7750,7 @@
               <w:rPr>
                 <w:rFonts w:hint="eastAsia"/>
               </w:rPr>
-              <w:t xml:space="preserve">融资用于同城</w:t>
-            </w:r>
-            <w:r>
-              <w:t xml:space="preserve"> </w:t>
-            </w:r>
-            <w:r>
-              <w:rPr>
-                <w:rFonts w:hint="eastAsia"/>
-              </w:rPr>
-              <w:t xml:space="preserve">densify，不靠全国投放</w:t>
+              <w:t xml:space="preserve">融资用于做深单城供给，而不是全国投放</w:t>
             </w:r>
           </w:p>
         </w:tc>
@@ -8064,30 +7845,21 @@
               <w:rPr>
                 <w:rFonts w:hint="eastAsia"/>
               </w:rPr>
-              <w:t xml:space="preserve">万很显眼</w:t>
-            </w:r>
-          </w:p>
-        </w:tc>
-        <w:tc>
-          <w:tcPr/>
-          <w:p>
-            <w:pPr>
-              <w:pStyle w:val="Compact"/>
-            </w:pPr>
-            <w:r>
-              <w:rPr>
-                <w:rFonts w:hint="eastAsia"/>
-              </w:rPr>
-              <w:t xml:space="preserve">对外口径写死：平台成交</w:t>
-            </w:r>
-            <w:r>
-              <w:t xml:space="preserve"> ≠ </w:t>
-            </w:r>
-            <w:r>
-              <w:rPr>
-                <w:rFonts w:hint="eastAsia"/>
-              </w:rPr>
-              <w:t xml:space="preserve">灵祺收入</w:t>
+              <w:t xml:space="preserve">万是商户平台成交</w:t>
+            </w:r>
+          </w:p>
+        </w:tc>
+        <w:tc>
+          <w:tcPr/>
+          <w:p>
+            <w:pPr>
+              <w:pStyle w:val="Compact"/>
+            </w:pPr>
+            <w:r>
+              <w:rPr>
+                <w:rFonts w:hint="eastAsia"/>
+              </w:rPr>
+              <w:t xml:space="preserve">口径：平台成交不等于公司收入</w:t>
             </w:r>
           </w:p>
         </w:tc>

--- a/docs/seed-round-202609/灵祺种子轮-投资人备忘录.docx
+++ b/docs/seed-round-202609/灵祺种子轮-投资人备忘录.docx
@@ -145,13 +145,31 @@
         <w:t xml:space="preserve">人民币</w:t>
       </w:r>
       <w:r>
+        <w:t xml:space="preserve"> 400 </w:t>
+      </w:r>
+      <w:r>
+        <w:rPr>
+          <w:rFonts w:hint="eastAsia"/>
+        </w:rPr>
+        <w:t xml:space="preserve">万元（首次交割</w:t>
+      </w:r>
+      <w:r>
+        <w:t xml:space="preserve"> 300 </w:t>
+      </w:r>
+      <w:r>
+        <w:rPr>
+          <w:rFonts w:hint="eastAsia"/>
+        </w:rPr>
+        <w:t xml:space="preserve">万，超募上限</w:t>
+      </w:r>
+      <w:r>
         <w:t xml:space="preserve"> 500 </w:t>
       </w:r>
       <w:r>
         <w:rPr>
           <w:rFonts w:hint="eastAsia"/>
         </w:rPr>
-        <w:t xml:space="preserve">万元</w:t>
+        <w:t xml:space="preserve">万）</w:t>
       </w:r>
       <w:r>
         <w:br/>
@@ -478,7 +496,7 @@
         <w:rPr>
           <w:rFonts w:hint="eastAsia"/>
         </w:rPr>
-        <w:t xml:space="preserve">本轮要验证三件事：产品已上线、双边网络已有密度、单位经济可以在杭甬温被审计。500</w:t>
+        <w:t xml:space="preserve">本轮要验证三件事：产品已上线、双边网络已有密度、单位经济可以在杭甬温被审计。400</w:t>
       </w:r>
       <w:r>
         <w:t xml:space="preserve"> </w:t>
@@ -654,16 +672,25 @@
               <w:t xml:space="preserve">种子轮</w:t>
             </w:r>
             <w:r>
-              <w:t xml:space="preserve"> 500 </w:t>
-            </w:r>
-            <w:r>
-              <w:rPr>
-                <w:rFonts w:hint="eastAsia"/>
-              </w:rPr>
-              <w:t xml:space="preserve">万元，跑道</w:t>
-            </w:r>
-            <w:r>
-              <w:t xml:space="preserve"> 18–24 </w:t>
+              <w:t xml:space="preserve"> 400 </w:t>
+            </w:r>
+            <w:r>
+              <w:rPr>
+                <w:rFonts w:hint="eastAsia"/>
+              </w:rPr>
+              <w:t xml:space="preserve">万元，首次交割</w:t>
+            </w:r>
+            <w:r>
+              <w:t xml:space="preserve"> 300 </w:t>
+            </w:r>
+            <w:r>
+              <w:rPr>
+                <w:rFonts w:hint="eastAsia"/>
+              </w:rPr>
+              <w:t xml:space="preserve">万，跑道</w:t>
+            </w:r>
+            <w:r>
+              <w:t xml:space="preserve"> 18 </w:t>
             </w:r>
             <w:r>
               <w:rPr>
@@ -756,7 +783,7 @@
               <w:rPr>
                 <w:rFonts w:hint="eastAsia"/>
               </w:rPr>
-              <w:t xml:space="preserve">1,500–3,000、月留存可披露、单城完单率与</w:t>
+              <w:t xml:space="preserve">800–1,500、月留存可披露、单城完单率与</w:t>
             </w:r>
             <w:r>
               <w:t xml:space="preserve"> CAC </w:t>
@@ -6332,7 +6359,7 @@
     </w:p>
     <w:bookmarkEnd w:id="25"/>
     <w:bookmarkEnd w:id="26"/>
-    <w:bookmarkStart w:id="27" w:name="里程碑对外只讲-base-轨"/>
+    <w:bookmarkStart w:id="27" w:name="阶段目标"/>
     <w:p>
       <w:pPr>
         <w:pStyle w:val="Heading2"/>
@@ -6344,16 +6371,7 @@
         <w:rPr>
           <w:rFonts w:hint="eastAsia"/>
         </w:rPr>
-        <w:t xml:space="preserve">里程碑（对外只讲</w:t>
-      </w:r>
-      <w:r>
-        <w:t xml:space="preserve"> Base </w:t>
-      </w:r>
-      <w:r>
-        <w:rPr>
-          <w:rFonts w:hint="eastAsia"/>
-        </w:rPr>
-        <w:t xml:space="preserve">轨）</w:t>
+        <w:t xml:space="preserve">阶段目标</w:t>
       </w:r>
     </w:p>
     <w:p>
@@ -6511,7 +6529,7 @@
               <w:pStyle w:val="Compact"/>
             </w:pPr>
             <w:r>
-              <w:t xml:space="preserve">30–80</w:t>
+              <w:t xml:space="preserve">30–60</w:t>
             </w:r>
           </w:p>
         </w:tc>
@@ -6565,7 +6583,7 @@
               <w:pStyle w:val="Compact"/>
             </w:pPr>
             <w:r>
-              <w:t xml:space="preserve">200–500</w:t>
+              <w:t xml:space="preserve">150–300</w:t>
             </w:r>
           </w:p>
         </w:tc>
@@ -6610,7 +6628,7 @@
               <w:pStyle w:val="Compact"/>
             </w:pPr>
             <w:r>
-              <w:t xml:space="preserve">1,500–3,000</w:t>
+              <w:t xml:space="preserve">800–1,500</w:t>
             </w:r>
           </w:p>
         </w:tc>
@@ -6633,7 +6651,7 @@
               <w:rPr>
                 <w:rFonts w:hint="eastAsia"/>
               </w:rPr>
-              <w:t xml:space="preserve">稳定；接近单城盈亏改善</w:t>
+              <w:t xml:space="preserve">稳定</w:t>
             </w:r>
           </w:p>
         </w:tc>
@@ -6650,35 +6668,32 @@
                 <w:b/>
                 <w:bCs/>
               </w:rPr>
-              <w:t xml:space="preserve">M18–24</w:t>
-            </w:r>
-          </w:p>
-        </w:tc>
-        <w:tc>
-          <w:tcPr/>
-          <w:p>
-            <w:pPr>
-              <w:pStyle w:val="Compact"/>
-            </w:pPr>
-            <w:r>
-              <w:t xml:space="preserve">8,000–15,000</w:t>
-            </w:r>
-          </w:p>
-        </w:tc>
-        <w:tc>
-          <w:tcPr/>
-          <w:p>
-            <w:pPr>
-              <w:pStyle w:val="Compact"/>
-            </w:pPr>
-            <w:r>
-              <w:rPr>
-                <w:rFonts w:hint="eastAsia"/>
-              </w:rPr>
-              <w:t xml:space="preserve">浙江溢出，准备</w:t>
-            </w:r>
-            <w:r>
-              <w:t xml:space="preserve"> Pre-A</w:t>
+              <w:t xml:space="preserve">M18</w:t>
+            </w:r>
+          </w:p>
+        </w:tc>
+        <w:tc>
+          <w:tcPr/>
+          <w:p>
+            <w:pPr>
+              <w:pStyle w:val="Compact"/>
+            </w:pPr>
+            <w:r>
+              <w:t xml:space="preserve">2,000–4,000</w:t>
+            </w:r>
+          </w:p>
+        </w:tc>
+        <w:tc>
+          <w:tcPr/>
+          <w:p>
+            <w:pPr>
+              <w:pStyle w:val="Compact"/>
+            </w:pPr>
+            <w:r>
+              <w:rPr>
+                <w:rFonts w:hint="eastAsia"/>
+              </w:rPr>
+              <w:t xml:space="preserve">浙江溢出，准备下一轮</w:t>
             </w:r>
           </w:p>
         </w:tc>
@@ -6710,7 +6725,7 @@
         <w:rPr>
           <w:rFonts w:hint="eastAsia"/>
         </w:rPr>
-        <w:t xml:space="preserve">≥10；确认收款不再依赖赠送积分。</w:t>
+        <w:t xml:space="preserve">≥8；确认收款不再依赖赠送积分。</w:t>
       </w:r>
     </w:p>
     <w:p>
@@ -6721,7 +6736,7 @@
       </w:r>
     </w:p>
     <w:bookmarkEnd w:id="27"/>
-    <w:bookmarkStart w:id="28" w:name="融资用途500-万"/>
+    <w:bookmarkStart w:id="28" w:name="融资用途400-万"/>
     <w:p>
       <w:pPr>
         <w:pStyle w:val="Heading2"/>
@@ -6733,7 +6748,7 @@
         <w:rPr>
           <w:rFonts w:hint="eastAsia"/>
         </w:rPr>
-        <w:t xml:space="preserve">融资用途（500</w:t>
+        <w:t xml:space="preserve">融资用途（400</w:t>
       </w:r>
       <w:r>
         <w:t xml:space="preserve"> </w:t>
@@ -6748,8 +6763,7 @@
     <w:tbl>
       <w:tblPr>
         <w:tblStyle w:val="Table"/>
-        <w:tblW w:type="pct" w:w="5000"/>
-        <w:tblLayout w:type="fixed"/>
+        <w:tblW w:type="auto" w:w="0"/>
         <w:tblLook w:firstRow="1" w:lastRow="0" w:firstColumn="0" w:lastColumn="0" w:noHBand="0" w:noVBand="0" w:val="0020"/>
       </w:tblPr>
       <w:tblGrid>
@@ -6814,7 +6828,7 @@
               <w:rPr>
                 <w:rFonts w:hint="eastAsia"/>
               </w:rPr>
-              <w:t xml:space="preserve">用在刀刃上</w:t>
+              <w:t xml:space="preserve">用途</w:t>
             </w:r>
           </w:p>
         </w:tc>
@@ -6830,67 +6844,43 @@
               <w:rPr>
                 <w:rFonts w:hint="eastAsia"/>
               </w:rPr>
-              <w:t xml:space="preserve">研发与稳定性</w:t>
-            </w:r>
-          </w:p>
-        </w:tc>
-        <w:tc>
-          <w:tcPr/>
-          <w:p>
-            <w:pPr>
-              <w:pStyle w:val="Compact"/>
-            </w:pPr>
-            <w:r>
-              <w:t xml:space="preserve">220</w:t>
-            </w:r>
-          </w:p>
-        </w:tc>
-        <w:tc>
-          <w:tcPr/>
-          <w:p>
-            <w:pPr>
-              <w:pStyle w:val="Compact"/>
-            </w:pPr>
-            <w:r>
-              <w:t xml:space="preserve">44%</w:t>
-            </w:r>
-          </w:p>
-        </w:tc>
-        <w:tc>
-          <w:tcPr/>
-          <w:p>
-            <w:pPr>
-              <w:pStyle w:val="Compact"/>
-            </w:pPr>
-            <w:r>
-              <w:t xml:space="preserve">AI </w:t>
-            </w:r>
-            <w:r>
-              <w:rPr>
-                <w:rFonts w:hint="eastAsia"/>
-              </w:rPr>
-              <w:t xml:space="preserve">智能体、履约自动化、可用性；把</w:t>
-            </w:r>
-            <w:r>
-              <w:t xml:space="preserve"> 212 </w:t>
-            </w:r>
-            <w:r>
-              <w:rPr>
-                <w:rFonts w:hint="eastAsia"/>
-              </w:rPr>
-              <w:t xml:space="preserve">条</w:t>
-            </w:r>
-            <w:r>
-              <w:t xml:space="preserve"> API </w:t>
-            </w:r>
-            <w:r>
-              <w:rPr>
-                <w:rFonts w:hint="eastAsia"/>
-              </w:rPr>
-              <w:t xml:space="preserve">收到可签</w:t>
-            </w:r>
-            <w:r>
-              <w:t xml:space="preserve"> SLA</w:t>
+              <w:t xml:space="preserve">商业化与渠道</w:t>
+            </w:r>
+          </w:p>
+        </w:tc>
+        <w:tc>
+          <w:tcPr/>
+          <w:p>
+            <w:pPr>
+              <w:pStyle w:val="Compact"/>
+            </w:pPr>
+            <w:r>
+              <w:t xml:space="preserve">160</w:t>
+            </w:r>
+          </w:p>
+        </w:tc>
+        <w:tc>
+          <w:tcPr/>
+          <w:p>
+            <w:pPr>
+              <w:pStyle w:val="Compact"/>
+            </w:pPr>
+            <w:r>
+              <w:t xml:space="preserve">40%</w:t>
+            </w:r>
+          </w:p>
+        </w:tc>
+        <w:tc>
+          <w:tcPr/>
+          <w:p>
+            <w:pPr>
+              <w:pStyle w:val="Compact"/>
+            </w:pPr>
+            <w:r>
+              <w:rPr>
+                <w:rFonts w:hint="eastAsia"/>
+              </w:rPr>
+              <w:t xml:space="preserve">服务商转付费、微信注册激活、杭甬温商务</w:t>
             </w:r>
           </w:p>
         </w:tc>
@@ -6906,52 +6896,43 @@
               <w:rPr>
                 <w:rFonts w:hint="eastAsia"/>
               </w:rPr>
-              <w:t xml:space="preserve">交付与运营</w:t>
-            </w:r>
-          </w:p>
-        </w:tc>
-        <w:tc>
-          <w:tcPr/>
-          <w:p>
-            <w:pPr>
-              <w:pStyle w:val="Compact"/>
-            </w:pPr>
-            <w:r>
-              <w:t xml:space="preserve">150</w:t>
-            </w:r>
-          </w:p>
-        </w:tc>
-        <w:tc>
-          <w:tcPr/>
-          <w:p>
-            <w:pPr>
-              <w:pStyle w:val="Compact"/>
-            </w:pPr>
-            <w:r>
-              <w:t xml:space="preserve">30%</w:t>
-            </w:r>
-          </w:p>
-        </w:tc>
-        <w:tc>
-          <w:tcPr/>
-          <w:p>
-            <w:pPr>
-              <w:pStyle w:val="Compact"/>
-            </w:pPr>
-            <w:r>
-              <w:rPr>
-                <w:rFonts w:hint="eastAsia"/>
-              </w:rPr>
-              <w:t xml:space="preserve">达人供给、SOP、客成；把</w:t>
-            </w:r>
-            <w:r>
-              <w:t xml:space="preserve"> 737 </w:t>
-            </w:r>
-            <w:r>
-              <w:rPr>
-                <w:rFonts w:hint="eastAsia"/>
-              </w:rPr>
-              <w:t xml:space="preserve">名会员变成可履约产能</w:t>
+              <w:t xml:space="preserve">交付与达人供给</w:t>
+            </w:r>
+          </w:p>
+        </w:tc>
+        <w:tc>
+          <w:tcPr/>
+          <w:p>
+            <w:pPr>
+              <w:pStyle w:val="Compact"/>
+            </w:pPr>
+            <w:r>
+              <w:t xml:space="preserve">100</w:t>
+            </w:r>
+          </w:p>
+        </w:tc>
+        <w:tc>
+          <w:tcPr/>
+          <w:p>
+            <w:pPr>
+              <w:pStyle w:val="Compact"/>
+            </w:pPr>
+            <w:r>
+              <w:t xml:space="preserve">25%</w:t>
+            </w:r>
+          </w:p>
+        </w:tc>
+        <w:tc>
+          <w:tcPr/>
+          <w:p>
+            <w:pPr>
+              <w:pStyle w:val="Compact"/>
+            </w:pPr>
+            <w:r>
+              <w:rPr>
+                <w:rFonts w:hint="eastAsia"/>
+              </w:rPr>
+              <w:t xml:space="preserve">SOP、客成、把现有会员变成可履约产能</w:t>
             </w:r>
           </w:p>
         </w:tc>
@@ -6967,43 +6948,43 @@
               <w:rPr>
                 <w:rFonts w:hint="eastAsia"/>
               </w:rPr>
-              <w:t xml:space="preserve">市场与销售</w:t>
-            </w:r>
-          </w:p>
-        </w:tc>
-        <w:tc>
-          <w:tcPr/>
-          <w:p>
-            <w:pPr>
-              <w:pStyle w:val="Compact"/>
-            </w:pPr>
-            <w:r>
-              <w:t xml:space="preserve">80</w:t>
-            </w:r>
-          </w:p>
-        </w:tc>
-        <w:tc>
-          <w:tcPr/>
-          <w:p>
-            <w:pPr>
-              <w:pStyle w:val="Compact"/>
-            </w:pPr>
-            <w:r>
-              <w:t xml:space="preserve">16%</w:t>
-            </w:r>
-          </w:p>
-        </w:tc>
-        <w:tc>
-          <w:tcPr/>
-          <w:p>
-            <w:pPr>
-              <w:pStyle w:val="Compact"/>
-            </w:pPr>
-            <w:r>
-              <w:rPr>
-                <w:rFonts w:hint="eastAsia"/>
-              </w:rPr>
-              <w:t xml:space="preserve">杭甬温</w:t>
+              <w:t xml:space="preserve">研发与云资源</w:t>
+            </w:r>
+          </w:p>
+        </w:tc>
+        <w:tc>
+          <w:tcPr/>
+          <w:p>
+            <w:pPr>
+              <w:pStyle w:val="Compact"/>
+            </w:pPr>
+            <w:r>
+              <w:t xml:space="preserve">100</w:t>
+            </w:r>
+          </w:p>
+        </w:tc>
+        <w:tc>
+          <w:tcPr/>
+          <w:p>
+            <w:pPr>
+              <w:pStyle w:val="Compact"/>
+            </w:pPr>
+            <w:r>
+              <w:t xml:space="preserve">25%</w:t>
+            </w:r>
+          </w:p>
+        </w:tc>
+        <w:tc>
+          <w:tcPr/>
+          <w:p>
+            <w:pPr>
+              <w:pStyle w:val="Compact"/>
+            </w:pPr>
+            <w:r>
+              <w:rPr>
+                <w:rFonts w:hint="eastAsia"/>
+              </w:rPr>
+              <w:t xml:space="preserve">稳定现有</w:t>
             </w:r>
             <w:r>
               <w:t xml:space="preserve"> </w:t>
@@ -7012,16 +6993,7 @@
               <w:rPr>
                 <w:rFonts w:hint="eastAsia"/>
               </w:rPr>
-              <w:t xml:space="preserve">BD、服务商合同、把</w:t>
-            </w:r>
-            <w:r>
-              <w:t xml:space="preserve"> 13 </w:t>
-            </w:r>
-            <w:r>
-              <w:rPr>
-                <w:rFonts w:hint="eastAsia"/>
-              </w:rPr>
-              <w:t xml:space="preserve">个「微信商家」激活成具名门店</w:t>
+              <w:t xml:space="preserve">API、控制模型成本</w:t>
             </w:r>
           </w:p>
         </w:tc>
@@ -7048,7 +7020,7 @@
               <w:pStyle w:val="Compact"/>
             </w:pPr>
             <w:r>
-              <w:t xml:space="preserve">50</w:t>
+              <w:t xml:space="preserve">40</w:t>
             </w:r>
           </w:p>
         </w:tc>
@@ -7073,7 +7045,7 @@
               <w:rPr>
                 <w:rFonts w:hint="eastAsia"/>
               </w:rPr>
-              <w:t xml:space="preserve">合规、灾备、支付与内容审核</w:t>
+              <w:t xml:space="preserve">支付、内容审核、灾备</w:t>
             </w:r>
           </w:p>
         </w:tc>
@@ -7106,7 +7078,7 @@
                 <w:b/>
                 <w:bCs/>
               </w:rPr>
-              <w:t xml:space="preserve">500</w:t>
+              <w:t xml:space="preserve">400</w:t>
             </w:r>
           </w:p>
         </w:tc>
@@ -7132,7 +7104,7 @@
               <w:pStyle w:val="Compact"/>
             </w:pPr>
             <w:r>
-              <w:t xml:space="preserve">18–24 </w:t>
+              <w:t xml:space="preserve">18 </w:t>
             </w:r>
             <w:r>
               <w:rPr>
@@ -7161,7 +7133,7 @@
         <w:rPr>
           <w:rFonts w:hint="eastAsia"/>
         </w:rPr>
-        <w:t xml:space="preserve">4–5、产品运营</w:t>
+        <w:t xml:space="preserve">3–4（含现有）、产品运营</w:t>
       </w:r>
       <w:r>
         <w:t xml:space="preserve"> </w:t>
@@ -7170,34 +7142,7 @@
         <w:rPr>
           <w:rFonts w:hint="eastAsia"/>
         </w:rPr>
-        <w:t xml:space="preserve">2、商务</w:t>
-      </w:r>
-      <w:r>
-        <w:t xml:space="preserve"> BD </w:t>
-      </w:r>
-      <w:r>
-        <w:rPr>
-          <w:rFonts w:hint="eastAsia"/>
-        </w:rPr>
-        <w:t xml:space="preserve">2–3（宁波</w:t>
-      </w:r>
-      <w:r>
-        <w:t xml:space="preserve"> / </w:t>
-      </w:r>
-      <w:r>
-        <w:rPr>
-          <w:rFonts w:hint="eastAsia"/>
-        </w:rPr>
-        <w:t xml:space="preserve">温州</w:t>
-      </w:r>
-      <w:r>
-        <w:t xml:space="preserve"> / </w:t>
-      </w:r>
-      <w:r>
-        <w:rPr>
-          <w:rFonts w:hint="eastAsia"/>
-        </w:rPr>
-        <w:t xml:space="preserve">杭州各</w:t>
+        <w:t xml:space="preserve">1–2、商务</w:t>
       </w:r>
       <w:r>
         <w:t xml:space="preserve"> </w:t>
@@ -7206,10 +7151,34 @@
         <w:rPr>
           <w:rFonts w:hint="eastAsia"/>
         </w:rPr>
-        <w:t xml:space="preserve">1）、创始团队</w:t>
-      </w:r>
-      <w:r>
-        <w:t xml:space="preserve"> 2。</w:t>
+        <w:t xml:space="preserve">2、创始团队</w:t>
+      </w:r>
+      <w:r>
+        <w:t xml:space="preserve"> </w:t>
+      </w:r>
+      <w:r>
+        <w:rPr>
+          <w:rFonts w:hint="eastAsia"/>
+        </w:rPr>
+        <w:t xml:space="preserve">2。首次交割</w:t>
+      </w:r>
+      <w:r>
+        <w:t xml:space="preserve"> 300 </w:t>
+      </w:r>
+      <w:r>
+        <w:rPr>
+          <w:rFonts w:hint="eastAsia"/>
+        </w:rPr>
+        <w:t xml:space="preserve">万即可按此比例启动；超募至</w:t>
+      </w:r>
+      <w:r>
+        <w:t xml:space="preserve"> 500 </w:t>
+      </w:r>
+      <w:r>
+        <w:rPr>
+          <w:rFonts w:hint="eastAsia"/>
+        </w:rPr>
+        <w:t xml:space="preserve">万时，增加商业化与云资源，不扩大编制泡沫。</w:t>
       </w:r>
     </w:p>
     <w:p>
@@ -8417,30 +8386,21 @@
               <w:rPr>
                 <w:rFonts w:hint="eastAsia"/>
               </w:rPr>
-              <w:t xml:space="preserve">奇绩创坛</w:t>
-            </w:r>
-          </w:p>
-        </w:tc>
-        <w:tc>
-          <w:tcPr/>
-          <w:p>
-            <w:pPr>
-              <w:pStyle w:val="Compact"/>
-            </w:pPr>
-            <w:r>
-              <w:rPr>
-                <w:rFonts w:hint="eastAsia"/>
-              </w:rPr>
-              <w:t xml:space="preserve">批次制、认</w:t>
-            </w:r>
-            <w:r>
-              <w:t xml:space="preserve"> AI </w:t>
-            </w:r>
-            <w:r>
-              <w:rPr>
-                <w:rFonts w:hint="eastAsia"/>
-              </w:rPr>
-              <w:t xml:space="preserve">Agent，申请入口标准化</w:t>
+              <w:t xml:space="preserve">宁波市天使投资引导基金</w:t>
+            </w:r>
+          </w:p>
+        </w:tc>
+        <w:tc>
+          <w:tcPr/>
+          <w:p>
+            <w:pPr>
+              <w:pStyle w:val="Compact"/>
+            </w:pPr>
+            <w:r>
+              <w:rPr>
+                <w:rFonts w:hint="eastAsia"/>
+              </w:rPr>
+              <w:t xml:space="preserve">主体已在宁波，种子直投常态化申报</w:t>
             </w:r>
           </w:p>
         </w:tc>
@@ -8467,30 +8427,30 @@
               <w:rPr>
                 <w:rFonts w:hint="eastAsia"/>
               </w:rPr>
-              <w:t xml:space="preserve">天使湾创投</w:t>
-            </w:r>
-          </w:p>
-        </w:tc>
-        <w:tc>
-          <w:tcPr/>
-          <w:p>
-            <w:pPr>
-              <w:pStyle w:val="Compact"/>
-            </w:pPr>
-            <w:r>
-              <w:rPr>
-                <w:rFonts w:hint="eastAsia"/>
-              </w:rPr>
-              <w:t xml:space="preserve">杭州早期，在线八问，100</w:t>
-            </w:r>
-            <w:r>
-              <w:t xml:space="preserve"> </w:t>
-            </w:r>
-            <w:r>
-              <w:rPr>
-                <w:rFonts w:hint="eastAsia"/>
-              </w:rPr>
-              <w:t xml:space="preserve">小时反馈，支票快</w:t>
+              <w:t xml:space="preserve">奇绩创坛</w:t>
+            </w:r>
+          </w:p>
+        </w:tc>
+        <w:tc>
+          <w:tcPr/>
+          <w:p>
+            <w:pPr>
+              <w:pStyle w:val="Compact"/>
+            </w:pPr>
+            <w:r>
+              <w:rPr>
+                <w:rFonts w:hint="eastAsia"/>
+              </w:rPr>
+              <w:t xml:space="preserve">批次制、认</w:t>
+            </w:r>
+            <w:r>
+              <w:t xml:space="preserve"> AI </w:t>
+            </w:r>
+            <w:r>
+              <w:rPr>
+                <w:rFonts w:hint="eastAsia"/>
+              </w:rPr>
+              <w:t xml:space="preserve">Agent，申请入口标准化</w:t>
             </w:r>
           </w:p>
         </w:tc>
@@ -8517,21 +8477,30 @@
               <w:rPr>
                 <w:rFonts w:hint="eastAsia"/>
               </w:rPr>
-              <w:t xml:space="preserve">浙商创投</w:t>
-            </w:r>
-          </w:p>
-        </w:tc>
-        <w:tc>
-          <w:tcPr/>
-          <w:p>
-            <w:pPr>
-              <w:pStyle w:val="Compact"/>
-            </w:pPr>
-            <w:r>
-              <w:rPr>
-                <w:rFonts w:hint="eastAsia"/>
-              </w:rPr>
-              <w:t xml:space="preserve">植根浙江，投实体数字化</w:t>
+              <w:t xml:space="preserve">天使湾创投</w:t>
+            </w:r>
+          </w:p>
+        </w:tc>
+        <w:tc>
+          <w:tcPr/>
+          <w:p>
+            <w:pPr>
+              <w:pStyle w:val="Compact"/>
+            </w:pPr>
+            <w:r>
+              <w:rPr>
+                <w:rFonts w:hint="eastAsia"/>
+              </w:rPr>
+              <w:t xml:space="preserve">杭州早期，在线八问，100</w:t>
+            </w:r>
+            <w:r>
+              <w:t xml:space="preserve"> </w:t>
+            </w:r>
+            <w:r>
+              <w:rPr>
+                <w:rFonts w:hint="eastAsia"/>
+              </w:rPr>
+              <w:t xml:space="preserve">小时反馈，支票快</w:t>
             </w:r>
           </w:p>
         </w:tc>
@@ -8558,6 +8527,47 @@
               <w:rPr>
                 <w:rFonts w:hint="eastAsia"/>
               </w:rPr>
+              <w:t xml:space="preserve">浙商创投</w:t>
+            </w:r>
+          </w:p>
+        </w:tc>
+        <w:tc>
+          <w:tcPr/>
+          <w:p>
+            <w:pPr>
+              <w:pStyle w:val="Compact"/>
+            </w:pPr>
+            <w:r>
+              <w:rPr>
+                <w:rFonts w:hint="eastAsia"/>
+              </w:rPr>
+              <w:t xml:space="preserve">植根浙江，投实体数字化</w:t>
+            </w:r>
+          </w:p>
+        </w:tc>
+      </w:tr>
+      <w:tr>
+        <w:tc>
+          <w:tcPr/>
+          <w:p>
+            <w:pPr>
+              <w:pStyle w:val="Compact"/>
+            </w:pPr>
+            <w:r>
+              <w:t xml:space="preserve">P1</w:t>
+            </w:r>
+          </w:p>
+        </w:tc>
+        <w:tc>
+          <w:tcPr/>
+          <w:p>
+            <w:pPr>
+              <w:pStyle w:val="Compact"/>
+            </w:pPr>
+            <w:r>
+              <w:rPr>
+                <w:rFonts w:hint="eastAsia"/>
+              </w:rPr>
               <w:t xml:space="preserve">温州科创</w:t>
             </w:r>
             <w:r>
@@ -8581,7 +8591,7 @@
               <w:rPr>
                 <w:rFonts w:hint="eastAsia"/>
               </w:rPr>
-              <w:t xml:space="preserve">星选供给在温州有密度，主体宁波</w:t>
+              <w:t xml:space="preserve">星选供给在温州有密度，主体已在宁波</w:t>
             </w:r>
           </w:p>
         </w:tc>
@@ -8859,7 +8869,16 @@
         <w:rPr>
           <w:rFonts w:hint="eastAsia"/>
         </w:rPr>
-        <w:t xml:space="preserve">浙江国资或浙商创投做「落地与耐心资本」；奇绩</w:t>
+        <w:t xml:space="preserve">宁波天使引导基金</w:t>
+      </w:r>
+      <w:r>
+        <w:t xml:space="preserve"> + </w:t>
+      </w:r>
+      <w:r>
+        <w:rPr>
+          <w:rFonts w:hint="eastAsia"/>
+        </w:rPr>
+        <w:t xml:space="preserve">浙商创投做落地资本；奇绩</w:t>
       </w:r>
       <w:r>
         <w:t xml:space="preserve"> / </w:t>
@@ -8877,7 +8896,7 @@
         <w:rPr>
           <w:rFonts w:hint="eastAsia"/>
         </w:rPr>
-        <w:t xml:space="preserve">梅花做「速度与品牌」。500</w:t>
+        <w:t xml:space="preserve">梅花做速度与品牌。400</w:t>
       </w:r>
       <w:r>
         <w:t xml:space="preserve"> </w:t>
@@ -8886,16 +8905,16 @@
         <w:rPr>
           <w:rFonts w:hint="eastAsia"/>
         </w:rPr>
-        <w:t xml:space="preserve">万不必一家吃满，2–3</w:t>
-      </w:r>
-      <w:r>
-        <w:t xml:space="preserve"> </w:t>
-      </w:r>
-      <w:r>
-        <w:rPr>
-          <w:rFonts w:hint="eastAsia"/>
-        </w:rPr>
-        <w:t xml:space="preserve">家拼盘更符合种子轮现实。</w:t>
+        <w:t xml:space="preserve">万用</w:t>
+      </w:r>
+      <w:r>
+        <w:t xml:space="preserve"> 2–3 </w:t>
+      </w:r>
+      <w:r>
+        <w:rPr>
+          <w:rFonts w:hint="eastAsia"/>
+        </w:rPr>
+        <w:t xml:space="preserve">家拼盘，不必一家吃满。</w:t>
       </w:r>
     </w:p>
     <w:p>

--- a/docs/seed-round-202609/灵祺种子轮-投资人备忘录.docx
+++ b/docs/seed-round-202609/灵祺种子轮-投资人备忘录.docx
@@ -798,7 +798,7 @@
         </w:tc>
       </w:tr>
     </w:tbl>
-    <w:bookmarkStart w:id="10" w:name="当前判断"/>
+    <w:bookmarkStart w:id="10" w:name="当前状态"/>
     <w:p>
       <w:pPr>
         <w:pStyle w:val="Heading3"/>
@@ -807,7 +807,7 @@
         <w:rPr>
           <w:rFonts w:hint="eastAsia"/>
         </w:rPr>
-        <w:t xml:space="preserve">当前判断</w:t>
+        <w:t xml:space="preserve">当前状态</w:t>
       </w:r>
     </w:p>
     <w:p>
@@ -976,7 +976,7 @@
         <w:t xml:space="preserve"> active。</w:t>
       </w:r>
     </w:p>
-    <w:bookmarkStart w:id="12" w:name="一张表看清现在有多真"/>
+    <w:bookmarkStart w:id="12" w:name="生产用量总表"/>
     <w:p>
       <w:pPr>
         <w:pStyle w:val="Heading3"/>
@@ -988,7 +988,7 @@
         <w:rPr>
           <w:rFonts w:hint="eastAsia"/>
         </w:rPr>
-        <w:t xml:space="preserve">一张表看清现在有多「真」</w:t>
+        <w:t xml:space="preserve">生产用量总表</w:t>
       </w:r>
     </w:p>
     <w:tbl>
@@ -1046,21 +1046,21 @@
               <w:rPr>
                 <w:rFonts w:hint="eastAsia"/>
               </w:rPr>
-              <w:t xml:space="preserve">口径说明</w:t>
-            </w:r>
-          </w:p>
-        </w:tc>
-        <w:tc>
-          <w:tcPr/>
-          <w:p>
-            <w:pPr>
-              <w:pStyle w:val="Compact"/>
-            </w:pPr>
-            <w:r>
-              <w:rPr>
-                <w:rFonts w:hint="eastAsia"/>
-              </w:rPr>
-              <w:t xml:space="preserve">对外怎么讲</w:t>
+              <w:t xml:space="preserve">说明</w:t>
+            </w:r>
+          </w:p>
+        </w:tc>
+        <w:tc>
+          <w:tcPr/>
+          <w:p>
+            <w:pPr>
+              <w:pStyle w:val="Compact"/>
+            </w:pPr>
+            <w:r>
+              <w:rPr>
+                <w:rFonts w:hint="eastAsia"/>
+              </w:rPr>
+              <w:t xml:space="preserve">含义</w:t>
             </w:r>
           </w:p>
         </w:tc>
@@ -2539,14 +2539,14 @@
               <w:rPr>
                 <w:rFonts w:hint="eastAsia"/>
               </w:rPr>
-              <w:t xml:space="preserve">系统在被持续打</w:t>
+              <w:t xml:space="preserve">生产环境持续有访问</w:t>
             </w:r>
           </w:p>
         </w:tc>
       </w:tr>
     </w:tbl>
     <w:bookmarkEnd w:id="12"/>
-    <w:bookmarkStart w:id="13" w:name="erp-租户怎么拆投资人必问"/>
+    <w:bookmarkStart w:id="13" w:name="erp-租户构成"/>
     <w:p>
       <w:pPr>
         <w:pStyle w:val="Heading3"/>
@@ -2558,7 +2558,7 @@
         <w:rPr>
           <w:rFonts w:hint="eastAsia"/>
         </w:rPr>
-        <w:t xml:space="preserve">租户怎么拆（投资人必问）</w:t>
+        <w:t xml:space="preserve">租户构成</w:t>
       </w:r>
     </w:p>
     <w:p>
@@ -2644,7 +2644,7 @@
               <w:rPr>
                 <w:rFonts w:hint="eastAsia"/>
               </w:rPr>
-              <w:t xml:space="preserve">判断</w:t>
+              <w:t xml:space="preserve">说明</w:t>
             </w:r>
           </w:p>
         </w:tc>
@@ -2712,7 +2712,7 @@
               <w:rPr>
                 <w:rFonts w:hint="eastAsia"/>
               </w:rPr>
-              <w:t xml:space="preserve">可路演点名，需再补案例包</w:t>
+              <w:t xml:space="preserve">可作为案例展示，案例包补充中</w:t>
             </w:r>
           </w:p>
         </w:tc>
@@ -2771,7 +2771,7 @@
               <w:rPr>
                 <w:rFonts w:hint="eastAsia"/>
               </w:rPr>
-              <w:t xml:space="preserve">获客入口在，激活不足</w:t>
+              <w:t xml:space="preserve">获客入口已在，激活仍不足</w:t>
             </w:r>
           </w:p>
         </w:tc>
@@ -2866,7 +2866,7 @@
               <w:rPr>
                 <w:rFonts w:hint="eastAsia"/>
               </w:rPr>
-              <w:t xml:space="preserve">不计入对外付费</w:t>
+              <w:t xml:space="preserve">不计入付费客户</w:t>
             </w:r>
           </w:p>
         </w:tc>
@@ -5261,7 +5261,7 @@
       </w:tr>
     </w:tbl>
     <w:bookmarkEnd w:id="20"/>
-    <w:bookmarkStart w:id="21" w:name="投资人可感知的差异"/>
+    <w:bookmarkStart w:id="21" w:name="与同类产品的差异"/>
     <w:p>
       <w:pPr>
         <w:pStyle w:val="Heading3"/>
@@ -5273,7 +5273,7 @@
         <w:rPr>
           <w:rFonts w:hint="eastAsia"/>
         </w:rPr>
-        <w:t xml:space="preserve">投资人可感知的差异</w:t>
+        <w:t xml:space="preserve">与同类产品的差异</w:t>
       </w:r>
     </w:p>
     <w:tbl>
@@ -5897,10 +5897,10 @@
         <w:rPr>
           <w:rFonts w:hint="eastAsia"/>
         </w:rPr>
-        <w:t xml:space="preserve">窗口期判断：12–24</w:t>
-      </w:r>
-      <w:r>
-        <w:t xml:space="preserve"> </w:t>
+        <w:t xml:space="preserve">窗口期约</w:t>
+      </w:r>
+      <w:r>
+        <w:t xml:space="preserve"> 12–24 </w:t>
       </w:r>
       <w:r>
         <w:rPr>
@@ -7178,7 +7178,7 @@
         <w:rPr>
           <w:rFonts w:hint="eastAsia"/>
         </w:rPr>
-        <w:t xml:space="preserve">万时，增加商业化与云资源，不扩大编制泡沫。</w:t>
+        <w:t xml:space="preserve">万时，增加商业化与云资源，不扩大编制。</w:t>
       </w:r>
     </w:p>
     <w:p>
@@ -7204,7 +7204,7 @@
         <w:t xml:space="preserve">团队、条款、风险</w:t>
       </w:r>
     </w:p>
-    <w:bookmarkStart w:id="29" w:name="团队路演请携带简历与股权结构"/>
+    <w:bookmarkStart w:id="29" w:name="团队"/>
     <w:p>
       <w:pPr>
         <w:pStyle w:val="Heading3"/>
@@ -7216,7 +7216,7 @@
         <w:rPr>
           <w:rFonts w:hint="eastAsia"/>
         </w:rPr>
-        <w:t xml:space="preserve">团队（路演请携带简历与股权结构）</w:t>
+        <w:t xml:space="preserve">团队</w:t>
       </w:r>
     </w:p>
     <w:tbl>
@@ -7843,7 +7843,7 @@
     </w:p>
     <w:bookmarkEnd w:id="30"/>
     <w:bookmarkEnd w:id="31"/>
-    <w:bookmarkStart w:id="32" w:name="投资人会问的-6-个数现在能答到哪"/>
+    <w:bookmarkStart w:id="32" w:name="核心经营指标"/>
     <w:p>
       <w:pPr>
         <w:pStyle w:val="Heading2"/>
@@ -7855,16 +7855,7 @@
         <w:rPr>
           <w:rFonts w:hint="eastAsia"/>
         </w:rPr>
-        <w:t xml:space="preserve">投资人会问的</w:t>
-      </w:r>
-      <w:r>
-        <w:t xml:space="preserve"> 6 </w:t>
-      </w:r>
-      <w:r>
-        <w:rPr>
-          <w:rFonts w:hint="eastAsia"/>
-        </w:rPr>
-        <w:t xml:space="preserve">个数（现在能答到哪）</w:t>
+        <w:t xml:space="preserve">核心经营指标</w:t>
       </w:r>
     </w:p>
     <w:tbl>
@@ -7893,21 +7884,21 @@
               <w:rPr>
                 <w:rFonts w:hint="eastAsia"/>
               </w:rPr>
-              <w:t xml:space="preserve">问题</w:t>
-            </w:r>
-          </w:p>
-        </w:tc>
-        <w:tc>
-          <w:tcPr/>
-          <w:p>
-            <w:pPr>
-              <w:pStyle w:val="Compact"/>
-            </w:pPr>
-            <w:r>
-              <w:rPr>
-                <w:rFonts w:hint="eastAsia"/>
-              </w:rPr>
-              <w:t xml:space="preserve">现在能答</w:t>
+              <w:t xml:space="preserve">指标</w:t>
+            </w:r>
+          </w:p>
+        </w:tc>
+        <w:tc>
+          <w:tcPr/>
+          <w:p>
+            <w:pPr>
+              <w:pStyle w:val="Compact"/>
+            </w:pPr>
+            <w:r>
+              <w:rPr>
+                <w:rFonts w:hint="eastAsia"/>
+              </w:rPr>
+              <w:t xml:space="preserve">当前</w:t>
             </w:r>
           </w:p>
         </w:tc>
@@ -7924,7 +7915,7 @@
               <w:rPr>
                 <w:rFonts w:hint="eastAsia"/>
               </w:rPr>
-              <w:t xml:space="preserve">天补齐</w:t>
+              <w:t xml:space="preserve">天计划</w:t>
             </w:r>
           </w:p>
         </w:tc>
@@ -8280,7 +8271,7 @@
       </w:r>
     </w:p>
     <w:bookmarkEnd w:id="32"/>
-    <w:bookmarkStart w:id="33" w:name="建议接触顺序"/>
+    <w:bookmarkStart w:id="33" w:name="本轮拟邀请的机构"/>
     <w:p>
       <w:pPr>
         <w:pStyle w:val="Heading2"/>
@@ -8292,7 +8283,7 @@
         <w:rPr>
           <w:rFonts w:hint="eastAsia"/>
         </w:rPr>
-        <w:t xml:space="preserve">建议接触顺序</w:t>
+        <w:t xml:space="preserve">本轮拟邀请的机构</w:t>
       </w:r>
     </w:p>
     <w:p>
@@ -8303,7 +8294,16 @@
         <w:rPr>
           <w:rFonts w:hint="eastAsia"/>
         </w:rPr>
-        <w:t xml:space="preserve">成功率优先，不追最有名的牌子。完整联络与邮件正文见同目录《机构投递清单与邮件模板》。</w:t>
+        <w:t xml:space="preserve">本轮优先对接浙江落地资本，以及认可</w:t>
+      </w:r>
+      <w:r>
+        <w:t xml:space="preserve"> AI </w:t>
+      </w:r>
+      <w:r>
+        <w:rPr>
+          <w:rFonts w:hint="eastAsia"/>
+        </w:rPr>
+        <w:t xml:space="preserve">应用落地的早期品牌机构。</w:t>
       </w:r>
     </w:p>
     <w:tbl>
@@ -8359,7 +8359,7 @@
               <w:rPr>
                 <w:rFonts w:hint="eastAsia"/>
               </w:rPr>
-              <w:t xml:space="preserve">为什么现在更容易成交</w:t>
+              <w:t xml:space="preserve">匹配点</w:t>
             </w:r>
           </w:p>
         </w:tc>
@@ -8491,16 +8491,7 @@
               <w:rPr>
                 <w:rFonts w:hint="eastAsia"/>
               </w:rPr>
-              <w:t xml:space="preserve">杭州早期，在线八问，100</w:t>
-            </w:r>
-            <w:r>
-              <w:t xml:space="preserve"> </w:t>
-            </w:r>
-            <w:r>
-              <w:rPr>
-                <w:rFonts w:hint="eastAsia"/>
-              </w:rPr>
-              <w:t xml:space="preserve">小时反馈，支票快</w:t>
+              <w:t xml:space="preserve">杭州早期机构，关注新零售与产业互联网</w:t>
             </w:r>
           </w:p>
         </w:tc>
@@ -8673,25 +8664,16 @@
               <w:rPr>
                 <w:rFonts w:hint="eastAsia"/>
               </w:rPr>
-              <w:t xml:space="preserve">第一张支票；AI</w:t>
-            </w:r>
-            <w:r>
-              <w:t xml:space="preserve"> </w:t>
-            </w:r>
-            <w:r>
-              <w:rPr>
-                <w:rFonts w:hint="eastAsia"/>
-              </w:rPr>
-              <w:t xml:space="preserve">项目走</w:t>
-            </w:r>
-            <w:r>
-              <w:t xml:space="preserve"> prompt </w:t>
-            </w:r>
-            <w:r>
-              <w:rPr>
-                <w:rFonts w:hint="eastAsia"/>
-              </w:rPr>
-              <w:t xml:space="preserve">邮箱</w:t>
+              <w:t xml:space="preserve">早期支票，关注</w:t>
+            </w:r>
+            <w:r>
+              <w:t xml:space="preserve"> AI </w:t>
+            </w:r>
+            <w:r>
+              <w:rPr>
+                <w:rFonts w:hint="eastAsia"/>
+              </w:rPr>
+              <w:t xml:space="preserve">应用落地</w:t>
             </w:r>
           </w:p>
         </w:tc>
@@ -8838,13 +8820,19 @@
               <w:pStyle w:val="Compact"/>
             </w:pPr>
             <w:r>
-              <w:t xml:space="preserve">Agent </w:t>
-            </w:r>
-            <w:r>
-              <w:rPr>
-                <w:rFonts w:hint="eastAsia"/>
-              </w:rPr>
-              <w:t xml:space="preserve">与数智化叙事，材料门槛更高</w:t>
+              <w:rPr>
+                <w:rFonts w:hint="eastAsia"/>
+              </w:rPr>
+              <w:t xml:space="preserve">关注</w:t>
+            </w:r>
+            <w:r>
+              <w:t xml:space="preserve"> Agent </w:t>
+            </w:r>
+            <w:r>
+              <w:rPr>
+                <w:rFonts w:hint="eastAsia"/>
+              </w:rPr>
+              <w:t xml:space="preserve">与企业服务数智化</w:t>
             </w:r>
           </w:p>
         </w:tc>
@@ -8857,28 +8845,8 @@
       <w:r>
         <w:rPr>
           <w:rFonts w:hint="eastAsia"/>
-          <w:b/>
-          <w:bCs/>
-        </w:rPr>
-        <w:t xml:space="preserve">配比建议：</w:t>
-      </w:r>
-      <w:r>
-        <w:t xml:space="preserve"> </w:t>
-      </w:r>
-      <w:r>
-        <w:rPr>
-          <w:rFonts w:hint="eastAsia"/>
-        </w:rPr>
-        <w:t xml:space="preserve">宁波天使引导基金</w:t>
-      </w:r>
-      <w:r>
-        <w:t xml:space="preserve"> + </w:t>
-      </w:r>
-      <w:r>
-        <w:rPr>
-          <w:rFonts w:hint="eastAsia"/>
-        </w:rPr>
-        <w:t xml:space="preserve">浙商创投做落地资本；奇绩</w:t>
+        </w:rPr>
+        <w:t xml:space="preserve">本轮拟由宁波天使引导基金、浙商创投与奇绩</w:t>
       </w:r>
       <w:r>
         <w:t xml:space="preserve"> / </w:t>
@@ -8896,25 +8864,7 @@
         <w:rPr>
           <w:rFonts w:hint="eastAsia"/>
         </w:rPr>
-        <w:t xml:space="preserve">梅花做速度与品牌。400</w:t>
-      </w:r>
-      <w:r>
-        <w:t xml:space="preserve"> </w:t>
-      </w:r>
-      <w:r>
-        <w:rPr>
-          <w:rFonts w:hint="eastAsia"/>
-        </w:rPr>
-        <w:t xml:space="preserve">万用</w:t>
-      </w:r>
-      <w:r>
-        <w:t xml:space="preserve"> 2–3 </w:t>
-      </w:r>
-      <w:r>
-        <w:rPr>
-          <w:rFonts w:hint="eastAsia"/>
-        </w:rPr>
-        <w:t xml:space="preserve">家拼盘，不必一家吃满。</w:t>
+        <w:t xml:space="preserve">梅花共同参与，无需单一机构覆盖全部额度。</w:t>
       </w:r>
     </w:p>
     <w:p>
@@ -8925,7 +8875,7 @@
       </w:r>
     </w:p>
     <w:bookmarkEnd w:id="33"/>
-    <w:bookmarkStart w:id="34" w:name="附录随邮件一起发的材料"/>
+    <w:bookmarkStart w:id="34" w:name="附录"/>
     <w:p>
       <w:pPr>
         <w:pStyle w:val="Heading2"/>
@@ -8937,7 +8887,7 @@
         <w:rPr>
           <w:rFonts w:hint="eastAsia"/>
         </w:rPr>
-        <w:t xml:space="preserve">附录：随邮件一起发的材料</w:t>
+        <w:t xml:space="preserve">附录</w:t>
       </w:r>
     </w:p>
     <w:p>
@@ -8988,7 +8938,7 @@
         <w:rPr>
           <w:rFonts w:hint="eastAsia"/>
         </w:rPr>
-        <w:t xml:space="preserve">《机构投递清单与邮件模板》</w:t>
+        <w:t xml:space="preserve">公司介绍（如需另附）</w:t>
       </w:r>
       <w:r>
         <w:br/>
@@ -9006,13 +8956,16 @@
         <w:rPr>
           <w:rFonts w:hint="eastAsia"/>
         </w:rPr>
-        <w:t xml:space="preserve">公司介绍：</w:t>
-      </w:r>
-      <w:r>
-        <w:rPr>
-          <w:rStyle w:val="VerbatimChar"/>
-        </w:rPr>
-        <w:t xml:space="preserve">docs/lingqi-company-intro/</w:t>
+        <w:t xml:space="preserve">Demo：商家</w:t>
+      </w:r>
+      <w:r>
+        <w:t xml:space="preserve"> ERP + </w:t>
+      </w:r>
+      <w:r>
+        <w:rPr>
+          <w:rFonts w:hint="eastAsia"/>
+        </w:rPr>
+        <w:t xml:space="preserve">星选（只读账号另附）</w:t>
       </w:r>
       <w:r>
         <w:br/>
@@ -9030,80 +8983,7 @@
         <w:rPr>
           <w:rFonts w:hint="eastAsia"/>
         </w:rPr>
-        <w:t xml:space="preserve">交互路演页：</w:t>
-      </w:r>
-      <w:r>
-        <w:rPr>
-          <w:rStyle w:val="VerbatimChar"/>
-          <w:rFonts w:hint="eastAsia"/>
-        </w:rPr>
-        <w:t xml:space="preserve">商业BP/</w:t>
-      </w:r>
-      <w:r>
-        <w:rPr>
-          <w:rFonts w:hint="eastAsia"/>
-        </w:rPr>
-        <w:t xml:space="preserve">（本地</w:t>
-      </w:r>
-      <w:r>
-        <w:t xml:space="preserve"> </w:t>
-      </w:r>
-      <w:r>
-        <w:rPr>
-          <w:rStyle w:val="VerbatimChar"/>
-        </w:rPr>
-        <w:t xml:space="preserve">python3 -m http.server 8765</w:t>
-      </w:r>
-      <w:r>
-        <w:rPr>
-          <w:rFonts w:hint="eastAsia"/>
-        </w:rPr>
-        <w:t xml:space="preserve">）</w:t>
-      </w:r>
-      <w:r>
-        <w:br/>
-      </w:r>
-    </w:p>
-    <w:p>
-      <w:pPr>
-        <w:pStyle w:val="Compact"/>
-        <w:numPr>
-          <w:ilvl w:val="0"/>
-          <w:numId w:val="1006"/>
-        </w:numPr>
-      </w:pPr>
-      <w:r>
-        <w:rPr>
-          <w:rFonts w:hint="eastAsia"/>
-        </w:rPr>
-        <w:t xml:space="preserve">Demo：商家</w:t>
-      </w:r>
-      <w:r>
-        <w:t xml:space="preserve"> ERP + </w:t>
-      </w:r>
-      <w:r>
-        <w:rPr>
-          <w:rFonts w:hint="eastAsia"/>
-        </w:rPr>
-        <w:t xml:space="preserve">星选（请另附只读账号）</w:t>
-      </w:r>
-      <w:r>
-        <w:br/>
-      </w:r>
-    </w:p>
-    <w:p>
-      <w:pPr>
-        <w:pStyle w:val="Compact"/>
-        <w:numPr>
-          <w:ilvl w:val="0"/>
-          <w:numId w:val="1006"/>
-        </w:numPr>
-      </w:pPr>
-      <w:r>
-        <w:rPr>
-          <w:rFonts w:hint="eastAsia"/>
-        </w:rPr>
-        <w:t xml:space="preserve">待补：3</w:t>
+        <w:t xml:space="preserve">后续补充：3</w:t>
       </w:r>
       <w:r>
         <w:t xml:space="preserve"> </w:t>

--- a/docs/seed-round-202609/灵祺种子轮-投资人备忘录.docx
+++ b/docs/seed-round-202609/灵祺种子轮-投资人备忘录.docx
@@ -8271,7 +8271,7 @@
       </w:r>
     </w:p>
     <w:bookmarkEnd w:id="32"/>
-    <w:bookmarkStart w:id="33" w:name="本轮拟邀请的机构"/>
+    <w:bookmarkStart w:id="33" w:name="本轮结构"/>
     <w:p>
       <w:pPr>
         <w:pStyle w:val="Heading2"/>
@@ -8283,7 +8283,7 @@
         <w:rPr>
           <w:rFonts w:hint="eastAsia"/>
         </w:rPr>
-        <w:t xml:space="preserve">本轮拟邀请的机构</w:t>
+        <w:t xml:space="preserve">本轮结构</w:t>
       </w:r>
     </w:p>
     <w:p>
@@ -8294,7 +8294,34 @@
         <w:rPr>
           <w:rFonts w:hint="eastAsia"/>
         </w:rPr>
-        <w:t xml:space="preserve">本轮优先对接浙江落地资本，以及认可</w:t>
+        <w:t xml:space="preserve">本轮目标</w:t>
+      </w:r>
+      <w:r>
+        <w:t xml:space="preserve"> 400 </w:t>
+      </w:r>
+      <w:r>
+        <w:rPr>
+          <w:rFonts w:hint="eastAsia"/>
+        </w:rPr>
+        <w:t xml:space="preserve">万元，首次交割</w:t>
+      </w:r>
+      <w:r>
+        <w:t xml:space="preserve"> 300 </w:t>
+      </w:r>
+      <w:r>
+        <w:rPr>
+          <w:rFonts w:hint="eastAsia"/>
+        </w:rPr>
+        <w:t xml:space="preserve">万即可启动，超募上限</w:t>
+      </w:r>
+      <w:r>
+        <w:t xml:space="preserve"> 500 </w:t>
+      </w:r>
+      <w:r>
+        <w:rPr>
+          <w:rFonts w:hint="eastAsia"/>
+        </w:rPr>
+        <w:t xml:space="preserve">万。希望与浙江落地资本、以及认可</w:t>
       </w:r>
       <w:r>
         <w:t xml:space="preserve"> AI </w:t>
@@ -8303,568 +8330,7 @@
         <w:rPr>
           <w:rFonts w:hint="eastAsia"/>
         </w:rPr>
-        <w:t xml:space="preserve">应用落地的早期品牌机构。</w:t>
-      </w:r>
-    </w:p>
-    <w:tbl>
-      <w:tblPr>
-        <w:tblStyle w:val="Table"/>
-        <w:tblW w:type="auto" w:w="0"/>
-        <w:tblLook w:firstRow="1" w:lastRow="0" w:firstColumn="0" w:lastColumn="0" w:noHBand="0" w:noVBand="0" w:val="0020"/>
-      </w:tblPr>
-      <w:tblGrid>
-        <w:gridCol w:w="2640"/>
-        <w:gridCol w:w="2640"/>
-        <w:gridCol w:w="2640"/>
-      </w:tblGrid>
-      <w:tr>
-        <w:trPr>
-          <w:tblHeader w:val="on"/>
-        </w:trPr>
-        <w:tc>
-          <w:tcPr/>
-          <w:p>
-            <w:pPr>
-              <w:pStyle w:val="Compact"/>
-            </w:pPr>
-            <w:r>
-              <w:rPr>
-                <w:rFonts w:hint="eastAsia"/>
-              </w:rPr>
-              <w:t xml:space="preserve">优先级</w:t>
-            </w:r>
-          </w:p>
-        </w:tc>
-        <w:tc>
-          <w:tcPr/>
-          <w:p>
-            <w:pPr>
-              <w:pStyle w:val="Compact"/>
-            </w:pPr>
-            <w:r>
-              <w:rPr>
-                <w:rFonts w:hint="eastAsia"/>
-              </w:rPr>
-              <w:t xml:space="preserve">机构</w:t>
-            </w:r>
-          </w:p>
-        </w:tc>
-        <w:tc>
-          <w:tcPr/>
-          <w:p>
-            <w:pPr>
-              <w:pStyle w:val="Compact"/>
-            </w:pPr>
-            <w:r>
-              <w:rPr>
-                <w:rFonts w:hint="eastAsia"/>
-              </w:rPr>
-              <w:t xml:space="preserve">匹配点</w:t>
-            </w:r>
-          </w:p>
-        </w:tc>
-      </w:tr>
-      <w:tr>
-        <w:tc>
-          <w:tcPr/>
-          <w:p>
-            <w:pPr>
-              <w:pStyle w:val="Compact"/>
-            </w:pPr>
-            <w:r>
-              <w:t xml:space="preserve">P0</w:t>
-            </w:r>
-          </w:p>
-        </w:tc>
-        <w:tc>
-          <w:tcPr/>
-          <w:p>
-            <w:pPr>
-              <w:pStyle w:val="Compact"/>
-            </w:pPr>
-            <w:r>
-              <w:rPr>
-                <w:rFonts w:hint="eastAsia"/>
-              </w:rPr>
-              <w:t xml:space="preserve">宁波市天使投资引导基金</w:t>
-            </w:r>
-          </w:p>
-        </w:tc>
-        <w:tc>
-          <w:tcPr/>
-          <w:p>
-            <w:pPr>
-              <w:pStyle w:val="Compact"/>
-            </w:pPr>
-            <w:r>
-              <w:rPr>
-                <w:rFonts w:hint="eastAsia"/>
-              </w:rPr>
-              <w:t xml:space="preserve">主体已在宁波，种子直投常态化申报</w:t>
-            </w:r>
-          </w:p>
-        </w:tc>
-      </w:tr>
-      <w:tr>
-        <w:tc>
-          <w:tcPr/>
-          <w:p>
-            <w:pPr>
-              <w:pStyle w:val="Compact"/>
-            </w:pPr>
-            <w:r>
-              <w:t xml:space="preserve">P0</w:t>
-            </w:r>
-          </w:p>
-        </w:tc>
-        <w:tc>
-          <w:tcPr/>
-          <w:p>
-            <w:pPr>
-              <w:pStyle w:val="Compact"/>
-            </w:pPr>
-            <w:r>
-              <w:rPr>
-                <w:rFonts w:hint="eastAsia"/>
-              </w:rPr>
-              <w:t xml:space="preserve">奇绩创坛</w:t>
-            </w:r>
-          </w:p>
-        </w:tc>
-        <w:tc>
-          <w:tcPr/>
-          <w:p>
-            <w:pPr>
-              <w:pStyle w:val="Compact"/>
-            </w:pPr>
-            <w:r>
-              <w:rPr>
-                <w:rFonts w:hint="eastAsia"/>
-              </w:rPr>
-              <w:t xml:space="preserve">批次制、认</w:t>
-            </w:r>
-            <w:r>
-              <w:t xml:space="preserve"> AI </w:t>
-            </w:r>
-            <w:r>
-              <w:rPr>
-                <w:rFonts w:hint="eastAsia"/>
-              </w:rPr>
-              <w:t xml:space="preserve">Agent，申请入口标准化</w:t>
-            </w:r>
-          </w:p>
-        </w:tc>
-      </w:tr>
-      <w:tr>
-        <w:tc>
-          <w:tcPr/>
-          <w:p>
-            <w:pPr>
-              <w:pStyle w:val="Compact"/>
-            </w:pPr>
-            <w:r>
-              <w:t xml:space="preserve">P0</w:t>
-            </w:r>
-          </w:p>
-        </w:tc>
-        <w:tc>
-          <w:tcPr/>
-          <w:p>
-            <w:pPr>
-              <w:pStyle w:val="Compact"/>
-            </w:pPr>
-            <w:r>
-              <w:rPr>
-                <w:rFonts w:hint="eastAsia"/>
-              </w:rPr>
-              <w:t xml:space="preserve">天使湾创投</w:t>
-            </w:r>
-          </w:p>
-        </w:tc>
-        <w:tc>
-          <w:tcPr/>
-          <w:p>
-            <w:pPr>
-              <w:pStyle w:val="Compact"/>
-            </w:pPr>
-            <w:r>
-              <w:rPr>
-                <w:rFonts w:hint="eastAsia"/>
-              </w:rPr>
-              <w:t xml:space="preserve">杭州早期机构，关注新零售与产业互联网</w:t>
-            </w:r>
-          </w:p>
-        </w:tc>
-      </w:tr>
-      <w:tr>
-        <w:tc>
-          <w:tcPr/>
-          <w:p>
-            <w:pPr>
-              <w:pStyle w:val="Compact"/>
-            </w:pPr>
-            <w:r>
-              <w:t xml:space="preserve">P0</w:t>
-            </w:r>
-          </w:p>
-        </w:tc>
-        <w:tc>
-          <w:tcPr/>
-          <w:p>
-            <w:pPr>
-              <w:pStyle w:val="Compact"/>
-            </w:pPr>
-            <w:r>
-              <w:rPr>
-                <w:rFonts w:hint="eastAsia"/>
-              </w:rPr>
-              <w:t xml:space="preserve">浙商创投</w:t>
-            </w:r>
-          </w:p>
-        </w:tc>
-        <w:tc>
-          <w:tcPr/>
-          <w:p>
-            <w:pPr>
-              <w:pStyle w:val="Compact"/>
-            </w:pPr>
-            <w:r>
-              <w:rPr>
-                <w:rFonts w:hint="eastAsia"/>
-              </w:rPr>
-              <w:t xml:space="preserve">植根浙江，投实体数字化</w:t>
-            </w:r>
-          </w:p>
-        </w:tc>
-      </w:tr>
-      <w:tr>
-        <w:tc>
-          <w:tcPr/>
-          <w:p>
-            <w:pPr>
-              <w:pStyle w:val="Compact"/>
-            </w:pPr>
-            <w:r>
-              <w:t xml:space="preserve">P1</w:t>
-            </w:r>
-          </w:p>
-        </w:tc>
-        <w:tc>
-          <w:tcPr/>
-          <w:p>
-            <w:pPr>
-              <w:pStyle w:val="Compact"/>
-            </w:pPr>
-            <w:r>
-              <w:rPr>
-                <w:rFonts w:hint="eastAsia"/>
-              </w:rPr>
-              <w:t xml:space="preserve">温州科创</w:t>
-            </w:r>
-            <w:r>
-              <w:t xml:space="preserve"> / </w:t>
-            </w:r>
-            <w:r>
-              <w:rPr>
-                <w:rFonts w:hint="eastAsia"/>
-              </w:rPr>
-              <w:t xml:space="preserve">市基金体系</w:t>
-            </w:r>
-          </w:p>
-        </w:tc>
-        <w:tc>
-          <w:tcPr/>
-          <w:p>
-            <w:pPr>
-              <w:pStyle w:val="Compact"/>
-            </w:pPr>
-            <w:r>
-              <w:rPr>
-                <w:rFonts w:hint="eastAsia"/>
-              </w:rPr>
-              <w:t xml:space="preserve">星选供给在温州有密度，主体已在宁波</w:t>
-            </w:r>
-          </w:p>
-        </w:tc>
-      </w:tr>
-      <w:tr>
-        <w:tc>
-          <w:tcPr/>
-          <w:p>
-            <w:pPr>
-              <w:pStyle w:val="Compact"/>
-            </w:pPr>
-            <w:r>
-              <w:t xml:space="preserve">P1</w:t>
-            </w:r>
-          </w:p>
-        </w:tc>
-        <w:tc>
-          <w:tcPr/>
-          <w:p>
-            <w:pPr>
-              <w:pStyle w:val="Compact"/>
-            </w:pPr>
-            <w:r>
-              <w:rPr>
-                <w:rFonts w:hint="eastAsia"/>
-              </w:rPr>
-              <w:t xml:space="preserve">梅花创投</w:t>
-            </w:r>
-          </w:p>
-        </w:tc>
-        <w:tc>
-          <w:tcPr/>
-          <w:p>
-            <w:pPr>
-              <w:pStyle w:val="Compact"/>
-            </w:pPr>
-            <w:r>
-              <w:rPr>
-                <w:rFonts w:hint="eastAsia"/>
-              </w:rPr>
-              <w:t xml:space="preserve">早期出手活跃，看团队心力</w:t>
-            </w:r>
-          </w:p>
-        </w:tc>
-      </w:tr>
-      <w:tr>
-        <w:tc>
-          <w:tcPr/>
-          <w:p>
-            <w:pPr>
-              <w:pStyle w:val="Compact"/>
-            </w:pPr>
-            <w:r>
-              <w:t xml:space="preserve">P1</w:t>
-            </w:r>
-          </w:p>
-        </w:tc>
-        <w:tc>
-          <w:tcPr/>
-          <w:p>
-            <w:pPr>
-              <w:pStyle w:val="Compact"/>
-            </w:pPr>
-            <w:r>
-              <w:rPr>
-                <w:rFonts w:hint="eastAsia"/>
-              </w:rPr>
-              <w:t xml:space="preserve">真格基金</w:t>
-            </w:r>
-          </w:p>
-        </w:tc>
-        <w:tc>
-          <w:tcPr/>
-          <w:p>
-            <w:pPr>
-              <w:pStyle w:val="Compact"/>
-            </w:pPr>
-            <w:r>
-              <w:rPr>
-                <w:rFonts w:hint="eastAsia"/>
-              </w:rPr>
-              <w:t xml:space="preserve">早期支票，关注</w:t>
-            </w:r>
-            <w:r>
-              <w:t xml:space="preserve"> AI </w:t>
-            </w:r>
-            <w:r>
-              <w:rPr>
-                <w:rFonts w:hint="eastAsia"/>
-              </w:rPr>
-              <w:t xml:space="preserve">应用落地</w:t>
-            </w:r>
-          </w:p>
-        </w:tc>
-      </w:tr>
-      <w:tr>
-        <w:tc>
-          <w:tcPr/>
-          <w:p>
-            <w:pPr>
-              <w:pStyle w:val="Compact"/>
-            </w:pPr>
-            <w:r>
-              <w:t xml:space="preserve">P1</w:t>
-            </w:r>
-          </w:p>
-        </w:tc>
-        <w:tc>
-          <w:tcPr/>
-          <w:p>
-            <w:pPr>
-              <w:pStyle w:val="Compact"/>
-            </w:pPr>
-            <w:r>
-              <w:rPr>
-                <w:rFonts w:hint="eastAsia"/>
-              </w:rPr>
-              <w:t xml:space="preserve">阿米巴资本</w:t>
-            </w:r>
-          </w:p>
-        </w:tc>
-        <w:tc>
-          <w:tcPr/>
-          <w:p>
-            <w:pPr>
-              <w:pStyle w:val="Compact"/>
-            </w:pPr>
-            <w:r>
-              <w:rPr>
-                <w:rFonts w:hint="eastAsia"/>
-              </w:rPr>
-              <w:t xml:space="preserve">投过餐饮</w:t>
-            </w:r>
-            <w:r>
-              <w:t xml:space="preserve"> SaaS </w:t>
-            </w:r>
-            <w:r>
-              <w:rPr>
-                <w:rFonts w:hint="eastAsia"/>
-              </w:rPr>
-              <w:t xml:space="preserve">语境，懂续费</w:t>
-            </w:r>
-          </w:p>
-        </w:tc>
-      </w:tr>
-      <w:tr>
-        <w:tc>
-          <w:tcPr/>
-          <w:p>
-            <w:pPr>
-              <w:pStyle w:val="Compact"/>
-            </w:pPr>
-            <w:r>
-              <w:t xml:space="preserve">P1</w:t>
-            </w:r>
-          </w:p>
-        </w:tc>
-        <w:tc>
-          <w:tcPr/>
-          <w:p>
-            <w:pPr>
-              <w:pStyle w:val="Compact"/>
-            </w:pPr>
-            <w:r>
-              <w:rPr>
-                <w:rFonts w:hint="eastAsia"/>
-              </w:rPr>
-              <w:t xml:space="preserve">线性资本</w:t>
-            </w:r>
-          </w:p>
-        </w:tc>
-        <w:tc>
-          <w:tcPr/>
-          <w:p>
-            <w:pPr>
-              <w:pStyle w:val="Compact"/>
-            </w:pPr>
-            <w:r>
-              <w:rPr>
-                <w:rFonts w:hint="eastAsia"/>
-              </w:rPr>
-              <w:t xml:space="preserve">看</w:t>
-            </w:r>
-            <w:r>
-              <w:t xml:space="preserve"> AI </w:t>
-            </w:r>
-            <w:r>
-              <w:rPr>
-                <w:rFonts w:hint="eastAsia"/>
-              </w:rPr>
-              <w:t xml:space="preserve">应用是否真用在工作流里</w:t>
-            </w:r>
-          </w:p>
-        </w:tc>
-      </w:tr>
-      <w:tr>
-        <w:tc>
-          <w:tcPr/>
-          <w:p>
-            <w:pPr>
-              <w:pStyle w:val="Compact"/>
-            </w:pPr>
-            <w:r>
-              <w:t xml:space="preserve">P2</w:t>
-            </w:r>
-          </w:p>
-        </w:tc>
-        <w:tc>
-          <w:tcPr/>
-          <w:p>
-            <w:pPr>
-              <w:pStyle w:val="Compact"/>
-            </w:pPr>
-            <w:r>
-              <w:rPr>
-                <w:rFonts w:hint="eastAsia"/>
-              </w:rPr>
-              <w:t xml:space="preserve">蓝驰</w:t>
-            </w:r>
-            <w:r>
-              <w:t xml:space="preserve"> / </w:t>
-            </w:r>
-            <w:r>
-              <w:rPr>
-                <w:rFonts w:hint="eastAsia"/>
-              </w:rPr>
-              <w:t xml:space="preserve">云启</w:t>
-            </w:r>
-          </w:p>
-        </w:tc>
-        <w:tc>
-          <w:tcPr/>
-          <w:p>
-            <w:pPr>
-              <w:pStyle w:val="Compact"/>
-            </w:pPr>
-            <w:r>
-              <w:rPr>
-                <w:rFonts w:hint="eastAsia"/>
-              </w:rPr>
-              <w:t xml:space="preserve">关注</w:t>
-            </w:r>
-            <w:r>
-              <w:t xml:space="preserve"> Agent </w:t>
-            </w:r>
-            <w:r>
-              <w:rPr>
-                <w:rFonts w:hint="eastAsia"/>
-              </w:rPr>
-              <w:t xml:space="preserve">与企业服务数智化</w:t>
-            </w:r>
-          </w:p>
-        </w:tc>
-      </w:tr>
-    </w:tbl>
-    <w:p>
-      <w:pPr>
-        <w:pStyle w:val="BodyText"/>
-      </w:pPr>
-      <w:r>
-        <w:rPr>
-          <w:rFonts w:hint="eastAsia"/>
-        </w:rPr>
-        <w:t xml:space="preserve">本轮拟由宁波天使引导基金、浙商创投与奇绩</w:t>
-      </w:r>
-      <w:r>
-        <w:t xml:space="preserve"> / </w:t>
-      </w:r>
-      <w:r>
-        <w:rPr>
-          <w:rFonts w:hint="eastAsia"/>
-        </w:rPr>
-        <w:t xml:space="preserve">天使湾</w:t>
-      </w:r>
-      <w:r>
-        <w:t xml:space="preserve"> / </w:t>
-      </w:r>
-      <w:r>
-        <w:rPr>
-          <w:rFonts w:hint="eastAsia"/>
-        </w:rPr>
-        <w:t xml:space="preserve">梅花共同参与，无需单一机构覆盖全部额度。</w:t>
+        <w:t xml:space="preserve">应用落地的早期机构共同参与，无需单一机构覆盖全部额度。</w:t>
       </w:r>
     </w:p>
     <w:p>

--- a/docs/seed-round-202609/灵祺种子轮-投资人备忘录.docx
+++ b/docs/seed-round-202609/灵祺种子轮-投资人备忘录.docx
@@ -230,7 +230,7 @@
         <w:t xml:space="preserve">曹鑫淼</w:t>
       </w:r>
       <w:r>
-        <w:t xml:space="preserve"> · 15757468650</w:t>
+        <w:t xml:space="preserve"> · 15757468650 · modian@mofangdianai.com</w:t>
       </w:r>
       <w:r>
         <w:br/>

--- a/docs/seed-round-202609/灵祺种子轮-投资人备忘录.docx
+++ b/docs/seed-round-202609/灵祺种子轮-投资人备忘录.docx
@@ -71,7 +71,16 @@
         <w:rPr>
           <w:rFonts w:hint="eastAsia"/>
         </w:rPr>
-        <w:t xml:space="preserve">智能</w:t>
+        <w:t xml:space="preserve">ERP（商家</w:t>
+      </w:r>
+      <w:r>
+        <w:t xml:space="preserve"> / </w:t>
+      </w:r>
+      <w:r>
+        <w:rPr>
+          <w:rFonts w:hint="eastAsia"/>
+        </w:rPr>
+        <w:t xml:space="preserve">服务商）+</w:t>
       </w:r>
       <w:r>
         <w:t xml:space="preserve"> </w:t>
@@ -80,25 +89,7 @@
         <w:rPr>
           <w:rFonts w:hint="eastAsia"/>
         </w:rPr>
-        <w:t xml:space="preserve">ERP（商家</w:t>
-      </w:r>
-      <w:r>
-        <w:t xml:space="preserve"> / </w:t>
-      </w:r>
-      <w:r>
-        <w:rPr>
-          <w:rFonts w:hint="eastAsia"/>
-        </w:rPr>
-        <w:t xml:space="preserve">服务商）+</w:t>
-      </w:r>
-      <w:r>
-        <w:t xml:space="preserve"> </w:t>
-      </w:r>
-      <w:r>
-        <w:rPr>
-          <w:rFonts w:hint="eastAsia"/>
-        </w:rPr>
-        <w:t xml:space="preserve">灵祺星选达人撮合平台</w:t>
+        <w:t xml:space="preserve">灵祺星选达人履约</w:t>
       </w:r>
       <w:r>
         <w:br/>
@@ -180,7 +171,7 @@
           <w:b/>
           <w:bCs/>
         </w:rPr>
-        <w:t xml:space="preserve">核心战场：</w:t>
+        <w:t xml:space="preserve">先做城市：</w:t>
       </w:r>
       <w:r>
         <w:t xml:space="preserve"> </w:t>
@@ -267,25 +258,7 @@
         <w:rPr>
           <w:rFonts w:hint="eastAsia"/>
         </w:rPr>
-        <w:t xml:space="preserve">服务器快照（Postgres</w:t>
-      </w:r>
-      <w:r>
-        <w:t xml:space="preserve"> + </w:t>
-      </w:r>
-      <w:r>
-        <w:rPr>
-          <w:rFonts w:hint="eastAsia"/>
-        </w:rPr>
-        <w:t xml:space="preserve">大厅注册表</w:t>
-      </w:r>
-      <w:r>
-        <w:t xml:space="preserve"> API + </w:t>
-      </w:r>
-      <w:r>
-        <w:rPr>
-          <w:rFonts w:hint="eastAsia"/>
-        </w:rPr>
-        <w:t xml:space="preserve">Nginx），不是演示库、不是手工填表。</w:t>
+        <w:t xml:space="preserve">生产环境快照，不是演示数据、不是手工填表。</w:t>
       </w:r>
       <w:r>
         <w:br/>
@@ -338,7 +311,7 @@
         <w:rPr>
           <w:rFonts w:hint="eastAsia"/>
         </w:rPr>
-        <w:t xml:space="preserve">本地生活商户不是缺抖音或美团，而是缺一套「会经营、能找达人、交得出、结得清」的操作系统。</w:t>
+        <w:t xml:space="preserve">本地生活商户不是缺抖音或美团，而是缺一套「会经营、能找达人、交得出、结得清」的系统。</w:t>
       </w:r>
     </w:p>
     <w:p>
@@ -349,7 +322,7 @@
         <w:rPr>
           <w:rFonts w:hint="eastAsia"/>
         </w:rPr>
-        <w:t xml:space="preserve">灵祺已经把两件事做成同一条流水线，并且跑在生产环境：</w:t>
+        <w:t xml:space="preserve">灵祺已经把两件事做成同一条线，并且跑在生产环境：</w:t>
       </w:r>
     </w:p>
     <w:p>
@@ -393,25 +366,7 @@
         <w:rPr>
           <w:rFonts w:hint="eastAsia"/>
         </w:rPr>
-        <w:t xml:space="preserve">组品</w:t>
-      </w:r>
-      <w:r>
-        <w:t xml:space="preserve"> / Brief / </w:t>
-      </w:r>
-      <w:r>
-        <w:rPr>
-          <w:rFonts w:hint="eastAsia"/>
-        </w:rPr>
-        <w:t xml:space="preserve">店铺分析</w:t>
-      </w:r>
-      <w:r>
-        <w:t xml:space="preserve"> / </w:t>
-      </w:r>
-      <w:r>
-        <w:rPr>
-          <w:rFonts w:hint="eastAsia"/>
-        </w:rPr>
-        <w:t xml:space="preserve">短视频，预览确认后再写入系统。</w:t>
+        <w:t xml:space="preserve">组品、出方案、分析店铺、做短视频，商户确认后再写入系统。</w:t>
       </w:r>
       <w:r>
         <w:br/>
@@ -431,7 +386,7 @@
           <w:b/>
           <w:bCs/>
         </w:rPr>
-        <w:t xml:space="preserve">星选履约网：</w:t>
+        <w:t xml:space="preserve">星选履约：</w:t>
       </w:r>
       <w:r>
         <w:t xml:space="preserve"> </w:t>
@@ -458,16 +413,7 @@
         <w:rPr>
           <w:rFonts w:hint="eastAsia"/>
         </w:rPr>
-        <w:t xml:space="preserve">探店</w:t>
-      </w:r>
-      <w:r>
-        <w:t xml:space="preserve"> / </w:t>
-      </w:r>
-      <w:r>
-        <w:rPr>
-          <w:rFonts w:hint="eastAsia"/>
-        </w:rPr>
-        <w:t xml:space="preserve">云剪</w:t>
+        <w:t xml:space="preserve">探店或云剪</w:t>
       </w:r>
       <w:r>
         <w:t xml:space="preserve"> → </w:t>
@@ -476,7 +422,7 @@
         <w:rPr>
           <w:rFonts w:hint="eastAsia"/>
         </w:rPr>
-        <w:t xml:space="preserve">回链核查</w:t>
+        <w:t xml:space="preserve">回传核实</w:t>
       </w:r>
       <w:r>
         <w:t xml:space="preserve"> → </w:t>
@@ -485,7 +431,7 @@
         <w:rPr>
           <w:rFonts w:hint="eastAsia"/>
         </w:rPr>
-        <w:t xml:space="preserve">结算，商家、PR、达人、拍摄剪辑同一套注册表。</w:t>
+        <w:t xml:space="preserve">结算。商家、达人、拍摄剪辑在同一套系统里。</w:t>
       </w:r>
     </w:p>
     <w:p>
@@ -496,7 +442,7 @@
         <w:rPr>
           <w:rFonts w:hint="eastAsia"/>
         </w:rPr>
-        <w:t xml:space="preserve">本轮要验证三件事：产品已上线、双边网络已有密度、单位经济可以在杭甬温被审计。400</w:t>
+        <w:t xml:space="preserve">本轮要验证三件事：产品已上线、商家和达人都有真实用量、收费和成本能在杭甬温算清楚。400</w:t>
       </w:r>
       <w:r>
         <w:t xml:space="preserve"> </w:t>
@@ -505,7 +451,7 @@
         <w:rPr>
           <w:rFonts w:hint="eastAsia"/>
         </w:rPr>
-        <w:t xml:space="preserve">万用于把已验证的产品能力做成可收费、可复制的模型。</w:t>
+        <w:t xml:space="preserve">万用于把已经能用的产品做成能收费、能复制。</w:t>
       </w:r>
     </w:p>
     <w:p>
@@ -600,16 +546,16 @@
               <w:rPr>
                 <w:rFonts w:hint="eastAsia"/>
               </w:rPr>
-              <w:t xml:space="preserve">本地生活</w:t>
-            </w:r>
-            <w:r>
-              <w:t xml:space="preserve"> Merchant AI Agent + </w:t>
-            </w:r>
-            <w:r>
-              <w:rPr>
-                <w:rFonts w:hint="eastAsia"/>
-              </w:rPr>
-              <w:t xml:space="preserve">可验证达人履约网络</w:t>
+              <w:t xml:space="preserve">本地生活商家</w:t>
+            </w:r>
+            <w:r>
+              <w:t xml:space="preserve"> AI ERP + </w:t>
+            </w:r>
+            <w:r>
+              <w:rPr>
+                <w:rFonts w:hint="eastAsia"/>
+              </w:rPr>
+              <w:t xml:space="preserve">星选达人履约</w:t>
             </w:r>
           </w:p>
         </w:tc>
@@ -639,7 +585,7 @@
               <w:rPr>
                 <w:rFonts w:hint="eastAsia"/>
               </w:rPr>
-              <w:t xml:space="preserve">产品生产部署，供需双边已有真实用量，规模化收费尚未起量</w:t>
+              <w:t xml:space="preserve">产品已上线，两边都有真实用量，规模化收费还没起来</w:t>
             </w:r>
           </w:p>
         </w:tc>
@@ -687,7 +633,7 @@
               <w:rPr>
                 <w:rFonts w:hint="eastAsia"/>
               </w:rPr>
-              <w:t xml:space="preserve">万，跑道</w:t>
+              <w:t xml:space="preserve">万，计划用</w:t>
             </w:r>
             <w:r>
               <w:t xml:space="preserve"> 18 </w:t>
@@ -726,25 +672,7 @@
               <w:rPr>
                 <w:rFonts w:hint="eastAsia"/>
               </w:rPr>
-              <w:t xml:space="preserve">杭甬温跑通「订阅</w:t>
-            </w:r>
-            <w:r>
-              <w:t xml:space="preserve"> + </w:t>
-            </w:r>
-            <w:r>
-              <w:rPr>
-                <w:rFonts w:hint="eastAsia"/>
-              </w:rPr>
-              <w:t xml:space="preserve">履约复购</w:t>
-            </w:r>
-            <w:r>
-              <w:t xml:space="preserve"> + </w:t>
-            </w:r>
-            <w:r>
-              <w:rPr>
-                <w:rFonts w:hint="eastAsia"/>
-              </w:rPr>
-              <w:t xml:space="preserve">服务商导入」，而不是全国铺开</w:t>
+              <w:t xml:space="preserve">杭甬温跑通门店订阅、履约复购、服务商带客，先做深，不全国铺开</w:t>
             </w:r>
           </w:p>
         </w:tc>
@@ -783,16 +711,7 @@
               <w:rPr>
                 <w:rFonts w:hint="eastAsia"/>
               </w:rPr>
-              <w:t xml:space="preserve">800–1,500、月留存可披露、单城完单率与</w:t>
-            </w:r>
-            <w:r>
-              <w:t xml:space="preserve"> CAC </w:t>
-            </w:r>
-            <w:r>
-              <w:rPr>
-                <w:rFonts w:hint="eastAsia"/>
-              </w:rPr>
-              <w:t xml:space="preserve">回本可审计</w:t>
+              <w:t xml:space="preserve">800–1,500、月留存可披露、单城完单率和获客回本能算清楚</w:t>
             </w:r>
           </w:p>
         </w:tc>
@@ -818,7 +737,7 @@
         <w:rPr>
           <w:rFonts w:hint="eastAsia"/>
         </w:rPr>
-        <w:t xml:space="preserve">产品已在生产环境运行，供给侧已有密度，ERP</w:t>
+        <w:t xml:space="preserve">产品已在生产环境运行，达人侧已有一批人，ERP</w:t>
       </w:r>
       <w:r>
         <w:t xml:space="preserve"> </w:t>
@@ -827,16 +746,16 @@
         <w:rPr>
           <w:rFonts w:hint="eastAsia"/>
         </w:rPr>
-        <w:t xml:space="preserve">已接入真实平台订单。付费样本仍薄。下文数字均可复核：同步</w:t>
-      </w:r>
-      <w:r>
-        <w:t xml:space="preserve"> GMV </w:t>
-      </w:r>
-      <w:r>
-        <w:rPr>
-          <w:rFonts w:hint="eastAsia"/>
-        </w:rPr>
-        <w:t xml:space="preserve">是商户平台成交，不等于公司收入；赠送会员不计入经常性收入。</w:t>
+        <w:t xml:space="preserve">已接入真实平台订单。确认收款还很少。下文数字均可当面复核：733</w:t>
+      </w:r>
+      <w:r>
+        <w:t xml:space="preserve"> </w:t>
+      </w:r>
+      <w:r>
+        <w:rPr>
+          <w:rFonts w:hint="eastAsia"/>
+        </w:rPr>
+        <w:t xml:space="preserve">万是商户在平台上的成交，不是公司收入；赠送会员不计入经常性收入。</w:t>
       </w:r>
     </w:p>
     <w:p>
@@ -880,70 +799,16 @@
         <w:rPr>
           <w:rFonts w:hint="eastAsia"/>
         </w:rPr>
-        <w:t xml:space="preserve">来源：服务器</w:t>
-      </w:r>
-      <w:r>
-        <w:t xml:space="preserve"> </w:t>
-      </w:r>
-      <w:r>
-        <w:rPr>
-          <w:rStyle w:val="VerbatimChar"/>
-        </w:rPr>
-        <w:t xml:space="preserve">meoo-auth-api</w:t>
-      </w:r>
-      <w:r>
-        <w:t xml:space="preserve"> </w:t>
-      </w:r>
-      <w:r>
-        <w:rPr>
-          <w:rFonts w:hint="eastAsia"/>
-        </w:rPr>
-        <w:t xml:space="preserve">健康检查、大厅注册表</w:t>
-      </w:r>
-      <w:r>
-        <w:t xml:space="preserve"> </w:t>
-      </w:r>
-      <w:r>
-        <w:rPr>
-          <w:rStyle w:val="VerbatimChar"/>
-        </w:rPr>
-        <w:t xml:space="preserve">meoo-ops-mp-hall-registry</w:t>
-      </w:r>
-      <w:r>
-        <w:t xml:space="preserve">、Postgres </w:t>
-      </w:r>
-      <w:r>
-        <w:rPr>
-          <w:rFonts w:hint="eastAsia"/>
-        </w:rPr>
-        <w:t xml:space="preserve">用户表、Nginx</w:t>
-      </w:r>
-      <w:r>
-        <w:t xml:space="preserve"> </w:t>
-      </w:r>
-      <w:r>
-        <w:rPr>
-          <w:rFonts w:hint="eastAsia"/>
-        </w:rPr>
-        <w:t xml:space="preserve">访问日志。</w:t>
-      </w:r>
-      <w:r>
-        <w:br/>
-      </w:r>
-      <w:r>
-        <w:rPr>
-          <w:rFonts w:hint="eastAsia"/>
-        </w:rPr>
-        <w:t xml:space="preserve">抽取时间：2026-09-06</w:t>
-      </w:r>
-      <w:r>
-        <w:t xml:space="preserve"> </w:t>
-      </w:r>
-      <w:r>
-        <w:rPr>
-          <w:rFonts w:hint="eastAsia"/>
-        </w:rPr>
-        <w:t xml:space="preserve">15:28–15:35（UTC+8）。主机已连续运行</w:t>
+        <w:t xml:space="preserve">数字来自线上系统，抽取时间</w:t>
+      </w:r>
+      <w:r>
+        <w:t xml:space="preserve"> 2026-09-06 </w:t>
+      </w:r>
+      <w:r>
+        <w:rPr>
+          <w:rFonts w:hint="eastAsia"/>
+        </w:rPr>
+        <w:t xml:space="preserve">15:28–15:35（UTC+8）。服务器已连续运行</w:t>
       </w:r>
       <w:r>
         <w:t xml:space="preserve"> 100 </w:t>
@@ -952,28 +817,7 @@
         <w:rPr>
           <w:rFonts w:hint="eastAsia"/>
         </w:rPr>
-        <w:t xml:space="preserve">天，</w:t>
-      </w:r>
-      <w:r>
-        <w:rPr>
-          <w:rStyle w:val="VerbatimChar"/>
-        </w:rPr>
-        <w:t xml:space="preserve">meoo-auth-api</w:t>
-      </w:r>
-      <w:r>
-        <w:t xml:space="preserve"> </w:t>
-      </w:r>
-      <w:r>
-        <w:t xml:space="preserve">/ Nginx / PostgREST </w:t>
-      </w:r>
-      <w:r>
-        <w:rPr>
-          <w:rFonts w:hint="eastAsia"/>
-        </w:rPr>
-        <w:t xml:space="preserve">均为</w:t>
-      </w:r>
-      <w:r>
-        <w:t xml:space="preserve"> active。</w:t>
+        <w:t xml:space="preserve">天。</w:t>
       </w:r>
     </w:p>
     <w:bookmarkStart w:id="12" w:name="生产用量总表"/>
@@ -989,6 +833,1185 @@
           <w:rFonts w:hint="eastAsia"/>
         </w:rPr>
         <w:t xml:space="preserve">生产用量总表</w:t>
+      </w:r>
+    </w:p>
+    <w:tbl>
+      <w:tblPr>
+        <w:tblStyle w:val="Table"/>
+        <w:tblW w:type="pct" w:w="5000"/>
+        <w:tblLayout w:type="fixed"/>
+        <w:tblLook w:firstRow="1" w:lastRow="0" w:firstColumn="0" w:lastColumn="0" w:noHBand="0" w:noVBand="0" w:val="0020"/>
+      </w:tblPr>
+      <w:tblGrid>
+        <w:gridCol w:w="2640"/>
+        <w:gridCol w:w="2640"/>
+        <w:gridCol w:w="2640"/>
+      </w:tblGrid>
+      <w:tr>
+        <w:trPr>
+          <w:tblHeader w:val="on"/>
+        </w:trPr>
+        <w:tc>
+          <w:tcPr/>
+          <w:p>
+            <w:pPr>
+              <w:pStyle w:val="Compact"/>
+            </w:pPr>
+            <w:r>
+              <w:rPr>
+                <w:rFonts w:hint="eastAsia"/>
+              </w:rPr>
+              <w:t xml:space="preserve">指标</w:t>
+            </w:r>
+          </w:p>
+        </w:tc>
+        <w:tc>
+          <w:tcPr/>
+          <w:p>
+            <w:pPr>
+              <w:pStyle w:val="Compact"/>
+            </w:pPr>
+            <w:r>
+              <w:rPr>
+                <w:rFonts w:hint="eastAsia"/>
+              </w:rPr>
+              <w:t xml:space="preserve">数字</w:t>
+            </w:r>
+          </w:p>
+        </w:tc>
+        <w:tc>
+          <w:tcPr/>
+          <w:p>
+            <w:pPr>
+              <w:pStyle w:val="Compact"/>
+            </w:pPr>
+            <w:r>
+              <w:rPr>
+                <w:rFonts w:hint="eastAsia"/>
+              </w:rPr>
+              <w:t xml:space="preserve">说明</w:t>
+            </w:r>
+          </w:p>
+        </w:tc>
+      </w:tr>
+      <w:tr>
+        <w:tc>
+          <w:tcPr/>
+          <w:p>
+            <w:pPr>
+              <w:pStyle w:val="Compact"/>
+            </w:pPr>
+            <w:r>
+              <w:t xml:space="preserve">ERP </w:t>
+            </w:r>
+            <w:r>
+              <w:rPr>
+                <w:rFonts w:hint="eastAsia"/>
+              </w:rPr>
+              <w:t xml:space="preserve">客户</w:t>
+            </w:r>
+          </w:p>
+        </w:tc>
+        <w:tc>
+          <w:tcPr/>
+          <w:p>
+            <w:pPr>
+              <w:pStyle w:val="Compact"/>
+            </w:pPr>
+            <w:r>
+              <w:rPr>
+                <w:b/>
+                <w:bCs/>
+              </w:rPr>
+              <w:t xml:space="preserve">32</w:t>
+            </w:r>
+          </w:p>
+        </w:tc>
+        <w:tc>
+          <w:tcPr/>
+          <w:p>
+            <w:pPr>
+              <w:pStyle w:val="Compact"/>
+            </w:pPr>
+            <w:r>
+              <w:rPr>
+                <w:rFonts w:hint="eastAsia"/>
+              </w:rPr>
+              <w:t xml:space="preserve">含具名商家、微信快捷注册、测试号，见</w:t>
+            </w:r>
+            <w:r>
+              <w:t xml:space="preserve"> 2.2</w:t>
+            </w:r>
+          </w:p>
+        </w:tc>
+      </w:tr>
+      <w:tr>
+        <w:tc>
+          <w:tcPr/>
+          <w:p>
+            <w:pPr>
+              <w:pStyle w:val="Compact"/>
+            </w:pPr>
+            <w:r>
+              <w:rPr>
+                <w:rFonts w:hint="eastAsia"/>
+              </w:rPr>
+              <w:t xml:space="preserve">其中商家版</w:t>
+            </w:r>
+            <w:r>
+              <w:t xml:space="preserve"> / </w:t>
+            </w:r>
+            <w:r>
+              <w:rPr>
+                <w:rFonts w:hint="eastAsia"/>
+              </w:rPr>
+              <w:t xml:space="preserve">服务商版</w:t>
+            </w:r>
+          </w:p>
+        </w:tc>
+        <w:tc>
+          <w:tcPr/>
+          <w:p>
+            <w:pPr>
+              <w:pStyle w:val="Compact"/>
+            </w:pPr>
+            <w:r>
+              <w:t xml:space="preserve">27 / 5</w:t>
+            </w:r>
+          </w:p>
+        </w:tc>
+        <w:tc>
+          <w:tcPr/>
+          <w:p>
+            <w:pPr>
+              <w:pStyle w:val="Compact"/>
+            </w:pPr>
+            <w:r>
+              <w:rPr>
+                <w:rFonts w:hint="eastAsia"/>
+              </w:rPr>
+              <w:t xml:space="preserve">服务商版已有塔塔、极道、意米等</w:t>
+            </w:r>
+          </w:p>
+        </w:tc>
+      </w:tr>
+      <w:tr>
+        <w:tc>
+          <w:tcPr/>
+          <w:p>
+            <w:pPr>
+              <w:pStyle w:val="Compact"/>
+            </w:pPr>
+            <w:r>
+              <w:rPr>
+                <w:rFonts w:hint="eastAsia"/>
+              </w:rPr>
+              <w:t xml:space="preserve">区域服务商</w:t>
+            </w:r>
+          </w:p>
+        </w:tc>
+        <w:tc>
+          <w:tcPr/>
+          <w:p>
+            <w:pPr>
+              <w:pStyle w:val="Compact"/>
+            </w:pPr>
+            <w:r>
+              <w:rPr>
+                <w:b/>
+                <w:bCs/>
+              </w:rPr>
+              <w:t xml:space="preserve">1</w:t>
+            </w:r>
+          </w:p>
+        </w:tc>
+        <w:tc>
+          <w:tcPr/>
+          <w:p>
+            <w:pPr>
+              <w:pStyle w:val="Compact"/>
+            </w:pPr>
+            <w:r>
+              <w:rPr>
+                <w:rFonts w:hint="eastAsia"/>
+              </w:rPr>
+              <w:t xml:space="preserve">墨典，覆盖宁波</w:t>
+            </w:r>
+          </w:p>
+        </w:tc>
+      </w:tr>
+      <w:tr>
+        <w:tc>
+          <w:tcPr/>
+          <w:p>
+            <w:pPr>
+              <w:pStyle w:val="Compact"/>
+            </w:pPr>
+            <w:r>
+              <w:rPr>
+                <w:rFonts w:hint="eastAsia"/>
+              </w:rPr>
+              <w:t xml:space="preserve">星选小程序账号</w:t>
+            </w:r>
+          </w:p>
+        </w:tc>
+        <w:tc>
+          <w:tcPr/>
+          <w:p>
+            <w:pPr>
+              <w:pStyle w:val="Compact"/>
+            </w:pPr>
+            <w:r>
+              <w:rPr>
+                <w:b/>
+                <w:bCs/>
+              </w:rPr>
+              <w:t xml:space="preserve">793</w:t>
+            </w:r>
+          </w:p>
+        </w:tc>
+        <w:tc>
+          <w:tcPr/>
+          <w:p>
+            <w:pPr>
+              <w:pStyle w:val="Compact"/>
+            </w:pPr>
+            <w:r>
+              <w:rPr>
+                <w:rFonts w:hint="eastAsia"/>
+              </w:rPr>
+              <w:t xml:space="preserve">达人</w:t>
+            </w:r>
+            <w:r>
+              <w:t xml:space="preserve"> 740、PR 53</w:t>
+            </w:r>
+          </w:p>
+        </w:tc>
+      </w:tr>
+      <w:tr>
+        <w:tc>
+          <w:tcPr/>
+          <w:p>
+            <w:pPr>
+              <w:pStyle w:val="Compact"/>
+            </w:pPr>
+            <w:r>
+              <w:rPr>
+                <w:rFonts w:hint="eastAsia"/>
+              </w:rPr>
+              <w:t xml:space="preserve">星选会员</w:t>
+            </w:r>
+          </w:p>
+        </w:tc>
+        <w:tc>
+          <w:tcPr/>
+          <w:p>
+            <w:pPr>
+              <w:pStyle w:val="Compact"/>
+            </w:pPr>
+            <w:r>
+              <w:rPr>
+                <w:b/>
+                <w:bCs/>
+              </w:rPr>
+              <w:t xml:space="preserve">737</w:t>
+            </w:r>
+          </w:p>
+        </w:tc>
+        <w:tc>
+          <w:tcPr/>
+          <w:p>
+            <w:pPr>
+              <w:pStyle w:val="Compact"/>
+            </w:pPr>
+            <w:r>
+              <w:rPr>
+                <w:rFonts w:hint="eastAsia"/>
+              </w:rPr>
+              <w:t xml:space="preserve">达人</w:t>
+            </w:r>
+            <w:r>
+              <w:t xml:space="preserve"> </w:t>
+            </w:r>
+            <w:r>
+              <w:rPr>
+                <w:rFonts w:hint="eastAsia"/>
+              </w:rPr>
+              <w:t xml:space="preserve">524、拍摄</w:t>
+            </w:r>
+            <w:r>
+              <w:t xml:space="preserve"> </w:t>
+            </w:r>
+            <w:r>
+              <w:rPr>
+                <w:rFonts w:hint="eastAsia"/>
+              </w:rPr>
+              <w:t xml:space="preserve">19、剪辑</w:t>
+            </w:r>
+            <w:r>
+              <w:t xml:space="preserve"> 19</w:t>
+            </w:r>
+          </w:p>
+        </w:tc>
+      </w:tr>
+      <w:tr>
+        <w:tc>
+          <w:tcPr/>
+          <w:p>
+            <w:pPr>
+              <w:pStyle w:val="Compact"/>
+            </w:pPr>
+            <w:r>
+              <w:rPr>
+                <w:rFonts w:hint="eastAsia"/>
+              </w:rPr>
+              <w:t xml:space="preserve">运营达人库</w:t>
+            </w:r>
+          </w:p>
+        </w:tc>
+        <w:tc>
+          <w:tcPr/>
+          <w:p>
+            <w:pPr>
+              <w:pStyle w:val="Compact"/>
+            </w:pPr>
+            <w:r>
+              <w:rPr>
+                <w:b/>
+                <w:bCs/>
+              </w:rPr>
+              <w:t xml:space="preserve">527</w:t>
+            </w:r>
+          </w:p>
+        </w:tc>
+        <w:tc>
+          <w:tcPr/>
+          <w:p>
+            <w:pPr>
+              <w:pStyle w:val="Compact"/>
+            </w:pPr>
+            <w:r>
+              <w:rPr>
+                <w:rFonts w:hint="eastAsia"/>
+              </w:rPr>
+              <w:t xml:space="preserve">中位粉丝</w:t>
+            </w:r>
+            <w:r>
+              <w:t xml:space="preserve"> 2.2 </w:t>
+            </w:r>
+            <w:r>
+              <w:rPr>
+                <w:rFonts w:hint="eastAsia"/>
+              </w:rPr>
+              <w:t xml:space="preserve">万，10</w:t>
+            </w:r>
+            <w:r>
+              <w:t xml:space="preserve"> </w:t>
+            </w:r>
+            <w:r>
+              <w:rPr>
+                <w:rFonts w:hint="eastAsia"/>
+              </w:rPr>
+              <w:t xml:space="preserve">万粉以上</w:t>
+            </w:r>
+            <w:r>
+              <w:t xml:space="preserve"> 170 </w:t>
+            </w:r>
+            <w:r>
+              <w:rPr>
+                <w:rFonts w:hint="eastAsia"/>
+              </w:rPr>
+              <w:t xml:space="preserve">人</w:t>
+            </w:r>
+          </w:p>
+        </w:tc>
+      </w:tr>
+      <w:tr>
+        <w:tc>
+          <w:tcPr/>
+          <w:p>
+            <w:pPr>
+              <w:pStyle w:val="Compact"/>
+            </w:pPr>
+            <w:r>
+              <w:t xml:space="preserve">PR</w:t>
+            </w:r>
+          </w:p>
+        </w:tc>
+        <w:tc>
+          <w:tcPr/>
+          <w:p>
+            <w:pPr>
+              <w:pStyle w:val="Compact"/>
+            </w:pPr>
+            <w:r>
+              <w:rPr>
+                <w:b/>
+                <w:bCs/>
+              </w:rPr>
+              <w:t xml:space="preserve">38</w:t>
+            </w:r>
+          </w:p>
+        </w:tc>
+        <w:tc>
+          <w:tcPr/>
+          <w:p>
+            <w:pPr>
+              <w:pStyle w:val="Compact"/>
+            </w:pPr>
+            <w:r>
+              <w:rPr>
+                <w:rFonts w:hint="eastAsia"/>
+              </w:rPr>
+              <w:t xml:space="preserve">个人</w:t>
+            </w:r>
+            <w:r>
+              <w:t xml:space="preserve"> </w:t>
+            </w:r>
+            <w:r>
+              <w:rPr>
+                <w:rFonts w:hint="eastAsia"/>
+              </w:rPr>
+              <w:t xml:space="preserve">32、机构</w:t>
+            </w:r>
+            <w:r>
+              <w:t xml:space="preserve"> 6</w:t>
+            </w:r>
+          </w:p>
+        </w:tc>
+      </w:tr>
+      <w:tr>
+        <w:tc>
+          <w:tcPr/>
+          <w:p>
+            <w:pPr>
+              <w:pStyle w:val="Compact"/>
+            </w:pPr>
+            <w:r>
+              <w:rPr>
+                <w:rFonts w:hint="eastAsia"/>
+              </w:rPr>
+              <w:t xml:space="preserve">拍摄</w:t>
+            </w:r>
+            <w:r>
+              <w:t xml:space="preserve"> / </w:t>
+            </w:r>
+            <w:r>
+              <w:rPr>
+                <w:rFonts w:hint="eastAsia"/>
+              </w:rPr>
+              <w:t xml:space="preserve">剪辑团队库</w:t>
+            </w:r>
+          </w:p>
+        </w:tc>
+        <w:tc>
+          <w:tcPr/>
+          <w:p>
+            <w:pPr>
+              <w:pStyle w:val="Compact"/>
+            </w:pPr>
+            <w:r>
+              <w:t xml:space="preserve">46 / 22</w:t>
+            </w:r>
+          </w:p>
+        </w:tc>
+        <w:tc>
+          <w:tcPr/>
+          <w:p>
+            <w:pPr>
+              <w:pStyle w:val="Compact"/>
+            </w:pPr>
+            <w:r>
+              <w:rPr>
+                <w:rFonts w:hint="eastAsia"/>
+              </w:rPr>
+              <w:t xml:space="preserve">供给侧已分角色</w:t>
+            </w:r>
+          </w:p>
+        </w:tc>
+      </w:tr>
+      <w:tr>
+        <w:tc>
+          <w:tcPr/>
+          <w:p>
+            <w:pPr>
+              <w:pStyle w:val="Compact"/>
+            </w:pPr>
+            <w:r>
+              <w:rPr>
+                <w:rFonts w:hint="eastAsia"/>
+              </w:rPr>
+              <w:t xml:space="preserve">招募单</w:t>
+            </w:r>
+          </w:p>
+        </w:tc>
+        <w:tc>
+          <w:tcPr/>
+          <w:p>
+            <w:pPr>
+              <w:pStyle w:val="Compact"/>
+            </w:pPr>
+            <w:r>
+              <w:rPr>
+                <w:b/>
+                <w:bCs/>
+              </w:rPr>
+              <w:t xml:space="preserve">293</w:t>
+            </w:r>
+          </w:p>
+        </w:tc>
+        <w:tc>
+          <w:tcPr/>
+          <w:p>
+            <w:pPr>
+              <w:pStyle w:val="Compact"/>
+            </w:pPr>
+            <w:r>
+              <w:rPr>
+                <w:rFonts w:hint="eastAsia"/>
+              </w:rPr>
+              <w:t xml:space="preserve">探店</w:t>
+            </w:r>
+            <w:r>
+              <w:t xml:space="preserve"> </w:t>
+            </w:r>
+            <w:r>
+              <w:rPr>
+                <w:rFonts w:hint="eastAsia"/>
+              </w:rPr>
+              <w:t xml:space="preserve">273、云剪</w:t>
+            </w:r>
+            <w:r>
+              <w:t xml:space="preserve"> / </w:t>
+            </w:r>
+            <w:r>
+              <w:rPr>
+                <w:rFonts w:hint="eastAsia"/>
+              </w:rPr>
+              <w:t xml:space="preserve">剪辑</w:t>
+            </w:r>
+            <w:r>
+              <w:t xml:space="preserve"> 13</w:t>
+            </w:r>
+          </w:p>
+        </w:tc>
+      </w:tr>
+      <w:tr>
+        <w:tc>
+          <w:tcPr/>
+          <w:p>
+            <w:pPr>
+              <w:pStyle w:val="Compact"/>
+            </w:pPr>
+            <w:r>
+              <w:rPr>
+                <w:rFonts w:hint="eastAsia"/>
+              </w:rPr>
+              <w:t xml:space="preserve">累计报名</w:t>
+            </w:r>
+          </w:p>
+        </w:tc>
+        <w:tc>
+          <w:tcPr/>
+          <w:p>
+            <w:pPr>
+              <w:pStyle w:val="Compact"/>
+            </w:pPr>
+            <w:r>
+              <w:rPr>
+                <w:b/>
+                <w:bCs/>
+              </w:rPr>
+              <w:t xml:space="preserve">1,979</w:t>
+            </w:r>
+          </w:p>
+        </w:tc>
+        <w:tc>
+          <w:tcPr/>
+          <w:p>
+            <w:pPr>
+              <w:pStyle w:val="Compact"/>
+            </w:pPr>
+            <w:r>
+              <w:t xml:space="preserve">46.1% </w:t>
+            </w:r>
+            <w:r>
+              <w:rPr>
+                <w:rFonts w:hint="eastAsia"/>
+              </w:rPr>
+              <w:t xml:space="preserve">的单有人报名</w:t>
+            </w:r>
+          </w:p>
+        </w:tc>
+      </w:tr>
+      <w:tr>
+        <w:tc>
+          <w:tcPr/>
+          <w:p>
+            <w:pPr>
+              <w:pStyle w:val="Compact"/>
+            </w:pPr>
+            <w:r>
+              <w:rPr>
+                <w:rFonts w:hint="eastAsia"/>
+              </w:rPr>
+              <w:t xml:space="preserve">小程序登录</w:t>
+            </w:r>
+          </w:p>
+        </w:tc>
+        <w:tc>
+          <w:tcPr/>
+          <w:p>
+            <w:pPr>
+              <w:pStyle w:val="Compact"/>
+            </w:pPr>
+            <w:r>
+              <w:rPr>
+                <w:b/>
+                <w:bCs/>
+              </w:rPr>
+              <w:t xml:space="preserve">1,992</w:t>
+            </w:r>
+          </w:p>
+        </w:tc>
+        <w:tc>
+          <w:tcPr/>
+          <w:p>
+            <w:pPr>
+              <w:pStyle w:val="Compact"/>
+            </w:pPr>
+            <w:r>
+              <w:t xml:space="preserve">6–9 </w:t>
+            </w:r>
+            <w:r>
+              <w:rPr>
+                <w:rFonts w:hint="eastAsia"/>
+              </w:rPr>
+              <w:t xml:space="preserve">月持续有登录</w:t>
+            </w:r>
+          </w:p>
+        </w:tc>
+      </w:tr>
+      <w:tr>
+        <w:tc>
+          <w:tcPr/>
+          <w:p>
+            <w:pPr>
+              <w:pStyle w:val="Compact"/>
+            </w:pPr>
+            <w:r>
+              <w:rPr>
+                <w:rFonts w:hint="eastAsia"/>
+              </w:rPr>
+              <w:t xml:space="preserve">抖音来客订单同步</w:t>
+            </w:r>
+          </w:p>
+        </w:tc>
+        <w:tc>
+          <w:tcPr/>
+          <w:p>
+            <w:pPr>
+              <w:pStyle w:val="Compact"/>
+            </w:pPr>
+            <w:r>
+              <w:rPr>
+                <w:b/>
+                <w:bCs/>
+              </w:rPr>
+              <w:t xml:space="preserve">59,643</w:t>
+            </w:r>
+          </w:p>
+        </w:tc>
+        <w:tc>
+          <w:tcPr/>
+          <w:p>
+            <w:pPr>
+              <w:pStyle w:val="Compact"/>
+            </w:pPr>
+            <w:r>
+              <w:rPr>
+                <w:b/>
+                <w:bCs/>
+              </w:rPr>
+              <w:t xml:space="preserve">3 </w:t>
+            </w:r>
+            <w:r>
+              <w:rPr>
+                <w:rFonts w:hint="eastAsia"/>
+                <w:b/>
+                <w:bCs/>
+              </w:rPr>
+              <w:t xml:space="preserve">家深度客户</w:t>
+            </w:r>
+            <w:r>
+              <w:rPr>
+                <w:rFonts w:hint="eastAsia"/>
+              </w:rPr>
+              <w:t xml:space="preserve">，不是</w:t>
+            </w:r>
+            <w:r>
+              <w:t xml:space="preserve"> 32 </w:t>
+            </w:r>
+            <w:r>
+              <w:rPr>
+                <w:rFonts w:hint="eastAsia"/>
+              </w:rPr>
+              <w:t xml:space="preserve">家都有</w:t>
+            </w:r>
+          </w:p>
+        </w:tc>
+      </w:tr>
+      <w:tr>
+        <w:tc>
+          <w:tcPr/>
+          <w:p>
+            <w:pPr>
+              <w:pStyle w:val="Compact"/>
+            </w:pPr>
+            <w:r>
+              <w:rPr>
+                <w:rFonts w:hint="eastAsia"/>
+              </w:rPr>
+              <w:t xml:space="preserve">同步平台成交</w:t>
+            </w:r>
+            <w:r>
+              <w:t xml:space="preserve"> / </w:t>
+            </w:r>
+            <w:r>
+              <w:rPr>
+                <w:rFonts w:hint="eastAsia"/>
+              </w:rPr>
+              <w:t xml:space="preserve">退款</w:t>
+            </w:r>
+          </w:p>
+        </w:tc>
+        <w:tc>
+          <w:tcPr/>
+          <w:p>
+            <w:pPr>
+              <w:pStyle w:val="Compact"/>
+            </w:pPr>
+            <w:r>
+              <w:rPr>
+                <w:b/>
+                <w:bCs/>
+              </w:rPr>
+              <w:t xml:space="preserve">733.4 </w:t>
+            </w:r>
+            <w:r>
+              <w:rPr>
+                <w:rFonts w:hint="eastAsia"/>
+                <w:b/>
+                <w:bCs/>
+              </w:rPr>
+              <w:t xml:space="preserve">万</w:t>
+            </w:r>
+            <w:r>
+              <w:rPr>
+                <w:b/>
+                <w:bCs/>
+              </w:rPr>
+              <w:t xml:space="preserve"> / 240.2 </w:t>
+            </w:r>
+            <w:r>
+              <w:rPr>
+                <w:rFonts w:hint="eastAsia"/>
+                <w:b/>
+                <w:bCs/>
+              </w:rPr>
+              <w:t xml:space="preserve">万</w:t>
+            </w:r>
+          </w:p>
+        </w:tc>
+        <w:tc>
+          <w:tcPr/>
+          <w:p>
+            <w:pPr>
+              <w:pStyle w:val="Compact"/>
+            </w:pPr>
+            <w:r>
+              <w:rPr>
+                <w:rFonts w:hint="eastAsia"/>
+              </w:rPr>
+              <w:t xml:space="preserve">商户成交，</w:t>
+            </w:r>
+            <w:r>
+              <w:rPr>
+                <w:rFonts w:hint="eastAsia"/>
+                <w:b/>
+                <w:bCs/>
+              </w:rPr>
+              <w:t xml:space="preserve">不是灵祺收入</w:t>
+            </w:r>
+          </w:p>
+        </w:tc>
+      </w:tr>
+      <w:tr>
+        <w:tc>
+          <w:tcPr/>
+          <w:p>
+            <w:pPr>
+              <w:pStyle w:val="Compact"/>
+            </w:pPr>
+            <w:r>
+              <w:rPr>
+                <w:rFonts w:hint="eastAsia"/>
+              </w:rPr>
+              <w:t xml:space="preserve">覆盖门店点位</w:t>
+            </w:r>
+          </w:p>
+        </w:tc>
+        <w:tc>
+          <w:tcPr/>
+          <w:p>
+            <w:pPr>
+              <w:pStyle w:val="Compact"/>
+            </w:pPr>
+            <w:r>
+              <w:rPr>
+                <w:b/>
+                <w:bCs/>
+              </w:rPr>
+              <w:t xml:space="preserve">107</w:t>
+            </w:r>
+          </w:p>
+        </w:tc>
+        <w:tc>
+          <w:tcPr/>
+          <w:p>
+            <w:pPr>
+              <w:pStyle w:val="Compact"/>
+            </w:pPr>
+            <w:r>
+              <w:rPr>
+                <w:rFonts w:hint="eastAsia"/>
+              </w:rPr>
+              <w:t xml:space="preserve">上述</w:t>
+            </w:r>
+            <w:r>
+              <w:t xml:space="preserve"> 3 </w:t>
+            </w:r>
+            <w:r>
+              <w:rPr>
+                <w:rFonts w:hint="eastAsia"/>
+              </w:rPr>
+              <w:t xml:space="preserve">家客户下的门店</w:t>
+            </w:r>
+          </w:p>
+        </w:tc>
+      </w:tr>
+      <w:tr>
+        <w:tc>
+          <w:tcPr/>
+          <w:p>
+            <w:pPr>
+              <w:pStyle w:val="Compact"/>
+            </w:pPr>
+            <w:r>
+              <w:t xml:space="preserve">AI </w:t>
+            </w:r>
+            <w:r>
+              <w:rPr>
+                <w:rFonts w:hint="eastAsia"/>
+              </w:rPr>
+              <w:t xml:space="preserve">调用</w:t>
+            </w:r>
+          </w:p>
+        </w:tc>
+        <w:tc>
+          <w:tcPr/>
+          <w:p>
+            <w:pPr>
+              <w:pStyle w:val="Compact"/>
+            </w:pPr>
+            <w:r>
+              <w:rPr>
+                <w:b/>
+                <w:bCs/>
+              </w:rPr>
+              <w:t xml:space="preserve">6,397 </w:t>
+            </w:r>
+            <w:r>
+              <w:rPr>
+                <w:rFonts w:hint="eastAsia"/>
+                <w:b/>
+                <w:bCs/>
+              </w:rPr>
+              <w:t xml:space="preserve">次</w:t>
+            </w:r>
+          </w:p>
+        </w:tc>
+        <w:tc>
+          <w:tcPr/>
+          <w:p>
+            <w:pPr>
+              <w:pStyle w:val="Compact"/>
+            </w:pPr>
+            <w:r>
+              <w:rPr>
+                <w:rFonts w:hint="eastAsia"/>
+              </w:rPr>
+              <w:t xml:space="preserve">累计用量约</w:t>
+            </w:r>
+            <w:r>
+              <w:t xml:space="preserve"> 1,224 </w:t>
+            </w:r>
+            <w:r>
+              <w:rPr>
+                <w:rFonts w:hint="eastAsia"/>
+              </w:rPr>
+              <w:t xml:space="preserve">万，7</w:t>
+            </w:r>
+            <w:r>
+              <w:t xml:space="preserve"> </w:t>
+            </w:r>
+            <w:r>
+              <w:rPr>
+                <w:rFonts w:hint="eastAsia"/>
+              </w:rPr>
+              <w:t xml:space="preserve">月高峰</w:t>
+            </w:r>
+          </w:p>
+        </w:tc>
+      </w:tr>
+      <w:tr>
+        <w:tc>
+          <w:tcPr/>
+          <w:p>
+            <w:pPr>
+              <w:pStyle w:val="Compact"/>
+            </w:pPr>
+            <w:r>
+              <w:rPr>
+                <w:rFonts w:hint="eastAsia"/>
+              </w:rPr>
+              <w:t xml:space="preserve">支付单</w:t>
+            </w:r>
+            <w:r>
+              <w:t xml:space="preserve"> / </w:t>
+            </w:r>
+            <w:r>
+              <w:rPr>
+                <w:rFonts w:hint="eastAsia"/>
+              </w:rPr>
+              <w:t xml:space="preserve">已确认到账</w:t>
+            </w:r>
+          </w:p>
+        </w:tc>
+        <w:tc>
+          <w:tcPr/>
+          <w:p>
+            <w:pPr>
+              <w:pStyle w:val="Compact"/>
+            </w:pPr>
+            <w:r>
+              <w:t xml:space="preserve">33 /</w:t>
+            </w:r>
+            <w:r>
+              <w:t xml:space="preserve"> </w:t>
+            </w:r>
+            <w:r>
+              <w:rPr>
+                <w:rFonts w:hint="eastAsia"/>
+                <w:b/>
+                <w:bCs/>
+              </w:rPr>
+              <w:t xml:space="preserve">约</w:t>
+            </w:r>
+            <w:r>
+              <w:rPr>
+                <w:b/>
+                <w:bCs/>
+              </w:rPr>
+              <w:t xml:space="preserve"> 0.29 </w:t>
+            </w:r>
+            <w:r>
+              <w:rPr>
+                <w:rFonts w:hint="eastAsia"/>
+                <w:b/>
+                <w:bCs/>
+              </w:rPr>
+              <w:t xml:space="preserve">万</w:t>
+            </w:r>
+          </w:p>
+        </w:tc>
+        <w:tc>
+          <w:tcPr/>
+          <w:p>
+            <w:pPr>
+              <w:pStyle w:val="Compact"/>
+            </w:pPr>
+            <w:r>
+              <w:rPr>
+                <w:rFonts w:hint="eastAsia"/>
+              </w:rPr>
+              <w:t xml:space="preserve">通道已通，规模化收费未起</w:t>
+            </w:r>
+          </w:p>
+        </w:tc>
+      </w:tr>
+      <w:tr>
+        <w:tc>
+          <w:tcPr/>
+          <w:p>
+            <w:pPr>
+              <w:pStyle w:val="Compact"/>
+            </w:pPr>
+            <w:r>
+              <w:rPr>
+                <w:rFonts w:hint="eastAsia"/>
+              </w:rPr>
+              <w:t xml:space="preserve">线上接口</w:t>
+            </w:r>
+          </w:p>
+        </w:tc>
+        <w:tc>
+          <w:tcPr/>
+          <w:p>
+            <w:pPr>
+              <w:pStyle w:val="Compact"/>
+            </w:pPr>
+            <w:r>
+              <w:rPr>
+                <w:b/>
+                <w:bCs/>
+              </w:rPr>
+              <w:t xml:space="preserve">212</w:t>
+            </w:r>
+            <w:r>
+              <w:t xml:space="preserve"> </w:t>
+            </w:r>
+            <w:r>
+              <w:rPr>
+                <w:rFonts w:hint="eastAsia"/>
+              </w:rPr>
+              <w:t xml:space="preserve">条</w:t>
+            </w:r>
+          </w:p>
+        </w:tc>
+        <w:tc>
+          <w:tcPr/>
+          <w:p>
+            <w:pPr>
+              <w:pStyle w:val="Compact"/>
+            </w:pPr>
+            <w:r>
+              <w:rPr>
+                <w:rFonts w:hint="eastAsia"/>
+              </w:rPr>
+              <w:t xml:space="preserve">登录、大厅、支付等均已上线</w:t>
+            </w:r>
+          </w:p>
+        </w:tc>
+      </w:tr>
+      <w:tr>
+        <w:tc>
+          <w:tcPr/>
+          <w:p>
+            <w:pPr>
+              <w:pStyle w:val="Compact"/>
+            </w:pPr>
+            <w:r>
+              <w:rPr>
+                <w:rFonts w:hint="eastAsia"/>
+              </w:rPr>
+              <w:t xml:space="preserve">近两日访问</w:t>
+            </w:r>
+          </w:p>
+        </w:tc>
+        <w:tc>
+          <w:tcPr/>
+          <w:p>
+            <w:pPr>
+              <w:pStyle w:val="Compact"/>
+            </w:pPr>
+            <w:r>
+              <w:t xml:space="preserve">9/5</w:t>
+            </w:r>
+            <w:r>
+              <w:t xml:space="preserve"> </w:t>
+            </w:r>
+            <w:r>
+              <w:rPr>
+                <w:b/>
+                <w:bCs/>
+              </w:rPr>
+              <w:t xml:space="preserve">15,280</w:t>
+            </w:r>
+            <w:r>
+              <w:rPr>
+                <w:rFonts w:hint="eastAsia"/>
+              </w:rPr>
+              <w:t xml:space="preserve">；9/6</w:t>
+            </w:r>
+            <w:r>
+              <w:t xml:space="preserve"> </w:t>
+            </w:r>
+            <w:r>
+              <w:rPr>
+                <w:rFonts w:hint="eastAsia"/>
+              </w:rPr>
+              <w:t xml:space="preserve">截至</w:t>
+            </w:r>
+            <w:r>
+              <w:t xml:space="preserve"> 15:28</w:t>
+            </w:r>
+            <w:r>
+              <w:t xml:space="preserve"> </w:t>
+            </w:r>
+            <w:r>
+              <w:rPr>
+                <w:b/>
+                <w:bCs/>
+              </w:rPr>
+              <w:t xml:space="preserve">7,883</w:t>
+            </w:r>
+          </w:p>
+        </w:tc>
+        <w:tc>
+          <w:tcPr/>
+          <w:p>
+            <w:pPr>
+              <w:pStyle w:val="Compact"/>
+            </w:pPr>
+            <w:r>
+              <w:rPr>
+                <w:rFonts w:hint="eastAsia"/>
+              </w:rPr>
+              <w:t xml:space="preserve">线上持续有人在用</w:t>
+            </w:r>
+          </w:p>
+        </w:tc>
+      </w:tr>
+    </w:tbl>
+    <w:bookmarkEnd w:id="12"/>
+    <w:bookmarkStart w:id="13" w:name="erp-客户构成"/>
+    <w:p>
+      <w:pPr>
+        <w:pStyle w:val="Heading3"/>
+      </w:pPr>
+      <w:r>
+        <w:t xml:space="preserve">2.2 ERP </w:t>
+      </w:r>
+      <w:r>
+        <w:rPr>
+          <w:rFonts w:hint="eastAsia"/>
+        </w:rPr>
+        <w:t xml:space="preserve">客户构成</w:t>
+      </w:r>
+    </w:p>
+    <w:p>
+      <w:pPr>
+        <w:pStyle w:val="FirstParagraph"/>
+      </w:pPr>
+      <w:r>
+        <w:t xml:space="preserve">32 </w:t>
+      </w:r>
+      <w:r>
+        <w:rPr>
+          <w:rFonts w:hint="eastAsia"/>
+        </w:rPr>
+        <w:t xml:space="preserve">个开通账号构成如下：</w:t>
       </w:r>
     </w:p>
     <w:tbl>
@@ -1018,21 +2041,35 @@
               <w:rPr>
                 <w:rFonts w:hint="eastAsia"/>
               </w:rPr>
-              <w:t xml:space="preserve">指标</w:t>
-            </w:r>
-          </w:p>
-        </w:tc>
-        <w:tc>
-          <w:tcPr/>
-          <w:p>
-            <w:pPr>
-              <w:pStyle w:val="Compact"/>
-            </w:pPr>
-            <w:r>
-              <w:rPr>
-                <w:rFonts w:hint="eastAsia"/>
-              </w:rPr>
-              <w:t xml:space="preserve">数字</w:t>
+              <w:t xml:space="preserve">类型</w:t>
+            </w:r>
+          </w:p>
+        </w:tc>
+        <w:tc>
+          <w:tcPr/>
+          <w:p>
+            <w:pPr>
+              <w:pStyle w:val="Compact"/>
+            </w:pPr>
+            <w:r>
+              <w:rPr>
+                <w:rFonts w:hint="eastAsia"/>
+              </w:rPr>
+              <w:t xml:space="preserve">户数</w:t>
+            </w:r>
+          </w:p>
+        </w:tc>
+        <w:tc>
+          <w:tcPr/>
+          <w:p>
+            <w:pPr>
+              <w:pStyle w:val="Compact"/>
+            </w:pPr>
+            <w:r>
+              <w:rPr>
+                <w:rFonts w:hint="eastAsia"/>
+              </w:rPr>
+              <w:t xml:space="preserve">代表</w:t>
             </w:r>
           </w:p>
         </w:tc>
@@ -1047,20 +2084,6 @@
                 <w:rFonts w:hint="eastAsia"/>
               </w:rPr>
               <w:t xml:space="preserve">说明</w:t>
-            </w:r>
-          </w:p>
-        </w:tc>
-        <w:tc>
-          <w:tcPr/>
-          <w:p>
-            <w:pPr>
-              <w:pStyle w:val="Compact"/>
-            </w:pPr>
-            <w:r>
-              <w:rPr>
-                <w:rFonts w:hint="eastAsia"/>
-              </w:rPr>
-              <w:t xml:space="preserve">含义</w:t>
             </w:r>
           </w:p>
         </w:tc>
@@ -1073,13 +2096,19 @@
               <w:pStyle w:val="Compact"/>
             </w:pPr>
             <w:r>
-              <w:t xml:space="preserve">ERP </w:t>
-            </w:r>
-            <w:r>
-              <w:rPr>
-                <w:rFonts w:hint="eastAsia"/>
-              </w:rPr>
-              <w:t xml:space="preserve">租户</w:t>
+              <w:rPr>
+                <w:rFonts w:hint="eastAsia"/>
+              </w:rPr>
+              <w:t xml:space="preserve">具名经营</w:t>
+            </w:r>
+            <w:r>
+              <w:t xml:space="preserve"> / </w:t>
+            </w:r>
+            <w:r>
+              <w:rPr>
+                <w:rFonts w:hint="eastAsia"/>
+              </w:rPr>
+              <w:t xml:space="preserve">服务商主体</w:t>
             </w:r>
           </w:p>
         </w:tc>
@@ -1094,44 +2123,35 @@
                 <w:b/>
                 <w:bCs/>
               </w:rPr>
-              <w:t xml:space="preserve">32</w:t>
-            </w:r>
-          </w:p>
-        </w:tc>
-        <w:tc>
-          <w:tcPr/>
-          <w:p>
-            <w:pPr>
-              <w:pStyle w:val="Compact"/>
-            </w:pPr>
-            <w:r>
-              <w:rPr>
-                <w:rStyle w:val="VerbatimChar"/>
-              </w:rPr>
-              <w:t xml:space="preserve">public.tenants</w:t>
-            </w:r>
-          </w:p>
-        </w:tc>
-        <w:tc>
-          <w:tcPr/>
-          <w:p>
-            <w:pPr>
-              <w:pStyle w:val="Compact"/>
-            </w:pPr>
-            <w:r>
-              <w:rPr>
-                <w:rFonts w:hint="eastAsia"/>
-              </w:rPr>
-              <w:t xml:space="preserve">含具名主体、微信快捷注册、测试号，见</w:t>
-            </w:r>
-            <w:r>
-              <w:t xml:space="preserve"> 2.2 </w:t>
-            </w:r>
-            <w:r>
-              <w:rPr>
-                <w:rFonts w:hint="eastAsia"/>
-              </w:rPr>
-              <w:t xml:space="preserve">拆分</w:t>
+              <w:t xml:space="preserve">14</w:t>
+            </w:r>
+          </w:p>
+        </w:tc>
+        <w:tc>
+          <w:tcPr/>
+          <w:p>
+            <w:pPr>
+              <w:pStyle w:val="Compact"/>
+            </w:pPr>
+            <w:r>
+              <w:rPr>
+                <w:rFonts w:hint="eastAsia"/>
+              </w:rPr>
+              <w:t xml:space="preserve">小七咖啡、德悦悦品、阿毛饭店、极道、塔塔、ssk营销、杭州意米、意米文化、爱喝豆浆、老餮咖啡、XJC-徽农商地锅鸡、丁云等</w:t>
+            </w:r>
+          </w:p>
+        </w:tc>
+        <w:tc>
+          <w:tcPr/>
+          <w:p>
+            <w:pPr>
+              <w:pStyle w:val="Compact"/>
+            </w:pPr>
+            <w:r>
+              <w:rPr>
+                <w:rFonts w:hint="eastAsia"/>
+              </w:rPr>
+              <w:t xml:space="preserve">可作为案例展示，案例包补充中</w:t>
             </w:r>
           </w:p>
         </w:tc>
@@ -1147,55 +2167,50 @@
               <w:rPr>
                 <w:rFonts w:hint="eastAsia"/>
               </w:rPr>
-              <w:t xml:space="preserve">其中商家版</w:t>
-            </w:r>
-            <w:r>
-              <w:t xml:space="preserve"> / </w:t>
-            </w:r>
-            <w:r>
-              <w:rPr>
-                <w:rFonts w:hint="eastAsia"/>
-              </w:rPr>
-              <w:t xml:space="preserve">服务商版</w:t>
-            </w:r>
-          </w:p>
-        </w:tc>
-        <w:tc>
-          <w:tcPr/>
-          <w:p>
-            <w:pPr>
-              <w:pStyle w:val="Compact"/>
-            </w:pPr>
-            <w:r>
-              <w:t xml:space="preserve">27 / 5</w:t>
-            </w:r>
-          </w:p>
-        </w:tc>
-        <w:tc>
-          <w:tcPr/>
-          <w:p>
-            <w:pPr>
-              <w:pStyle w:val="Compact"/>
-            </w:pPr>
-            <w:r>
-              <w:rPr>
-                <w:rStyle w:val="VerbatimChar"/>
-              </w:rPr>
-              <w:t xml:space="preserve">edition</w:t>
-            </w:r>
-          </w:p>
-        </w:tc>
-        <w:tc>
-          <w:tcPr/>
-          <w:p>
-            <w:pPr>
-              <w:pStyle w:val="Compact"/>
-            </w:pPr>
-            <w:r>
-              <w:rPr>
-                <w:rFonts w:hint="eastAsia"/>
-              </w:rPr>
-              <w:t xml:space="preserve">服务商版已有塔塔、极道、意米等</w:t>
+              <w:t xml:space="preserve">微信快捷注册（店名未完善）</w:t>
+            </w:r>
+          </w:p>
+        </w:tc>
+        <w:tc>
+          <w:tcPr/>
+          <w:p>
+            <w:pPr>
+              <w:pStyle w:val="Compact"/>
+            </w:pPr>
+            <w:r>
+              <w:rPr>
+                <w:b/>
+                <w:bCs/>
+              </w:rPr>
+              <w:t xml:space="preserve">13</w:t>
+            </w:r>
+          </w:p>
+        </w:tc>
+        <w:tc>
+          <w:tcPr/>
+          <w:p>
+            <w:pPr>
+              <w:pStyle w:val="Compact"/>
+            </w:pPr>
+            <w:r>
+              <w:rPr>
+                <w:rFonts w:hint="eastAsia"/>
+              </w:rPr>
+              <w:t xml:space="preserve">统一显示「微信商家」</w:t>
+            </w:r>
+          </w:p>
+        </w:tc>
+        <w:tc>
+          <w:tcPr/>
+          <w:p>
+            <w:pPr>
+              <w:pStyle w:val="Compact"/>
+            </w:pPr>
+            <w:r>
+              <w:rPr>
+                <w:rFonts w:hint="eastAsia"/>
+              </w:rPr>
+              <w:t xml:space="preserve">获客入口已在，激活仍不足</w:t>
             </w:r>
           </w:p>
         </w:tc>
@@ -1211,7 +2226,16 @@
               <w:rPr>
                 <w:rFonts w:hint="eastAsia"/>
               </w:rPr>
-              <w:t xml:space="preserve">区域服务商</w:t>
+              <w:t xml:space="preserve">测试</w:t>
+            </w:r>
+            <w:r>
+              <w:t xml:space="preserve"> / </w:t>
+            </w:r>
+            <w:r>
+              <w:rPr>
+                <w:rFonts w:hint="eastAsia"/>
+              </w:rPr>
+              <w:t xml:space="preserve">停用</w:t>
             </w:r>
           </w:p>
         </w:tc>
@@ -1226,1591 +2250,6 @@
                 <w:b/>
                 <w:bCs/>
               </w:rPr>
-              <w:t xml:space="preserve">1</w:t>
-            </w:r>
-          </w:p>
-        </w:tc>
-        <w:tc>
-          <w:tcPr/>
-          <w:p>
-            <w:pPr>
-              <w:pStyle w:val="Compact"/>
-            </w:pPr>
-            <w:r>
-              <w:rPr>
-                <w:rStyle w:val="VerbatimChar"/>
-              </w:rPr>
-              <w:t xml:space="preserve">regional_partners</w:t>
-            </w:r>
-          </w:p>
-        </w:tc>
-        <w:tc>
-          <w:tcPr/>
-          <w:p>
-            <w:pPr>
-              <w:pStyle w:val="Compact"/>
-            </w:pPr>
-            <w:r>
-              <w:rPr>
-                <w:rFonts w:hint="eastAsia"/>
-              </w:rPr>
-              <w:t xml:space="preserve">墨典，覆盖宁波</w:t>
-            </w:r>
-          </w:p>
-        </w:tc>
-      </w:tr>
-      <w:tr>
-        <w:tc>
-          <w:tcPr/>
-          <w:p>
-            <w:pPr>
-              <w:pStyle w:val="Compact"/>
-            </w:pPr>
-            <w:r>
-              <w:rPr>
-                <w:rFonts w:hint="eastAsia"/>
-              </w:rPr>
-              <w:t xml:space="preserve">星选小程序账号</w:t>
-            </w:r>
-          </w:p>
-        </w:tc>
-        <w:tc>
-          <w:tcPr/>
-          <w:p>
-            <w:pPr>
-              <w:pStyle w:val="Compact"/>
-            </w:pPr>
-            <w:r>
-              <w:rPr>
-                <w:b/>
-                <w:bCs/>
-              </w:rPr>
-              <w:t xml:space="preserve">793</w:t>
-            </w:r>
-          </w:p>
-        </w:tc>
-        <w:tc>
-          <w:tcPr/>
-          <w:p>
-            <w:pPr>
-              <w:pStyle w:val="Compact"/>
-            </w:pPr>
-            <w:r>
-              <w:rPr>
-                <w:rStyle w:val="VerbatimChar"/>
-              </w:rPr>
-              <w:t xml:space="preserve">mp_accounts</w:t>
-            </w:r>
-            <w:r>
-              <w:rPr>
-                <w:rFonts w:hint="eastAsia"/>
-              </w:rPr>
-              <w:t xml:space="preserve">（达人</w:t>
-            </w:r>
-            <w:r>
-              <w:t xml:space="preserve"> 740 / PR </w:t>
-            </w:r>
-            <w:r>
-              <w:rPr>
-                <w:rFonts w:hint="eastAsia"/>
-              </w:rPr>
-              <w:t xml:space="preserve">53）</w:t>
-            </w:r>
-          </w:p>
-        </w:tc>
-        <w:tc>
-          <w:tcPr/>
-          <w:p>
-            <w:pPr>
-              <w:pStyle w:val="Compact"/>
-            </w:pPr>
-            <w:r>
-              <w:rPr>
-                <w:rFonts w:hint="eastAsia"/>
-              </w:rPr>
-              <w:t xml:space="preserve">登录体系已规模化</w:t>
-            </w:r>
-          </w:p>
-        </w:tc>
-      </w:tr>
-      <w:tr>
-        <w:tc>
-          <w:tcPr/>
-          <w:p>
-            <w:pPr>
-              <w:pStyle w:val="Compact"/>
-            </w:pPr>
-            <w:r>
-              <w:rPr>
-                <w:rFonts w:hint="eastAsia"/>
-              </w:rPr>
-              <w:t xml:space="preserve">星选会员档案</w:t>
-            </w:r>
-          </w:p>
-        </w:tc>
-        <w:tc>
-          <w:tcPr/>
-          <w:p>
-            <w:pPr>
-              <w:pStyle w:val="Compact"/>
-            </w:pPr>
-            <w:r>
-              <w:rPr>
-                <w:b/>
-                <w:bCs/>
-              </w:rPr>
-              <w:t xml:space="preserve">737</w:t>
-            </w:r>
-          </w:p>
-        </w:tc>
-        <w:tc>
-          <w:tcPr/>
-          <w:p>
-            <w:pPr>
-              <w:pStyle w:val="Compact"/>
-            </w:pPr>
-            <w:r>
-              <w:rPr>
-                <w:rFonts w:hint="eastAsia"/>
-              </w:rPr>
-              <w:t xml:space="preserve">大厅</w:t>
-            </w:r>
-            <w:r>
-              <w:t xml:space="preserve"> </w:t>
-            </w:r>
-            <w:r>
-              <w:rPr>
-                <w:rStyle w:val="VerbatimChar"/>
-              </w:rPr>
-              <w:t xml:space="preserve">mpTalentMembers</w:t>
-            </w:r>
-          </w:p>
-        </w:tc>
-        <w:tc>
-          <w:tcPr/>
-          <w:p>
-            <w:pPr>
-              <w:pStyle w:val="Compact"/>
-            </w:pPr>
-            <w:r>
-              <w:rPr>
-                <w:rFonts w:hint="eastAsia"/>
-              </w:rPr>
-              <w:t xml:space="preserve">达人</w:t>
-            </w:r>
-            <w:r>
-              <w:t xml:space="preserve"> </w:t>
-            </w:r>
-            <w:r>
-              <w:rPr>
-                <w:rFonts w:hint="eastAsia"/>
-              </w:rPr>
-              <w:t xml:space="preserve">524、拍摄</w:t>
-            </w:r>
-            <w:r>
-              <w:t xml:space="preserve"> </w:t>
-            </w:r>
-            <w:r>
-              <w:rPr>
-                <w:rFonts w:hint="eastAsia"/>
-              </w:rPr>
-              <w:t xml:space="preserve">19、剪辑</w:t>
-            </w:r>
-            <w:r>
-              <w:t xml:space="preserve"> 19</w:t>
-            </w:r>
-          </w:p>
-        </w:tc>
-      </w:tr>
-      <w:tr>
-        <w:tc>
-          <w:tcPr/>
-          <w:p>
-            <w:pPr>
-              <w:pStyle w:val="Compact"/>
-            </w:pPr>
-            <w:r>
-              <w:rPr>
-                <w:rFonts w:hint="eastAsia"/>
-              </w:rPr>
-              <w:t xml:space="preserve">运营达人库</w:t>
-            </w:r>
-          </w:p>
-        </w:tc>
-        <w:tc>
-          <w:tcPr/>
-          <w:p>
-            <w:pPr>
-              <w:pStyle w:val="Compact"/>
-            </w:pPr>
-            <w:r>
-              <w:rPr>
-                <w:b/>
-                <w:bCs/>
-              </w:rPr>
-              <w:t xml:space="preserve">527</w:t>
-            </w:r>
-          </w:p>
-        </w:tc>
-        <w:tc>
-          <w:tcPr/>
-          <w:p>
-            <w:pPr>
-              <w:pStyle w:val="Compact"/>
-            </w:pPr>
-            <w:r>
-              <w:rPr>
-                <w:rFonts w:hint="eastAsia"/>
-              </w:rPr>
-              <w:t xml:space="preserve">大厅</w:t>
-            </w:r>
-            <w:r>
-              <w:t xml:space="preserve"> </w:t>
-            </w:r>
-            <w:r>
-              <w:rPr>
-                <w:rStyle w:val="VerbatimChar"/>
-              </w:rPr>
-              <w:t xml:space="preserve">talentLibraryEntries</w:t>
-            </w:r>
-          </w:p>
-        </w:tc>
-        <w:tc>
-          <w:tcPr/>
-          <w:p>
-            <w:pPr>
-              <w:pStyle w:val="Compact"/>
-            </w:pPr>
-            <w:r>
-              <w:rPr>
-                <w:rFonts w:hint="eastAsia"/>
-              </w:rPr>
-              <w:t xml:space="preserve">中位粉丝</w:t>
-            </w:r>
-            <w:r>
-              <w:t xml:space="preserve"> 2.2 </w:t>
-            </w:r>
-            <w:r>
-              <w:rPr>
-                <w:rFonts w:hint="eastAsia"/>
-              </w:rPr>
-              <w:t xml:space="preserve">万，≥10</w:t>
-            </w:r>
-            <w:r>
-              <w:t xml:space="preserve"> </w:t>
-            </w:r>
-            <w:r>
-              <w:rPr>
-                <w:rFonts w:hint="eastAsia"/>
-              </w:rPr>
-              <w:t xml:space="preserve">万粉</w:t>
-            </w:r>
-            <w:r>
-              <w:t xml:space="preserve"> 170 </w:t>
-            </w:r>
-            <w:r>
-              <w:rPr>
-                <w:rFonts w:hint="eastAsia"/>
-              </w:rPr>
-              <w:t xml:space="preserve">人</w:t>
-            </w:r>
-          </w:p>
-        </w:tc>
-      </w:tr>
-      <w:tr>
-        <w:tc>
-          <w:tcPr/>
-          <w:p>
-            <w:pPr>
-              <w:pStyle w:val="Compact"/>
-            </w:pPr>
-            <w:r>
-              <w:t xml:space="preserve">PR</w:t>
-            </w:r>
-          </w:p>
-        </w:tc>
-        <w:tc>
-          <w:tcPr/>
-          <w:p>
-            <w:pPr>
-              <w:pStyle w:val="Compact"/>
-            </w:pPr>
-            <w:r>
-              <w:rPr>
-                <w:b/>
-                <w:bCs/>
-              </w:rPr>
-              <w:t xml:space="preserve">38</w:t>
-            </w:r>
-          </w:p>
-        </w:tc>
-        <w:tc>
-          <w:tcPr/>
-          <w:p>
-            <w:pPr>
-              <w:pStyle w:val="Compact"/>
-            </w:pPr>
-            <w:r>
-              <w:rPr>
-                <w:rFonts w:hint="eastAsia"/>
-              </w:rPr>
-              <w:t xml:space="preserve">大厅</w:t>
-            </w:r>
-            <w:r>
-              <w:t xml:space="preserve"> </w:t>
-            </w:r>
-            <w:r>
-              <w:rPr>
-                <w:rStyle w:val="VerbatimChar"/>
-              </w:rPr>
-              <w:t xml:space="preserve">mpPrUsers</w:t>
-            </w:r>
-          </w:p>
-        </w:tc>
-        <w:tc>
-          <w:tcPr/>
-          <w:p>
-            <w:pPr>
-              <w:pStyle w:val="Compact"/>
-            </w:pPr>
-            <w:r>
-              <w:rPr>
-                <w:rFonts w:hint="eastAsia"/>
-              </w:rPr>
-              <w:t xml:space="preserve">个人</w:t>
-            </w:r>
-            <w:r>
-              <w:t xml:space="preserve"> </w:t>
-            </w:r>
-            <w:r>
-              <w:rPr>
-                <w:rFonts w:hint="eastAsia"/>
-              </w:rPr>
-              <w:t xml:space="preserve">32、机构</w:t>
-            </w:r>
-            <w:r>
-              <w:t xml:space="preserve"> 6</w:t>
-            </w:r>
-          </w:p>
-        </w:tc>
-      </w:tr>
-      <w:tr>
-        <w:tc>
-          <w:tcPr/>
-          <w:p>
-            <w:pPr>
-              <w:pStyle w:val="Compact"/>
-            </w:pPr>
-            <w:r>
-              <w:rPr>
-                <w:rFonts w:hint="eastAsia"/>
-              </w:rPr>
-              <w:t xml:space="preserve">拍摄</w:t>
-            </w:r>
-            <w:r>
-              <w:t xml:space="preserve"> / </w:t>
-            </w:r>
-            <w:r>
-              <w:rPr>
-                <w:rFonts w:hint="eastAsia"/>
-              </w:rPr>
-              <w:t xml:space="preserve">剪辑团队库</w:t>
-            </w:r>
-          </w:p>
-        </w:tc>
-        <w:tc>
-          <w:tcPr/>
-          <w:p>
-            <w:pPr>
-              <w:pStyle w:val="Compact"/>
-            </w:pPr>
-            <w:r>
-              <w:t xml:space="preserve">46 / 22</w:t>
-            </w:r>
-          </w:p>
-        </w:tc>
-        <w:tc>
-          <w:tcPr/>
-          <w:p>
-            <w:pPr>
-              <w:pStyle w:val="Compact"/>
-            </w:pPr>
-            <w:r>
-              <w:rPr>
-                <w:rFonts w:hint="eastAsia"/>
-              </w:rPr>
-              <w:t xml:space="preserve">大厅团队库</w:t>
-            </w:r>
-          </w:p>
-        </w:tc>
-        <w:tc>
-          <w:tcPr/>
-          <w:p>
-            <w:pPr>
-              <w:pStyle w:val="Compact"/>
-            </w:pPr>
-            <w:r>
-              <w:rPr>
-                <w:rFonts w:hint="eastAsia"/>
-              </w:rPr>
-              <w:t xml:space="preserve">供给侧已分角色</w:t>
-            </w:r>
-          </w:p>
-        </w:tc>
-      </w:tr>
-      <w:tr>
-        <w:tc>
-          <w:tcPr/>
-          <w:p>
-            <w:pPr>
-              <w:pStyle w:val="Compact"/>
-            </w:pPr>
-            <w:r>
-              <w:rPr>
-                <w:rFonts w:hint="eastAsia"/>
-              </w:rPr>
-              <w:t xml:space="preserve">招募单</w:t>
-            </w:r>
-          </w:p>
-        </w:tc>
-        <w:tc>
-          <w:tcPr/>
-          <w:p>
-            <w:pPr>
-              <w:pStyle w:val="Compact"/>
-            </w:pPr>
-            <w:r>
-              <w:rPr>
-                <w:b/>
-                <w:bCs/>
-              </w:rPr>
-              <w:t xml:space="preserve">293</w:t>
-            </w:r>
-          </w:p>
-        </w:tc>
-        <w:tc>
-          <w:tcPr/>
-          <w:p>
-            <w:pPr>
-              <w:pStyle w:val="Compact"/>
-            </w:pPr>
-            <w:r>
-              <w:rPr>
-                <w:rFonts w:hint="eastAsia"/>
-              </w:rPr>
-              <w:t xml:space="preserve">大厅</w:t>
-            </w:r>
-            <w:r>
-              <w:t xml:space="preserve"> </w:t>
-            </w:r>
-            <w:r>
-              <w:rPr>
-                <w:rStyle w:val="VerbatimChar"/>
-              </w:rPr>
-              <w:t xml:space="preserve">mpRecruitmentOrders</w:t>
-            </w:r>
-          </w:p>
-        </w:tc>
-        <w:tc>
-          <w:tcPr/>
-          <w:p>
-            <w:pPr>
-              <w:pStyle w:val="Compact"/>
-            </w:pPr>
-            <w:r>
-              <w:rPr>
-                <w:rFonts w:hint="eastAsia"/>
-              </w:rPr>
-              <w:t xml:space="preserve">探店</w:t>
-            </w:r>
-            <w:r>
-              <w:t xml:space="preserve"> </w:t>
-            </w:r>
-            <w:r>
-              <w:rPr>
-                <w:rFonts w:hint="eastAsia"/>
-              </w:rPr>
-              <w:t xml:space="preserve">273、云剪/剪辑</w:t>
-            </w:r>
-            <w:r>
-              <w:t xml:space="preserve"> 13</w:t>
-            </w:r>
-          </w:p>
-        </w:tc>
-      </w:tr>
-      <w:tr>
-        <w:tc>
-          <w:tcPr/>
-          <w:p>
-            <w:pPr>
-              <w:pStyle w:val="Compact"/>
-            </w:pPr>
-            <w:r>
-              <w:rPr>
-                <w:rFonts w:hint="eastAsia"/>
-              </w:rPr>
-              <w:t xml:space="preserve">累计报名</w:t>
-            </w:r>
-          </w:p>
-        </w:tc>
-        <w:tc>
-          <w:tcPr/>
-          <w:p>
-            <w:pPr>
-              <w:pStyle w:val="Compact"/>
-            </w:pPr>
-            <w:r>
-              <w:rPr>
-                <w:b/>
-                <w:bCs/>
-              </w:rPr>
-              <w:t xml:space="preserve">1,979</w:t>
-            </w:r>
-          </w:p>
-        </w:tc>
-        <w:tc>
-          <w:tcPr/>
-          <w:p>
-            <w:pPr>
-              <w:pStyle w:val="Compact"/>
-            </w:pPr>
-            <w:r>
-              <w:rPr>
-                <w:rFonts w:hint="eastAsia"/>
-              </w:rPr>
-              <w:t xml:space="preserve">单上</w:t>
-            </w:r>
-            <w:r>
-              <w:t xml:space="preserve"> </w:t>
-            </w:r>
-            <w:r>
-              <w:rPr>
-                <w:rStyle w:val="VerbatimChar"/>
-              </w:rPr>
-              <w:t xml:space="preserve">applicantCount</w:t>
-            </w:r>
-            <w:r>
-              <w:t xml:space="preserve"> </w:t>
-            </w:r>
-            <w:r>
-              <w:rPr>
-                <w:rFonts w:hint="eastAsia"/>
-              </w:rPr>
-              <w:t xml:space="preserve">合计</w:t>
-            </w:r>
-          </w:p>
-        </w:tc>
-        <w:tc>
-          <w:tcPr/>
-          <w:p>
-            <w:pPr>
-              <w:pStyle w:val="Compact"/>
-            </w:pPr>
-            <w:r>
-              <w:t xml:space="preserve">46.1% </w:t>
-            </w:r>
-            <w:r>
-              <w:rPr>
-                <w:rFonts w:hint="eastAsia"/>
-              </w:rPr>
-              <w:t xml:space="preserve">的单有人报名</w:t>
-            </w:r>
-          </w:p>
-        </w:tc>
-      </w:tr>
-      <w:tr>
-        <w:tc>
-          <w:tcPr/>
-          <w:p>
-            <w:pPr>
-              <w:pStyle w:val="Compact"/>
-            </w:pPr>
-            <w:r>
-              <w:rPr>
-                <w:rFonts w:hint="eastAsia"/>
-              </w:rPr>
-              <w:t xml:space="preserve">小程序登录会话</w:t>
-            </w:r>
-          </w:p>
-        </w:tc>
-        <w:tc>
-          <w:tcPr/>
-          <w:p>
-            <w:pPr>
-              <w:pStyle w:val="Compact"/>
-            </w:pPr>
-            <w:r>
-              <w:rPr>
-                <w:b/>
-                <w:bCs/>
-              </w:rPr>
-              <w:t xml:space="preserve">1,992</w:t>
-            </w:r>
-          </w:p>
-        </w:tc>
-        <w:tc>
-          <w:tcPr/>
-          <w:p>
-            <w:pPr>
-              <w:pStyle w:val="Compact"/>
-            </w:pPr>
-            <w:r>
-              <w:rPr>
-                <w:rStyle w:val="VerbatimChar"/>
-              </w:rPr>
-              <w:t xml:space="preserve">mp_auth_sessions</w:t>
-            </w:r>
-          </w:p>
-        </w:tc>
-        <w:tc>
-          <w:tcPr/>
-          <w:p>
-            <w:pPr>
-              <w:pStyle w:val="Compact"/>
-            </w:pPr>
-            <w:r>
-              <w:t xml:space="preserve">6–9 </w:t>
-            </w:r>
-            <w:r>
-              <w:rPr>
-                <w:rFonts w:hint="eastAsia"/>
-              </w:rPr>
-              <w:t xml:space="preserve">月持续有登录</w:t>
-            </w:r>
-          </w:p>
-        </w:tc>
-      </w:tr>
-      <w:tr>
-        <w:tc>
-          <w:tcPr/>
-          <w:p>
-            <w:pPr>
-              <w:pStyle w:val="Compact"/>
-            </w:pPr>
-            <w:r>
-              <w:rPr>
-                <w:rFonts w:hint="eastAsia"/>
-              </w:rPr>
-              <w:t xml:space="preserve">抖音来客订单同步</w:t>
-            </w:r>
-          </w:p>
-        </w:tc>
-        <w:tc>
-          <w:tcPr/>
-          <w:p>
-            <w:pPr>
-              <w:pStyle w:val="Compact"/>
-            </w:pPr>
-            <w:r>
-              <w:rPr>
-                <w:b/>
-                <w:bCs/>
-              </w:rPr>
-              <w:t xml:space="preserve">59,643</w:t>
-            </w:r>
-          </w:p>
-        </w:tc>
-        <w:tc>
-          <w:tcPr/>
-          <w:p>
-            <w:pPr>
-              <w:pStyle w:val="Compact"/>
-            </w:pPr>
-            <w:r>
-              <w:rPr>
-                <w:rStyle w:val="VerbatimChar"/>
-              </w:rPr>
-              <w:t xml:space="preserve">merchant_platform_orders</w:t>
-            </w:r>
-          </w:p>
-        </w:tc>
-        <w:tc>
-          <w:tcPr/>
-          <w:p>
-            <w:pPr>
-              <w:pStyle w:val="Compact"/>
-            </w:pPr>
-            <w:r>
-              <w:rPr>
-                <w:b/>
-                <w:bCs/>
-              </w:rPr>
-              <w:t xml:space="preserve">3 </w:t>
-            </w:r>
-            <w:r>
-              <w:rPr>
-                <w:rFonts w:hint="eastAsia"/>
-                <w:b/>
-                <w:bCs/>
-              </w:rPr>
-              <w:t xml:space="preserve">家深度租户</w:t>
-            </w:r>
-            <w:r>
-              <w:rPr>
-                <w:rFonts w:hint="eastAsia"/>
-              </w:rPr>
-              <w:t xml:space="preserve">，不是</w:t>
-            </w:r>
-            <w:r>
-              <w:t xml:space="preserve"> 32 </w:t>
-            </w:r>
-            <w:r>
-              <w:rPr>
-                <w:rFonts w:hint="eastAsia"/>
-              </w:rPr>
-              <w:t xml:space="preserve">家都有</w:t>
-            </w:r>
-          </w:p>
-        </w:tc>
-      </w:tr>
-      <w:tr>
-        <w:tc>
-          <w:tcPr/>
-          <w:p>
-            <w:pPr>
-              <w:pStyle w:val="Compact"/>
-            </w:pPr>
-            <w:r>
-              <w:rPr>
-                <w:rFonts w:hint="eastAsia"/>
-              </w:rPr>
-              <w:t xml:space="preserve">同步</w:t>
-            </w:r>
-            <w:r>
-              <w:t xml:space="preserve"> GMV / </w:t>
-            </w:r>
-            <w:r>
-              <w:rPr>
-                <w:rFonts w:hint="eastAsia"/>
-              </w:rPr>
-              <w:t xml:space="preserve">退款</w:t>
-            </w:r>
-          </w:p>
-        </w:tc>
-        <w:tc>
-          <w:tcPr/>
-          <w:p>
-            <w:pPr>
-              <w:pStyle w:val="Compact"/>
-            </w:pPr>
-            <w:r>
-              <w:rPr>
-                <w:b/>
-                <w:bCs/>
-              </w:rPr>
-              <w:t xml:space="preserve">733.4 </w:t>
-            </w:r>
-            <w:r>
-              <w:rPr>
-                <w:rFonts w:hint="eastAsia"/>
-                <w:b/>
-                <w:bCs/>
-              </w:rPr>
-              <w:t xml:space="preserve">万</w:t>
-            </w:r>
-            <w:r>
-              <w:rPr>
-                <w:b/>
-                <w:bCs/>
-              </w:rPr>
-              <w:t xml:space="preserve"> / 240.2 </w:t>
-            </w:r>
-            <w:r>
-              <w:rPr>
-                <w:rFonts w:hint="eastAsia"/>
-                <w:b/>
-                <w:bCs/>
-              </w:rPr>
-              <w:t xml:space="preserve">万</w:t>
-            </w:r>
-          </w:p>
-        </w:tc>
-        <w:tc>
-          <w:tcPr/>
-          <w:p>
-            <w:pPr>
-              <w:pStyle w:val="Compact"/>
-            </w:pPr>
-            <w:r>
-              <w:rPr>
-                <w:rFonts w:hint="eastAsia"/>
-              </w:rPr>
-              <w:t xml:space="preserve">平台成交额，</w:t>
-            </w:r>
-            <w:r>
-              <w:rPr>
-                <w:rFonts w:hint="eastAsia"/>
-                <w:b/>
-                <w:bCs/>
-              </w:rPr>
-              <w:t xml:space="preserve">不是灵祺收入</w:t>
-            </w:r>
-          </w:p>
-        </w:tc>
-        <w:tc>
-          <w:tcPr/>
-          <w:p>
-            <w:pPr>
-              <w:pStyle w:val="Compact"/>
-            </w:pPr>
-            <w:r>
-              <w:rPr>
-                <w:rFonts w:hint="eastAsia"/>
-              </w:rPr>
-              <w:t xml:space="preserve">证明</w:t>
-            </w:r>
-            <w:r>
-              <w:t xml:space="preserve"> ERP </w:t>
-            </w:r>
-            <w:r>
-              <w:rPr>
-                <w:rFonts w:hint="eastAsia"/>
-              </w:rPr>
-              <w:t xml:space="preserve">吃进了真经营数据</w:t>
-            </w:r>
-          </w:p>
-        </w:tc>
-      </w:tr>
-      <w:tr>
-        <w:tc>
-          <w:tcPr/>
-          <w:p>
-            <w:pPr>
-              <w:pStyle w:val="Compact"/>
-            </w:pPr>
-            <w:r>
-              <w:rPr>
-                <w:rFonts w:hint="eastAsia"/>
-              </w:rPr>
-              <w:t xml:space="preserve">覆盖</w:t>
-            </w:r>
-            <w:r>
-              <w:t xml:space="preserve"> POI</w:t>
-            </w:r>
-          </w:p>
-        </w:tc>
-        <w:tc>
-          <w:tcPr/>
-          <w:p>
-            <w:pPr>
-              <w:pStyle w:val="Compact"/>
-            </w:pPr>
-            <w:r>
-              <w:rPr>
-                <w:b/>
-                <w:bCs/>
-              </w:rPr>
-              <w:t xml:space="preserve">107</w:t>
-            </w:r>
-          </w:p>
-        </w:tc>
-        <w:tc>
-          <w:tcPr/>
-          <w:p>
-            <w:pPr>
-              <w:pStyle w:val="Compact"/>
-            </w:pPr>
-            <w:r>
-              <w:rPr>
-                <w:rFonts w:hint="eastAsia"/>
-              </w:rPr>
-              <w:t xml:space="preserve">去重</w:t>
-            </w:r>
-            <w:r>
-              <w:t xml:space="preserve"> </w:t>
-            </w:r>
-            <w:r>
-              <w:rPr>
-                <w:rStyle w:val="VerbatimChar"/>
-              </w:rPr>
-              <w:t xml:space="preserve">poi_id</w:t>
-            </w:r>
-          </w:p>
-        </w:tc>
-        <w:tc>
-          <w:tcPr/>
-          <w:p>
-            <w:pPr>
-              <w:pStyle w:val="Compact"/>
-            </w:pPr>
-            <w:r>
-              <w:t xml:space="preserve">3 </w:t>
-            </w:r>
-            <w:r>
-              <w:rPr>
-                <w:rFonts w:hint="eastAsia"/>
-              </w:rPr>
-              <w:t xml:space="preserve">家租户下的门店点位</w:t>
-            </w:r>
-          </w:p>
-        </w:tc>
-      </w:tr>
-      <w:tr>
-        <w:tc>
-          <w:tcPr/>
-          <w:p>
-            <w:pPr>
-              <w:pStyle w:val="Compact"/>
-            </w:pPr>
-            <w:r>
-              <w:t xml:space="preserve">AI </w:t>
-            </w:r>
-            <w:r>
-              <w:rPr>
-                <w:rFonts w:hint="eastAsia"/>
-              </w:rPr>
-              <w:t xml:space="preserve">调用</w:t>
-            </w:r>
-            <w:r>
-              <w:t xml:space="preserve"> / Token</w:t>
-            </w:r>
-          </w:p>
-        </w:tc>
-        <w:tc>
-          <w:tcPr/>
-          <w:p>
-            <w:pPr>
-              <w:pStyle w:val="Compact"/>
-            </w:pPr>
-            <w:r>
-              <w:rPr>
-                <w:b/>
-                <w:bCs/>
-              </w:rPr>
-              <w:t xml:space="preserve">6,397 </w:t>
-            </w:r>
-            <w:r>
-              <w:rPr>
-                <w:rFonts w:hint="eastAsia"/>
-                <w:b/>
-                <w:bCs/>
-              </w:rPr>
-              <w:t xml:space="preserve">次</w:t>
-            </w:r>
-            <w:r>
-              <w:rPr>
-                <w:b/>
-                <w:bCs/>
-              </w:rPr>
-              <w:t xml:space="preserve"> / 1,224 </w:t>
-            </w:r>
-            <w:r>
-              <w:rPr>
-                <w:rFonts w:hint="eastAsia"/>
-                <w:b/>
-                <w:bCs/>
-              </w:rPr>
-              <w:t xml:space="preserve">万</w:t>
-            </w:r>
-          </w:p>
-        </w:tc>
-        <w:tc>
-          <w:tcPr/>
-          <w:p>
-            <w:pPr>
-              <w:pStyle w:val="Compact"/>
-            </w:pPr>
-            <w:r>
-              <w:rPr>
-                <w:rStyle w:val="VerbatimChar"/>
-              </w:rPr>
-              <w:t xml:space="preserve">ai_token_usage_daily</w:t>
-            </w:r>
-            <w:r>
-              <w:rPr>
-                <w:rFonts w:hint="eastAsia"/>
-              </w:rPr>
-              <w:t xml:space="preserve">（32</w:t>
-            </w:r>
-            <w:r>
-              <w:t xml:space="preserve"> </w:t>
-            </w:r>
-            <w:r>
-              <w:rPr>
-                <w:rFonts w:hint="eastAsia"/>
-              </w:rPr>
-              <w:t xml:space="preserve">个</w:t>
-            </w:r>
-            <w:r>
-              <w:t xml:space="preserve"> </w:t>
-            </w:r>
-            <w:r>
-              <w:rPr>
-                <w:rFonts w:hint="eastAsia"/>
-              </w:rPr>
-              <w:t xml:space="preserve">scope）</w:t>
-            </w:r>
-          </w:p>
-        </w:tc>
-        <w:tc>
-          <w:tcPr/>
-          <w:p>
-            <w:pPr>
-              <w:pStyle w:val="Compact"/>
-            </w:pPr>
-            <w:r>
-              <w:t xml:space="preserve">7 </w:t>
-            </w:r>
-            <w:r>
-              <w:rPr>
-                <w:rFonts w:hint="eastAsia"/>
-              </w:rPr>
-              <w:t xml:space="preserve">月高峰，证明</w:t>
-            </w:r>
-            <w:r>
-              <w:t xml:space="preserve"> AI </w:t>
-            </w:r>
-            <w:r>
-              <w:rPr>
-                <w:rFonts w:hint="eastAsia"/>
-              </w:rPr>
-              <w:t xml:space="preserve">已被真实使用</w:t>
-            </w:r>
-          </w:p>
-        </w:tc>
-      </w:tr>
-      <w:tr>
-        <w:tc>
-          <w:tcPr/>
-          <w:p>
-            <w:pPr>
-              <w:pStyle w:val="Compact"/>
-            </w:pPr>
-            <w:r>
-              <w:rPr>
-                <w:rFonts w:hint="eastAsia"/>
-              </w:rPr>
-              <w:t xml:space="preserve">支付单</w:t>
-            </w:r>
-            <w:r>
-              <w:t xml:space="preserve"> / </w:t>
-            </w:r>
-            <w:r>
-              <w:rPr>
-                <w:rFonts w:hint="eastAsia"/>
-              </w:rPr>
-              <w:t xml:space="preserve">已确认到账</w:t>
-            </w:r>
-          </w:p>
-        </w:tc>
-        <w:tc>
-          <w:tcPr/>
-          <w:p>
-            <w:pPr>
-              <w:pStyle w:val="Compact"/>
-            </w:pPr>
-            <w:r>
-              <w:t xml:space="preserve">33 /</w:t>
-            </w:r>
-            <w:r>
-              <w:t xml:space="preserve"> </w:t>
-            </w:r>
-            <w:r>
-              <w:rPr>
-                <w:rFonts w:hint="eastAsia"/>
-                <w:b/>
-                <w:bCs/>
-              </w:rPr>
-              <w:t xml:space="preserve">约</w:t>
-            </w:r>
-            <w:r>
-              <w:rPr>
-                <w:b/>
-                <w:bCs/>
-              </w:rPr>
-              <w:t xml:space="preserve"> 0.29 </w:t>
-            </w:r>
-            <w:r>
-              <w:rPr>
-                <w:rFonts w:hint="eastAsia"/>
-                <w:b/>
-                <w:bCs/>
-              </w:rPr>
-              <w:t xml:space="preserve">万</w:t>
-            </w:r>
-          </w:p>
-        </w:tc>
-        <w:tc>
-          <w:tcPr/>
-          <w:p>
-            <w:pPr>
-              <w:pStyle w:val="Compact"/>
-            </w:pPr>
-            <w:r>
-              <w:rPr>
-                <w:rStyle w:val="VerbatimChar"/>
-              </w:rPr>
-              <w:t xml:space="preserve">merchant_payment_orders</w:t>
-            </w:r>
-            <w:r>
-              <w:t xml:space="preserve"> </w:t>
-            </w:r>
-            <w:r>
-              <w:t xml:space="preserve">status=confirmed</w:t>
-            </w:r>
-          </w:p>
-        </w:tc>
-        <w:tc>
-          <w:tcPr/>
-          <w:p>
-            <w:pPr>
-              <w:pStyle w:val="Compact"/>
-            </w:pPr>
-            <w:r>
-              <w:rPr>
-                <w:rFonts w:hint="eastAsia"/>
-              </w:rPr>
-              <w:t xml:space="preserve">通道已通，规模化收费未起</w:t>
-            </w:r>
-          </w:p>
-        </w:tc>
-      </w:tr>
-      <w:tr>
-        <w:tc>
-          <w:tcPr/>
-          <w:p>
-            <w:pPr>
-              <w:pStyle w:val="Compact"/>
-            </w:pPr>
-            <w:r>
-              <w:rPr>
-                <w:rFonts w:hint="eastAsia"/>
-              </w:rPr>
-              <w:t xml:space="preserve">统一</w:t>
-            </w:r>
-            <w:r>
-              <w:t xml:space="preserve"> API</w:t>
-            </w:r>
-          </w:p>
-        </w:tc>
-        <w:tc>
-          <w:tcPr/>
-          <w:p>
-            <w:pPr>
-              <w:pStyle w:val="Compact"/>
-            </w:pPr>
-            <w:r>
-              <w:rPr>
-                <w:b/>
-                <w:bCs/>
-              </w:rPr>
-              <w:t xml:space="preserve">212</w:t>
-            </w:r>
-            <w:r>
-              <w:t xml:space="preserve"> </w:t>
-            </w:r>
-            <w:r>
-              <w:rPr>
-                <w:rFonts w:hint="eastAsia"/>
-              </w:rPr>
-              <w:t xml:space="preserve">条路由</w:t>
-            </w:r>
-          </w:p>
-        </w:tc>
-        <w:tc>
-          <w:tcPr/>
-          <w:p>
-            <w:pPr>
-              <w:pStyle w:val="Compact"/>
-            </w:pPr>
-            <w:r>
-              <w:rPr>
-                <w:rStyle w:val="VerbatimChar"/>
-              </w:rPr>
-              <w:t xml:space="preserve">/erp-api/meoo-erp-api-health</w:t>
-            </w:r>
-          </w:p>
-        </w:tc>
-        <w:tc>
-          <w:tcPr/>
-          <w:p>
-            <w:pPr>
-              <w:pStyle w:val="Compact"/>
-            </w:pPr>
-            <w:r>
-              <w:rPr>
-                <w:rFonts w:hint="eastAsia"/>
-              </w:rPr>
-              <w:t xml:space="preserve">生产修订</w:t>
-            </w:r>
-            <w:r>
-              <w:t xml:space="preserve"> </w:t>
-            </w:r>
-            <w:r>
-              <w:rPr>
-                <w:rStyle w:val="VerbatimChar"/>
-              </w:rPr>
-              <w:t xml:space="preserve">20260802-shop-analysis-ai-gross-pts</w:t>
-            </w:r>
-          </w:p>
-        </w:tc>
-      </w:tr>
-      <w:tr>
-        <w:tc>
-          <w:tcPr/>
-          <w:p>
-            <w:pPr>
-              <w:pStyle w:val="Compact"/>
-            </w:pPr>
-            <w:r>
-              <w:rPr>
-                <w:rFonts w:hint="eastAsia"/>
-              </w:rPr>
-              <w:t xml:space="preserve">近两日</w:t>
-            </w:r>
-            <w:r>
-              <w:t xml:space="preserve"> API </w:t>
-            </w:r>
-            <w:r>
-              <w:rPr>
-                <w:rFonts w:hint="eastAsia"/>
-              </w:rPr>
-              <w:t xml:space="preserve">访问</w:t>
-            </w:r>
-          </w:p>
-        </w:tc>
-        <w:tc>
-          <w:tcPr/>
-          <w:p>
-            <w:pPr>
-              <w:pStyle w:val="Compact"/>
-            </w:pPr>
-            <w:r>
-              <w:t xml:space="preserve">9/5</w:t>
-            </w:r>
-            <w:r>
-              <w:t xml:space="preserve"> </w:t>
-            </w:r>
-            <w:r>
-              <w:rPr>
-                <w:b/>
-                <w:bCs/>
-              </w:rPr>
-              <w:t xml:space="preserve">15,280</w:t>
-            </w:r>
-            <w:r>
-              <w:rPr>
-                <w:rFonts w:hint="eastAsia"/>
-              </w:rPr>
-              <w:t xml:space="preserve">；9/6</w:t>
-            </w:r>
-            <w:r>
-              <w:t xml:space="preserve"> </w:t>
-            </w:r>
-            <w:r>
-              <w:rPr>
-                <w:rFonts w:hint="eastAsia"/>
-              </w:rPr>
-              <w:t xml:space="preserve">截至</w:t>
-            </w:r>
-            <w:r>
-              <w:t xml:space="preserve"> 15:28</w:t>
-            </w:r>
-            <w:r>
-              <w:t xml:space="preserve"> </w:t>
-            </w:r>
-            <w:r>
-              <w:rPr>
-                <w:b/>
-                <w:bCs/>
-              </w:rPr>
-              <w:t xml:space="preserve">7,883</w:t>
-            </w:r>
-          </w:p>
-        </w:tc>
-        <w:tc>
-          <w:tcPr/>
-          <w:p>
-            <w:pPr>
-              <w:pStyle w:val="Compact"/>
-            </w:pPr>
-            <w:r>
-              <w:t xml:space="preserve">Nginx access.log</w:t>
-            </w:r>
-          </w:p>
-        </w:tc>
-        <w:tc>
-          <w:tcPr/>
-          <w:p>
-            <w:pPr>
-              <w:pStyle w:val="Compact"/>
-            </w:pPr>
-            <w:r>
-              <w:rPr>
-                <w:rFonts w:hint="eastAsia"/>
-              </w:rPr>
-              <w:t xml:space="preserve">生产环境持续有访问</w:t>
-            </w:r>
-          </w:p>
-        </w:tc>
-      </w:tr>
-    </w:tbl>
-    <w:bookmarkEnd w:id="12"/>
-    <w:bookmarkStart w:id="13" w:name="erp-租户构成"/>
-    <w:p>
-      <w:pPr>
-        <w:pStyle w:val="Heading3"/>
-      </w:pPr>
-      <w:r>
-        <w:t xml:space="preserve">2.2 ERP </w:t>
-      </w:r>
-      <w:r>
-        <w:rPr>
-          <w:rFonts w:hint="eastAsia"/>
-        </w:rPr>
-        <w:t xml:space="preserve">租户构成</w:t>
-      </w:r>
-    </w:p>
-    <w:p>
-      <w:pPr>
-        <w:pStyle w:val="FirstParagraph"/>
-      </w:pPr>
-      <w:r>
-        <w:t xml:space="preserve">32 </w:t>
-      </w:r>
-      <w:r>
-        <w:rPr>
-          <w:rFonts w:hint="eastAsia"/>
-        </w:rPr>
-        <w:t xml:space="preserve">个租户构成如下：</w:t>
-      </w:r>
-    </w:p>
-    <w:tbl>
-      <w:tblPr>
-        <w:tblStyle w:val="Table"/>
-        <w:tblW w:type="pct" w:w="5000"/>
-        <w:tblLayout w:type="fixed"/>
-        <w:tblLook w:firstRow="1" w:lastRow="0" w:firstColumn="0" w:lastColumn="0" w:noHBand="0" w:noVBand="0" w:val="0020"/>
-      </w:tblPr>
-      <w:tblGrid>
-        <w:gridCol w:w="1980"/>
-        <w:gridCol w:w="1980"/>
-        <w:gridCol w:w="1980"/>
-        <w:gridCol w:w="1980"/>
-      </w:tblGrid>
-      <w:tr>
-        <w:trPr>
-          <w:tblHeader w:val="on"/>
-        </w:trPr>
-        <w:tc>
-          <w:tcPr/>
-          <w:p>
-            <w:pPr>
-              <w:pStyle w:val="Compact"/>
-            </w:pPr>
-            <w:r>
-              <w:rPr>
-                <w:rFonts w:hint="eastAsia"/>
-              </w:rPr>
-              <w:t xml:space="preserve">类型</w:t>
-            </w:r>
-          </w:p>
-        </w:tc>
-        <w:tc>
-          <w:tcPr/>
-          <w:p>
-            <w:pPr>
-              <w:pStyle w:val="Compact"/>
-            </w:pPr>
-            <w:r>
-              <w:rPr>
-                <w:rFonts w:hint="eastAsia"/>
-              </w:rPr>
-              <w:t xml:space="preserve">户数</w:t>
-            </w:r>
-          </w:p>
-        </w:tc>
-        <w:tc>
-          <w:tcPr/>
-          <w:p>
-            <w:pPr>
-              <w:pStyle w:val="Compact"/>
-            </w:pPr>
-            <w:r>
-              <w:rPr>
-                <w:rFonts w:hint="eastAsia"/>
-              </w:rPr>
-              <w:t xml:space="preserve">代表</w:t>
-            </w:r>
-          </w:p>
-        </w:tc>
-        <w:tc>
-          <w:tcPr/>
-          <w:p>
-            <w:pPr>
-              <w:pStyle w:val="Compact"/>
-            </w:pPr>
-            <w:r>
-              <w:rPr>
-                <w:rFonts w:hint="eastAsia"/>
-              </w:rPr>
-              <w:t xml:space="preserve">说明</w:t>
-            </w:r>
-          </w:p>
-        </w:tc>
-      </w:tr>
-      <w:tr>
-        <w:tc>
-          <w:tcPr/>
-          <w:p>
-            <w:pPr>
-              <w:pStyle w:val="Compact"/>
-            </w:pPr>
-            <w:r>
-              <w:rPr>
-                <w:rFonts w:hint="eastAsia"/>
-              </w:rPr>
-              <w:t xml:space="preserve">具名经营</w:t>
-            </w:r>
-            <w:r>
-              <w:t xml:space="preserve"> / </w:t>
-            </w:r>
-            <w:r>
-              <w:rPr>
-                <w:rFonts w:hint="eastAsia"/>
-              </w:rPr>
-              <w:t xml:space="preserve">服务商主体</w:t>
-            </w:r>
-          </w:p>
-        </w:tc>
-        <w:tc>
-          <w:tcPr/>
-          <w:p>
-            <w:pPr>
-              <w:pStyle w:val="Compact"/>
-            </w:pPr>
-            <w:r>
-              <w:rPr>
-                <w:b/>
-                <w:bCs/>
-              </w:rPr>
-              <w:t xml:space="preserve">14</w:t>
-            </w:r>
-          </w:p>
-        </w:tc>
-        <w:tc>
-          <w:tcPr/>
-          <w:p>
-            <w:pPr>
-              <w:pStyle w:val="Compact"/>
-            </w:pPr>
-            <w:r>
-              <w:rPr>
-                <w:rFonts w:hint="eastAsia"/>
-              </w:rPr>
-              <w:t xml:space="preserve">小七咖啡、德悦悦品、阿毛饭店、极道、塔塔、ssk营销、杭州意米、意米文化、爱喝豆浆、老餮咖啡、XJC-徽农商地锅鸡、丁云等</w:t>
-            </w:r>
-          </w:p>
-        </w:tc>
-        <w:tc>
-          <w:tcPr/>
-          <w:p>
-            <w:pPr>
-              <w:pStyle w:val="Compact"/>
-            </w:pPr>
-            <w:r>
-              <w:rPr>
-                <w:rFonts w:hint="eastAsia"/>
-              </w:rPr>
-              <w:t xml:space="preserve">可作为案例展示，案例包补充中</w:t>
-            </w:r>
-          </w:p>
-        </w:tc>
-      </w:tr>
-      <w:tr>
-        <w:tc>
-          <w:tcPr/>
-          <w:p>
-            <w:pPr>
-              <w:pStyle w:val="Compact"/>
-            </w:pPr>
-            <w:r>
-              <w:rPr>
-                <w:rFonts w:hint="eastAsia"/>
-              </w:rPr>
-              <w:t xml:space="preserve">微信快捷注册（店名未完善）</w:t>
-            </w:r>
-          </w:p>
-        </w:tc>
-        <w:tc>
-          <w:tcPr/>
-          <w:p>
-            <w:pPr>
-              <w:pStyle w:val="Compact"/>
-            </w:pPr>
-            <w:r>
-              <w:rPr>
-                <w:b/>
-                <w:bCs/>
-              </w:rPr>
-              <w:t xml:space="preserve">13</w:t>
-            </w:r>
-          </w:p>
-        </w:tc>
-        <w:tc>
-          <w:tcPr/>
-          <w:p>
-            <w:pPr>
-              <w:pStyle w:val="Compact"/>
-            </w:pPr>
-            <w:r>
-              <w:rPr>
-                <w:rFonts w:hint="eastAsia"/>
-              </w:rPr>
-              <w:t xml:space="preserve">统一显示「微信商家」</w:t>
-            </w:r>
-          </w:p>
-        </w:tc>
-        <w:tc>
-          <w:tcPr/>
-          <w:p>
-            <w:pPr>
-              <w:pStyle w:val="Compact"/>
-            </w:pPr>
-            <w:r>
-              <w:rPr>
-                <w:rFonts w:hint="eastAsia"/>
-              </w:rPr>
-              <w:t xml:space="preserve">获客入口已在，激活仍不足</w:t>
-            </w:r>
-          </w:p>
-        </w:tc>
-      </w:tr>
-      <w:tr>
-        <w:tc>
-          <w:tcPr/>
-          <w:p>
-            <w:pPr>
-              <w:pStyle w:val="Compact"/>
-            </w:pPr>
-            <w:r>
-              <w:rPr>
-                <w:rFonts w:hint="eastAsia"/>
-              </w:rPr>
-              <w:t xml:space="preserve">测试</w:t>
-            </w:r>
-            <w:r>
-              <w:t xml:space="preserve"> / </w:t>
-            </w:r>
-            <w:r>
-              <w:rPr>
-                <w:rFonts w:hint="eastAsia"/>
-              </w:rPr>
-              <w:t xml:space="preserve">停用</w:t>
-            </w:r>
-          </w:p>
-        </w:tc>
-        <w:tc>
-          <w:tcPr/>
-          <w:p>
-            <w:pPr>
-              <w:pStyle w:val="Compact"/>
-            </w:pPr>
-            <w:r>
-              <w:rPr>
-                <w:b/>
-                <w:bCs/>
-              </w:rPr>
               <w:t xml:space="preserve">5</w:t>
             </w:r>
           </w:p>
@@ -2825,34 +2264,7 @@
               <w:rPr>
                 <w:rFonts w:hint="eastAsia"/>
               </w:rPr>
-              <w:t xml:space="preserve">测试</w:t>
-            </w:r>
-            <w:r>
-              <w:t xml:space="preserve"> </w:t>
-            </w:r>
-            <w:r>
-              <w:rPr>
-                <w:rFonts w:hint="eastAsia"/>
-              </w:rPr>
-              <w:t xml:space="preserve">1/2/3/10、qqqq（1</w:t>
-            </w:r>
-            <w:r>
-              <w:t xml:space="preserve"> </w:t>
-            </w:r>
-            <w:r>
-              <w:rPr>
-                <w:rFonts w:hint="eastAsia"/>
-              </w:rPr>
-              <w:t xml:space="preserve">户</w:t>
-            </w:r>
-            <w:r>
-              <w:t xml:space="preserve"> </w:t>
-            </w:r>
-            <w:r>
-              <w:rPr>
-                <w:rFonts w:hint="eastAsia"/>
-              </w:rPr>
-              <w:t xml:space="preserve">disabled）</w:t>
+              <w:t xml:space="preserve">测试账号</w:t>
             </w:r>
           </w:p>
         </w:tc>
@@ -2880,46 +2292,34 @@
         <w:rPr>
           <w:rFonts w:hint="eastAsia"/>
         </w:rPr>
-        <w:t xml:space="preserve">会员档位：</w:t>
-      </w:r>
-      <w:r>
-        <w:rPr>
-          <w:rStyle w:val="VerbatimChar"/>
-        </w:rPr>
-        <w:t xml:space="preserve">member_plus</w:t>
-      </w:r>
-      <w:r>
-        <w:t xml:space="preserve"> </w:t>
-      </w:r>
-      <w:r>
-        <w:t xml:space="preserve">9、</w:t>
-      </w:r>
-      <w:r>
-        <w:rPr>
-          <w:rStyle w:val="VerbatimChar"/>
-        </w:rPr>
-        <w:t xml:space="preserve">member</w:t>
-      </w:r>
-      <w:r>
-        <w:t xml:space="preserve"> </w:t>
-      </w:r>
-      <w:r>
-        <w:t xml:space="preserve">5、</w:t>
-      </w:r>
-      <w:r>
-        <w:rPr>
-          <w:rStyle w:val="VerbatimChar"/>
-        </w:rPr>
-        <w:t xml:space="preserve">free</w:t>
-      </w:r>
-      <w:r>
-        <w:t xml:space="preserve"> </w:t>
-      </w:r>
-      <w:r>
-        <w:rPr>
-          <w:rFonts w:hint="eastAsia"/>
-        </w:rPr>
-        <w:t xml:space="preserve">18。其中多户开通天数为运营赠送，尚未形成经常性收入。</w:t>
+        <w:t xml:space="preserve">会员档位：plus</w:t>
+      </w:r>
+      <w:r>
+        <w:t xml:space="preserve"> 9 </w:t>
+      </w:r>
+      <w:r>
+        <w:rPr>
+          <w:rFonts w:hint="eastAsia"/>
+        </w:rPr>
+        <w:t xml:space="preserve">户、普通</w:t>
+      </w:r>
+      <w:r>
+        <w:t xml:space="preserve"> 5 </w:t>
+      </w:r>
+      <w:r>
+        <w:rPr>
+          <w:rFonts w:hint="eastAsia"/>
+        </w:rPr>
+        <w:t xml:space="preserve">户、免费</w:t>
+      </w:r>
+      <w:r>
+        <w:t xml:space="preserve"> 18 </w:t>
+      </w:r>
+      <w:r>
+        <w:rPr>
+          <w:rFonts w:hint="eastAsia"/>
+        </w:rPr>
+        <w:t xml:space="preserve">户。其中多户开通天数为运营赠送，尚未形成经常性收入。</w:t>
       </w:r>
     </w:p>
     <w:p>
@@ -2952,7 +2352,7 @@
       </w:r>
     </w:p>
     <w:bookmarkEnd w:id="13"/>
-    <w:bookmarkStart w:id="14" w:name="最硬的需求侧证据3-家深度店把平台订单灌进了-erp"/>
+    <w:bookmarkStart w:id="14" w:name="最硬的需求侧证据3-家深度店把平台订单同步进了-erp"/>
     <w:p>
       <w:pPr>
         <w:pStyle w:val="Heading3"/>
@@ -2973,7 +2373,7 @@
         <w:rPr>
           <w:rFonts w:hint="eastAsia"/>
         </w:rPr>
-        <w:t xml:space="preserve">家深度店把平台订单灌进了</w:t>
+        <w:t xml:space="preserve">家深度店把平台订单同步进了</w:t>
       </w:r>
       <w:r>
         <w:t xml:space="preserve"> ERP</w:t>
@@ -3008,7 +2408,7 @@
               <w:rPr>
                 <w:rFonts w:hint="eastAsia"/>
               </w:rPr>
-              <w:t xml:space="preserve">租户</w:t>
+              <w:t xml:space="preserve">客户</w:t>
             </w:r>
           </w:p>
         </w:tc>
@@ -3033,24 +2433,24 @@
               <w:pStyle w:val="Compact"/>
             </w:pPr>
             <w:r>
-              <w:t xml:space="preserve">POI</w:t>
-            </w:r>
-          </w:p>
-        </w:tc>
-        <w:tc>
-          <w:tcPr/>
-          <w:p>
-            <w:pPr>
-              <w:pStyle w:val="Compact"/>
-            </w:pPr>
-            <w:r>
-              <w:rPr>
-                <w:rFonts w:hint="eastAsia"/>
-              </w:rPr>
-              <w:t xml:space="preserve">同步</w:t>
-            </w:r>
-            <w:r>
-              <w:t xml:space="preserve"> GMV</w:t>
+              <w:rPr>
+                <w:rFonts w:hint="eastAsia"/>
+              </w:rPr>
+              <w:t xml:space="preserve">门店点位</w:t>
+            </w:r>
+          </w:p>
+        </w:tc>
+        <w:tc>
+          <w:tcPr/>
+          <w:p>
+            <w:pPr>
+              <w:pStyle w:val="Compact"/>
+            </w:pPr>
+            <w:r>
+              <w:rPr>
+                <w:rFonts w:hint="eastAsia"/>
+              </w:rPr>
+              <w:t xml:space="preserve">平台成交</w:t>
             </w:r>
           </w:p>
         </w:tc>
@@ -3164,7 +2564,7 @@
               <w:rPr>
                 <w:rFonts w:hint="eastAsia"/>
               </w:rPr>
-              <w:t xml:space="preserve">服务商多店代运营，验证多租户</w:t>
+              <w:t xml:space="preserve">服务商多店代运营</w:t>
             </w:r>
           </w:p>
         </w:tc>
@@ -3250,7 +2650,16 @@
               <w:rPr>
                 <w:rFonts w:hint="eastAsia"/>
               </w:rPr>
-              <w:t xml:space="preserve">单店/小连锁深用</w:t>
+              <w:t xml:space="preserve">单店</w:t>
+            </w:r>
+            <w:r>
+              <w:t xml:space="preserve"> / </w:t>
+            </w:r>
+            <w:r>
+              <w:rPr>
+                <w:rFonts w:hint="eastAsia"/>
+              </w:rPr>
+              <w:t xml:space="preserve">小连锁深用</w:t>
             </w:r>
           </w:p>
         </w:tc>
@@ -3479,7 +2888,16 @@
         <w:rPr>
           <w:rFonts w:hint="eastAsia"/>
         </w:rPr>
-        <w:t xml:space="preserve">月度同步量（按支付/同步时间）：2026-04</w:t>
+        <w:t xml:space="preserve">月度同步量（按支付</w:t>
+      </w:r>
+      <w:r>
+        <w:t xml:space="preserve"> / </w:t>
+      </w:r>
+      <w:r>
+        <w:rPr>
+          <w:rFonts w:hint="eastAsia"/>
+        </w:rPr>
+        <w:t xml:space="preserve">同步时间）：2026-04</w:t>
       </w:r>
       <w:r>
         <w:t xml:space="preserve"> 6,099 → 05 25,077 → 06 4,889 → 07 12,051 → 08 9,981 → 09 </w:t>
@@ -3533,7 +2951,7 @@
       </w:r>
     </w:p>
     <w:bookmarkEnd w:id="14"/>
-    <w:bookmarkStart w:id="15" w:name="星选供给侧温州已经有密度"/>
+    <w:bookmarkStart w:id="15" w:name="星选供给侧温州已经能看出一座城"/>
     <w:p>
       <w:pPr>
         <w:pStyle w:val="Heading3"/>
@@ -3545,7 +2963,7 @@
         <w:rPr>
           <w:rFonts w:hint="eastAsia"/>
         </w:rPr>
-        <w:t xml:space="preserve">星选供给侧：温州已经有密度</w:t>
+        <w:t xml:space="preserve">星选供给侧：温州已经能看出一座城</w:t>
       </w:r>
     </w:p>
     <w:p>
@@ -3722,7 +3140,7 @@
         <w:rPr>
           <w:rFonts w:hint="eastAsia"/>
         </w:rPr>
-        <w:t xml:space="preserve">万；≥1</w:t>
+        <w:t xml:space="preserve">万；1</w:t>
       </w:r>
       <w:r>
         <w:t xml:space="preserve"> </w:t>
@@ -3731,7 +3149,7 @@
         <w:rPr>
           <w:rFonts w:hint="eastAsia"/>
         </w:rPr>
-        <w:t xml:space="preserve">万粉</w:t>
+        <w:t xml:space="preserve">万粉以上</w:t>
       </w:r>
       <w:r>
         <w:t xml:space="preserve"> 472 </w:t>
@@ -3740,7 +3158,7 @@
         <w:rPr>
           <w:rFonts w:hint="eastAsia"/>
         </w:rPr>
-        <w:t xml:space="preserve">人；≥10</w:t>
+        <w:t xml:space="preserve">人；10</w:t>
       </w:r>
       <w:r>
         <w:t xml:space="preserve"> </w:t>
@@ -3749,7 +3167,7 @@
         <w:rPr>
           <w:rFonts w:hint="eastAsia"/>
         </w:rPr>
-        <w:t xml:space="preserve">万粉</w:t>
+        <w:t xml:space="preserve">万粉以上</w:t>
       </w:r>
       <w:r>
         <w:t xml:space="preserve"> 170 </w:t>
@@ -3779,7 +3197,7 @@
       </w:r>
     </w:p>
     <w:bookmarkEnd w:id="15"/>
-    <w:bookmarkStart w:id="16" w:name="撮合大厅单已发出去也有人报"/>
+    <w:bookmarkStart w:id="16" w:name="招募大厅单已发出去也有人报"/>
     <w:p>
       <w:pPr>
         <w:pStyle w:val="Heading3"/>
@@ -3791,7 +3209,7 @@
         <w:rPr>
           <w:rFonts w:hint="eastAsia"/>
         </w:rPr>
-        <w:t xml:space="preserve">撮合大厅：单已发出去，也有人报</w:t>
+        <w:t xml:space="preserve">招募大厅：单已发出去，也有人报</w:t>
       </w:r>
     </w:p>
     <w:tbl>
@@ -4202,16 +3620,7 @@
         <w:rPr>
           <w:rFonts w:hint="eastAsia"/>
         </w:rPr>
-        <w:t xml:space="preserve">代发」，商家直发刚开始（例如温州「执子手」SPA</w:t>
-      </w:r>
-      <w:r>
-        <w:t xml:space="preserve"> </w:t>
-      </w:r>
-      <w:r>
-        <w:rPr>
-          <w:rFonts w:hint="eastAsia"/>
-        </w:rPr>
-        <w:t xml:space="preserve">智能体招募）。</w:t>
+        <w:t xml:space="preserve">代发」，商家直发刚开始（例如温州「执子手」SPA）。</w:t>
       </w:r>
       <w:r>
         <w:br/>
@@ -4283,31 +3692,16 @@
         <w:rPr>
           <w:rFonts w:hint="eastAsia"/>
         </w:rPr>
-        <w:t xml:space="preserve">单都带</w:t>
-      </w:r>
-      <w:r>
-        <w:t xml:space="preserve"> </w:t>
-      </w:r>
-      <w:r>
-        <w:rPr>
-          <w:rStyle w:val="VerbatimChar"/>
-        </w:rPr>
-        <w:t xml:space="preserve">sourceMerchantOrderId</w:t>
-      </w:r>
-      <w:r>
-        <w:rPr>
-          <w:rFonts w:hint="eastAsia"/>
-        </w:rPr>
-        <w:t xml:space="preserve">，说明</w:t>
-      </w:r>
-      <w:r>
-        <w:t xml:space="preserve"> ERP ↔ </w:t>
-      </w:r>
-      <w:r>
-        <w:rPr>
-          <w:rFonts w:hint="eastAsia"/>
-        </w:rPr>
-        <w:t xml:space="preserve">星选桥接在数据层已经打通。</w:t>
+        <w:t xml:space="preserve">单都能对应到</w:t>
+      </w:r>
+      <w:r>
+        <w:t xml:space="preserve"> ERP </w:t>
+      </w:r>
+      <w:r>
+        <w:rPr>
+          <w:rFonts w:hint="eastAsia"/>
+        </w:rPr>
+        <w:t xml:space="preserve">发单，商家和星选已经打通。</w:t>
       </w:r>
     </w:p>
     <w:bookmarkEnd w:id="16"/>
@@ -4376,7 +3770,10 @@
               <w:pStyle w:val="Compact"/>
             </w:pPr>
             <w:r>
-              <w:t xml:space="preserve">Token</w:t>
+              <w:rPr>
+                <w:rFonts w:hint="eastAsia"/>
+              </w:rPr>
+              <w:t xml:space="preserve">用量</w:t>
             </w:r>
           </w:p>
         </w:tc>
@@ -4560,25 +3957,7 @@
         <w:rPr>
           <w:rFonts w:hint="eastAsia"/>
         </w:rPr>
-        <w:t xml:space="preserve">主要模型：MiniMax-M2.7、豆包</w:t>
-      </w:r>
-      <w:r>
-        <w:t xml:space="preserve"> </w:t>
-      </w:r>
-      <w:r>
-        <w:rPr>
-          <w:rFonts w:hint="eastAsia"/>
-        </w:rPr>
-        <w:t xml:space="preserve">Seed、通义</w:t>
-      </w:r>
-      <w:r>
-        <w:t xml:space="preserve"> </w:t>
-      </w:r>
-      <w:r>
-        <w:rPr>
-          <w:rFonts w:hint="eastAsia"/>
-        </w:rPr>
-        <w:t xml:space="preserve">Plus、GPT-4o、DeepSeek，以及语音</w:t>
+        <w:t xml:space="preserve">主要模型：MiniMax、豆包、通义、GPT-4o、DeepSeek，以及语音</w:t>
       </w:r>
       <w:r>
         <w:t xml:space="preserve"> / </w:t>
@@ -4587,7 +3966,7 @@
         <w:rPr>
           <w:rFonts w:hint="eastAsia"/>
         </w:rPr>
-        <w:t xml:space="preserve">即梦视频类。积分流水里已出现智能体对话、商品向导、混剪素材分析、店铺分析、成片扣点。说明收费计量器已经装上，缺的是把赠送积分换成充值。</w:t>
+        <w:t xml:space="preserve">即梦视频类。系统里已出现智能体对话、商品向导、混剪素材分析、店铺分析、成片扣点。说明按用量计费已经装上，缺的是把赠送积分换成充值。</w:t>
       </w:r>
     </w:p>
     <w:bookmarkEnd w:id="17"/>
@@ -4614,16 +3993,7 @@
         <w:rPr>
           <w:rFonts w:hint="eastAsia"/>
         </w:rPr>
-        <w:t xml:space="preserve">支付通道已接微信</w:t>
-      </w:r>
-      <w:r>
-        <w:t xml:space="preserve"> JSAPI / </w:t>
-      </w:r>
-      <w:r>
-        <w:rPr>
-          <w:rFonts w:hint="eastAsia"/>
-        </w:rPr>
-        <w:t xml:space="preserve">Native、支付宝、抖音支付。33</w:t>
+        <w:t xml:space="preserve">支付通道已接微信、支付宝、抖音支付。33</w:t>
       </w:r>
       <w:r>
         <w:t xml:space="preserve"> </w:t>
@@ -4680,16 +4050,7 @@
         <w:rPr>
           <w:rFonts w:hint="eastAsia"/>
         </w:rPr>
-        <w:t xml:space="preserve">（测试</w:t>
-      </w:r>
-      <w:r>
-        <w:t xml:space="preserve"> 1 </w:t>
-      </w:r>
-      <w:r>
-        <w:rPr>
-          <w:rFonts w:hint="eastAsia"/>
-        </w:rPr>
-        <w:t xml:space="preserve">四笔</w:t>
+        <w:t xml:space="preserve">（测试账号四笔</w:t>
       </w:r>
       <w:r>
         <w:t xml:space="preserve"> 2,299 + </w:t>
@@ -4725,16 +4086,7 @@
         <w:rPr>
           <w:rFonts w:hint="eastAsia"/>
         </w:rPr>
-        <w:t xml:space="preserve">其余为</w:t>
-      </w:r>
-      <w:r>
-        <w:t xml:space="preserve"> pending / </w:t>
-      </w:r>
-      <w:r>
-        <w:rPr>
-          <w:rFonts w:hint="eastAsia"/>
-        </w:rPr>
-        <w:t xml:space="preserve">cancelled，含</w:t>
+        <w:t xml:space="preserve">其余为待支付或已取消，含</w:t>
       </w:r>
       <w:r>
         <w:t xml:space="preserve"> 168 </w:t>
@@ -4833,27 +4185,27 @@
         <w:rPr>
           <w:rStyle w:val="VerbatimChar"/>
         </w:rPr>
-        <w:t xml:space="preserve"> ERP          </w:t>
+        <w:t xml:space="preserve"> AI ERP                    </w:t>
       </w:r>
       <w:r>
         <w:rPr>
           <w:rStyle w:val="VerbatimChar"/>
           <w:rFonts w:hint="eastAsia"/>
         </w:rPr>
-        <w:t xml:space="preserve">运营注册表</w:t>
+        <w:t xml:space="preserve">星选（微信</w:t>
       </w:r>
       <w:r>
         <w:rPr>
           <w:rStyle w:val="VerbatimChar"/>
         </w:rPr>
-        <w:t xml:space="preserve">           </w:t>
+        <w:t xml:space="preserve"> / </w:t>
       </w:r>
       <w:r>
         <w:rPr>
           <w:rStyle w:val="VerbatimChar"/>
           <w:rFonts w:hint="eastAsia"/>
         </w:rPr>
-        <w:t xml:space="preserve">星选（微信</w:t>
+        <w:t xml:space="preserve">抖音</w:t>
       </w:r>
       <w:r>
         <w:rPr>
@@ -4866,20 +4218,88 @@
           <w:rStyle w:val="VerbatimChar"/>
           <w:rFonts w:hint="eastAsia"/>
         </w:rPr>
-        <w:t xml:space="preserve">抖音</w:t>
+        <w:t xml:space="preserve">Web）</w:t>
+      </w:r>
+      <w:r>
+        <w:br/>
       </w:r>
       <w:r>
         <w:rPr>
           <w:rStyle w:val="VerbatimChar"/>
         </w:rPr>
-        <w:t xml:space="preserve"> / </w:t>
+        <w:t xml:space="preserve">AI </w:t>
       </w:r>
       <w:r>
         <w:rPr>
           <w:rStyle w:val="VerbatimChar"/>
           <w:rFonts w:hint="eastAsia"/>
         </w:rPr>
-        <w:t xml:space="preserve">Web）</w:t>
+        <w:t xml:space="preserve">组品</w:t>
+      </w:r>
+      <w:r>
+        <w:rPr>
+          <w:rStyle w:val="VerbatimChar"/>
+        </w:rPr>
+        <w:t xml:space="preserve"> · </w:t>
+      </w:r>
+      <w:r>
+        <w:rPr>
+          <w:rStyle w:val="VerbatimChar"/>
+          <w:rFonts w:hint="eastAsia"/>
+        </w:rPr>
+        <w:t xml:space="preserve">方案</w:t>
+      </w:r>
+      <w:r>
+        <w:rPr>
+          <w:rStyle w:val="VerbatimChar"/>
+        </w:rPr>
+        <w:t xml:space="preserve"> · </w:t>
+      </w:r>
+      <w:r>
+        <w:rPr>
+          <w:rStyle w:val="VerbatimChar"/>
+          <w:rFonts w:hint="eastAsia"/>
+        </w:rPr>
+        <w:t xml:space="preserve">店铺分析</w:t>
+      </w:r>
+      <w:r>
+        <w:rPr>
+          <w:rStyle w:val="VerbatimChar"/>
+        </w:rPr>
+        <w:t xml:space="preserve">   ─────────►  </w:t>
+      </w:r>
+      <w:r>
+        <w:rPr>
+          <w:rStyle w:val="VerbatimChar"/>
+          <w:rFonts w:hint="eastAsia"/>
+        </w:rPr>
+        <w:t xml:space="preserve">招募大厅</w:t>
+      </w:r>
+      <w:r>
+        <w:rPr>
+          <w:rStyle w:val="VerbatimChar"/>
+        </w:rPr>
+        <w:t xml:space="preserve"> · </w:t>
+      </w:r>
+      <w:r>
+        <w:rPr>
+          <w:rStyle w:val="VerbatimChar"/>
+          <w:rFonts w:hint="eastAsia"/>
+        </w:rPr>
+        <w:t xml:space="preserve">急单</w:t>
+      </w:r>
+      <w:r>
+        <w:rPr>
+          <w:rStyle w:val="VerbatimChar"/>
+        </w:rPr>
+        <w:t xml:space="preserve"> · </w:t>
+      </w:r>
+      <w:r>
+        <w:rPr>
+          <w:rStyle w:val="VerbatimChar"/>
+          <w:rFonts w:hint="eastAsia"/>
+        </w:rPr>
+        <w:t xml:space="preserve">云剪</w:t>
       </w:r>
       <w:r>
         <w:br/>
@@ -4887,67 +4307,74 @@
       <w:r>
         <w:rPr>
           <w:rStyle w:val="VerbatimChar"/>
-        </w:rPr>
-        <w:t xml:space="preserve">AI </w:t>
+          <w:rFonts w:hint="eastAsia"/>
+        </w:rPr>
+        <w:t xml:space="preserve">评价</w:t>
       </w:r>
       <w:r>
         <w:rPr>
           <w:rStyle w:val="VerbatimChar"/>
-          <w:rFonts w:hint="eastAsia"/>
-        </w:rPr>
-        <w:t xml:space="preserve">组品</w:t>
+        </w:rPr>
+        <w:t xml:space="preserve"> · </w:t>
       </w:r>
       <w:r>
         <w:rPr>
           <w:rStyle w:val="VerbatimChar"/>
-        </w:rPr>
-        <w:t xml:space="preserve"> · Brief · </w:t>
+          <w:rFonts w:hint="eastAsia"/>
+        </w:rPr>
+        <w:t xml:space="preserve">投流</w:t>
       </w:r>
       <w:r>
         <w:rPr>
           <w:rStyle w:val="VerbatimChar"/>
-          <w:rFonts w:hint="eastAsia"/>
-        </w:rPr>
-        <w:t xml:space="preserve">店铺分析</w:t>
+        </w:rPr>
+        <w:t xml:space="preserve"> · </w:t>
       </w:r>
       <w:r>
         <w:rPr>
           <w:rStyle w:val="VerbatimChar"/>
-        </w:rPr>
-        <w:t xml:space="preserve">  ─────────►  </w:t>
+          <w:rFonts w:hint="eastAsia"/>
+        </w:rPr>
+        <w:t xml:space="preserve">短视频</w:t>
       </w:r>
       <w:r>
         <w:rPr>
           <w:rStyle w:val="VerbatimChar"/>
-          <w:rFonts w:hint="eastAsia"/>
-        </w:rPr>
-        <w:t xml:space="preserve">招募大厅</w:t>
+        </w:rPr>
+        <w:t xml:space="preserve"> · </w:t>
       </w:r>
       <w:r>
         <w:rPr>
           <w:rStyle w:val="VerbatimChar"/>
-        </w:rPr>
-        <w:t xml:space="preserve"> · </w:t>
+          <w:rFonts w:hint="eastAsia"/>
+        </w:rPr>
+        <w:t xml:space="preserve">报税</w:t>
       </w:r>
       <w:r>
         <w:rPr>
           <w:rStyle w:val="VerbatimChar"/>
-          <w:rFonts w:hint="eastAsia"/>
-        </w:rPr>
-        <w:t xml:space="preserve">急单</w:t>
+        </w:rPr>
+        <w:t xml:space="preserve">              </w:t>
       </w:r>
       <w:r>
         <w:rPr>
           <w:rStyle w:val="VerbatimChar"/>
-        </w:rPr>
-        <w:t xml:space="preserve"> · </w:t>
+          <w:rFonts w:hint="eastAsia"/>
+        </w:rPr>
+        <w:t xml:space="preserve">达人</w:t>
       </w:r>
       <w:r>
         <w:rPr>
           <w:rStyle w:val="VerbatimChar"/>
-          <w:rFonts w:hint="eastAsia"/>
-        </w:rPr>
-        <w:t xml:space="preserve">云剪</w:t>
+        </w:rPr>
+        <w:t xml:space="preserve"> / PR / </w:t>
+      </w:r>
+      <w:r>
+        <w:rPr>
+          <w:rStyle w:val="VerbatimChar"/>
+          <w:rFonts w:hint="eastAsia"/>
+        </w:rPr>
+        <w:t xml:space="preserve">拍摄剪辑</w:t>
       </w:r>
       <w:r>
         <w:br/>
@@ -4955,99 +4382,24 @@
       <w:r>
         <w:rPr>
           <w:rStyle w:val="VerbatimChar"/>
-          <w:rFonts w:hint="eastAsia"/>
-        </w:rPr>
-        <w:t xml:space="preserve">评价</w:t>
+        </w:rPr>
+        <w:t xml:space="preserve">        ▲                                    │</w:t>
+      </w:r>
+      <w:r>
+        <w:br/>
       </w:r>
       <w:r>
         <w:rPr>
           <w:rStyle w:val="VerbatimChar"/>
         </w:rPr>
-        <w:t xml:space="preserve"> · </w:t>
+        <w:t xml:space="preserve">        └──────── </w:t>
       </w:r>
       <w:r>
         <w:rPr>
           <w:rStyle w:val="VerbatimChar"/>
           <w:rFonts w:hint="eastAsia"/>
         </w:rPr>
-        <w:t xml:space="preserve">投流</w:t>
-      </w:r>
-      <w:r>
-        <w:rPr>
-          <w:rStyle w:val="VerbatimChar"/>
-        </w:rPr>
-        <w:t xml:space="preserve"> · </w:t>
-      </w:r>
-      <w:r>
-        <w:rPr>
-          <w:rStyle w:val="VerbatimChar"/>
-          <w:rFonts w:hint="eastAsia"/>
-        </w:rPr>
-        <w:t xml:space="preserve">短视频</w:t>
-      </w:r>
-      <w:r>
-        <w:rPr>
-          <w:rStyle w:val="VerbatimChar"/>
-        </w:rPr>
-        <w:t xml:space="preserve"> · </w:t>
-      </w:r>
-      <w:r>
-        <w:rPr>
-          <w:rStyle w:val="VerbatimChar"/>
-          <w:rFonts w:hint="eastAsia"/>
-        </w:rPr>
-        <w:t xml:space="preserve">报税</w:t>
-      </w:r>
-      <w:r>
-        <w:rPr>
-          <w:rStyle w:val="VerbatimChar"/>
-        </w:rPr>
-        <w:t xml:space="preserve">              </w:t>
-      </w:r>
-      <w:r>
-        <w:rPr>
-          <w:rStyle w:val="VerbatimChar"/>
-          <w:rFonts w:hint="eastAsia"/>
-        </w:rPr>
-        <w:t xml:space="preserve">达人</w:t>
-      </w:r>
-      <w:r>
-        <w:rPr>
-          <w:rStyle w:val="VerbatimChar"/>
-        </w:rPr>
-        <w:t xml:space="preserve"> / PR / </w:t>
-      </w:r>
-      <w:r>
-        <w:rPr>
-          <w:rStyle w:val="VerbatimChar"/>
-          <w:rFonts w:hint="eastAsia"/>
-        </w:rPr>
-        <w:t xml:space="preserve">拍摄剪辑</w:t>
-      </w:r>
-      <w:r>
-        <w:br/>
-      </w:r>
-      <w:r>
-        <w:rPr>
-          <w:rStyle w:val="VerbatimChar"/>
-        </w:rPr>
-        <w:t xml:space="preserve">        ▲                                    │</w:t>
-      </w:r>
-      <w:r>
-        <w:br/>
-      </w:r>
-      <w:r>
-        <w:rPr>
-          <w:rStyle w:val="VerbatimChar"/>
-        </w:rPr>
-        <w:t xml:space="preserve">        └──────── </w:t>
-      </w:r>
-      <w:r>
-        <w:rPr>
-          <w:rStyle w:val="VerbatimChar"/>
-          <w:rFonts w:hint="eastAsia"/>
-        </w:rPr>
-        <w:t xml:space="preserve">回链核查</w:t>
+        <w:t xml:space="preserve">回传核实</w:t>
       </w:r>
       <w:r>
         <w:rPr>
@@ -5229,36 +4581,6 @@
           </w:p>
         </w:tc>
       </w:tr>
-      <w:tr>
-        <w:tc>
-          <w:tcPr/>
-          <w:p>
-            <w:pPr>
-              <w:pStyle w:val="Compact"/>
-            </w:pPr>
-            <w:r>
-              <w:rPr>
-                <w:rFonts w:hint="eastAsia"/>
-              </w:rPr>
-              <w:t xml:space="preserve">统一</w:t>
-            </w:r>
-            <w:r>
-              <w:t xml:space="preserve"> API</w:t>
-            </w:r>
-          </w:p>
-        </w:tc>
-        <w:tc>
-          <w:tcPr/>
-          <w:p>
-            <w:pPr>
-              <w:pStyle w:val="Compact"/>
-            </w:pPr>
-            <w:r>
-              <w:t xml:space="preserve">https://mofangdianai.com/erp-api</w:t>
-            </w:r>
-          </w:p>
-        </w:tc>
-      </w:tr>
     </w:tbl>
     <w:bookmarkEnd w:id="20"/>
     <w:bookmarkStart w:id="21" w:name="与同类产品的差异"/>
@@ -5330,24 +4652,21 @@
               <w:rPr>
                 <w:rFonts w:hint="eastAsia"/>
               </w:rPr>
-              <w:t xml:space="preserve">通用</w:t>
-            </w:r>
-            <w:r>
-              <w:t xml:space="preserve"> Copilot</w:t>
-            </w:r>
-          </w:p>
-        </w:tc>
-        <w:tc>
-          <w:tcPr/>
-          <w:p>
-            <w:pPr>
-              <w:pStyle w:val="Compact"/>
-            </w:pPr>
-            <w:r>
-              <w:rPr>
-                <w:rFonts w:hint="eastAsia"/>
-              </w:rPr>
-              <w:t xml:space="preserve">写操作强制预览确认，嵌进本地生活规则</w:t>
+              <w:t xml:space="preserve">通用聊天助手</w:t>
+            </w:r>
+          </w:p>
+        </w:tc>
+        <w:tc>
+          <w:tcPr/>
+          <w:p>
+            <w:pPr>
+              <w:pStyle w:val="Compact"/>
+            </w:pPr>
+            <w:r>
+              <w:rPr>
+                <w:rFonts w:hint="eastAsia"/>
+              </w:rPr>
+              <w:t xml:space="preserve">商户确认后再写入系统，按本地生活规则来</w:t>
             </w:r>
           </w:p>
         </w:tc>
@@ -5363,10 +4682,7 @@
               <w:rPr>
                 <w:rFonts w:hint="eastAsia"/>
               </w:rPr>
-              <w:t xml:space="preserve">通告</w:t>
-            </w:r>
-            <w:r>
-              <w:t xml:space="preserve"> App</w:t>
+              <w:t xml:space="preserve">只发招募的工具</w:t>
             </w:r>
           </w:p>
         </w:tc>
@@ -5389,7 +4705,7 @@
               <w:rPr>
                 <w:rFonts w:hint="eastAsia"/>
               </w:rPr>
-              <w:t xml:space="preserve">同一后台，不只发单</w:t>
+              <w:t xml:space="preserve">在同一后台，不只发单</w:t>
             </w:r>
           </w:p>
         </w:tc>
@@ -5416,22 +4732,10 @@
               <w:pStyle w:val="Compact"/>
             </w:pPr>
             <w:r>
-              <w:t xml:space="preserve">SMB </w:t>
-            </w:r>
-            <w:r>
-              <w:rPr>
-                <w:rFonts w:hint="eastAsia"/>
-              </w:rPr>
-              <w:t xml:space="preserve">低价自助</w:t>
-            </w:r>
-            <w:r>
-              <w:t xml:space="preserve"> + </w:t>
-            </w:r>
-            <w:r>
-              <w:rPr>
-                <w:rFonts w:hint="eastAsia"/>
-              </w:rPr>
-              <w:t xml:space="preserve">服务商批量导入</w:t>
+              <w:rPr>
+                <w:rFonts w:hint="eastAsia"/>
+              </w:rPr>
+              <w:t xml:space="preserve">低价自助，服务商可批量带店</w:t>
             </w:r>
           </w:p>
         </w:tc>
@@ -5447,21 +4751,7 @@
               <w:rPr>
                 <w:rFonts w:hint="eastAsia"/>
               </w:rPr>
-              <w:t xml:space="preserve">有赞经营+种草</w:t>
-            </w:r>
-          </w:p>
-        </w:tc>
-        <w:tc>
-          <w:tcPr/>
-          <w:p>
-            <w:pPr>
-              <w:pStyle w:val="Compact"/>
-            </w:pPr>
-            <w:r>
-              <w:rPr>
-                <w:rFonts w:hint="eastAsia"/>
-              </w:rPr>
-              <w:t xml:space="preserve">区域履约密度</w:t>
+              <w:t xml:space="preserve">有赞经营</w:t>
             </w:r>
             <w:r>
               <w:t xml:space="preserve"> + </w:t>
@@ -5470,7 +4760,21 @@
               <w:rPr>
                 <w:rFonts w:hint="eastAsia"/>
               </w:rPr>
-              <w:t xml:space="preserve">回链可验证</w:t>
+              <w:t xml:space="preserve">种草</w:t>
+            </w:r>
+          </w:p>
+        </w:tc>
+        <w:tc>
+          <w:tcPr/>
+          <w:p>
+            <w:pPr>
+              <w:pStyle w:val="Compact"/>
+            </w:pPr>
+            <w:r>
+              <w:rPr>
+                <w:rFonts w:hint="eastAsia"/>
+              </w:rPr>
+              <w:t xml:space="preserve">自己有达人履约，发布后能回传核实</w:t>
             </w:r>
           </w:p>
         </w:tc>
@@ -5509,7 +4813,7 @@
               <w:rPr>
                 <w:rFonts w:hint="eastAsia"/>
               </w:rPr>
-              <w:t xml:space="preserve">跨平台编排层，不替代平台交易和资金</w:t>
+              <w:t xml:space="preserve">多平台一起用，不替代平台交易和资金</w:t>
             </w:r>
           </w:p>
         </w:tc>
@@ -5555,7 +4859,7 @@
         <w:rPr>
           <w:rFonts w:hint="eastAsia"/>
         </w:rPr>
-        <w:t xml:space="preserve">回链</w:t>
+        <w:t xml:space="preserve">回传</w:t>
       </w:r>
       <w:r>
         <w:t xml:space="preserve"> → </w:t>
@@ -5564,25 +4868,16 @@
         <w:rPr>
           <w:rFonts w:hint="eastAsia"/>
         </w:rPr>
-        <w:t xml:space="preserve">续费，拆成两截就会被「收银</w:t>
-      </w:r>
-      <w:r>
-        <w:t xml:space="preserve"> SaaS + </w:t>
-      </w:r>
-      <w:r>
-        <w:rPr>
-          <w:rFonts w:hint="eastAsia"/>
-        </w:rPr>
-        <w:t xml:space="preserve">通告</w:t>
-      </w:r>
-      <w:r>
-        <w:t xml:space="preserve"> </w:t>
-      </w:r>
-      <w:r>
-        <w:rPr>
-          <w:rFonts w:hint="eastAsia"/>
-        </w:rPr>
-        <w:t xml:space="preserve">App」替换。</w:t>
+        <w:t xml:space="preserve">续费。拆成两截，就会被「收银系统</w:t>
+      </w:r>
+      <w:r>
+        <w:t xml:space="preserve"> + </w:t>
+      </w:r>
+      <w:r>
+        <w:rPr>
+          <w:rFonts w:hint="eastAsia"/>
+        </w:rPr>
+        <w:t xml:space="preserve">只发招募的工具」替换。</w:t>
       </w:r>
     </w:p>
     <w:bookmarkEnd w:id="21"/>
@@ -5679,16 +4974,16 @@
         <w:rPr>
           <w:rFonts w:hint="eastAsia"/>
         </w:rPr>
-        <w:t xml:space="preserve">生产</w:t>
-      </w:r>
-      <w:r>
-        <w:t xml:space="preserve"> API 212 </w:t>
-      </w:r>
-      <w:r>
-        <w:rPr>
-          <w:rFonts w:hint="eastAsia"/>
-        </w:rPr>
-        <w:t xml:space="preserve">条，小程序登录、大厅、私信、积分、支付均已在服务器落地。</w:t>
+        <w:t xml:space="preserve">线上接口</w:t>
+      </w:r>
+      <w:r>
+        <w:t xml:space="preserve"> 212 </w:t>
+      </w:r>
+      <w:r>
+        <w:rPr>
+          <w:rFonts w:hint="eastAsia"/>
+        </w:rPr>
+        <w:t xml:space="preserve">条，小程序登录、大厅、私信、积分、支付均已上线。</w:t>
       </w:r>
     </w:p>
     <w:p>
@@ -5859,16 +5154,7 @@
         <w:rPr>
           <w:rFonts w:hint="eastAsia"/>
         </w:rPr>
-        <w:t xml:space="preserve">杭甬温可服务</w:t>
-      </w:r>
-      <w:r>
-        <w:t xml:space="preserve"> </w:t>
-      </w:r>
-      <w:r>
-        <w:rPr>
-          <w:rFonts w:hint="eastAsia"/>
-        </w:rPr>
-        <w:t xml:space="preserve">SAM：有达人种草</w:t>
+        <w:t xml:space="preserve">杭甬温可服务范围：有达人种草</w:t>
       </w:r>
       <w:r>
         <w:t xml:space="preserve"> / </w:t>
@@ -5906,7 +5192,25 @@
         <w:rPr>
           <w:rFonts w:hint="eastAsia"/>
         </w:rPr>
-        <w:t xml:space="preserve">个月。全国玩家市占仍低，区域密度玩家还有时间；一旦有赞/平台把「经营+种草」打包到够用，窗口会关。</w:t>
+        <w:t xml:space="preserve">个月。全国玩家市占仍低，先把一座城做深的团队还有时间；一旦有赞</w:t>
+      </w:r>
+      <w:r>
+        <w:t xml:space="preserve"> / </w:t>
+      </w:r>
+      <w:r>
+        <w:rPr>
+          <w:rFonts w:hint="eastAsia"/>
+        </w:rPr>
+        <w:t xml:space="preserve">平台把「经营</w:t>
+      </w:r>
+      <w:r>
+        <w:t xml:space="preserve"> + </w:t>
+      </w:r>
+      <w:r>
+        <w:rPr>
+          <w:rFonts w:hint="eastAsia"/>
+        </w:rPr>
+        <w:t xml:space="preserve">种草」打包到够用，窗口会关。</w:t>
       </w:r>
     </w:p>
     <w:bookmarkEnd w:id="24"/>
@@ -5994,10 +5298,7 @@
               <w:rPr>
                 <w:rFonts w:hint="eastAsia"/>
               </w:rPr>
-              <w:t xml:space="preserve">商家</w:t>
-            </w:r>
-            <w:r>
-              <w:t xml:space="preserve"> SaaS</w:t>
+              <w:t xml:space="preserve">商家订阅</w:t>
             </w:r>
           </w:p>
         </w:tc>
@@ -6105,7 +5406,7 @@
               <w:rPr>
                 <w:rFonts w:hint="eastAsia"/>
               </w:rPr>
-              <w:t xml:space="preserve">大厅已有预算字段，结算产品化中</w:t>
+              <w:t xml:space="preserve">大厅已有预算，结算产品化中</w:t>
             </w:r>
           </w:p>
         </w:tc>
@@ -6220,7 +5521,7 @@
               <w:rPr>
                 <w:rFonts w:hint="eastAsia"/>
               </w:rPr>
-              <w:t xml:space="preserve">个服务商租户，待转付费合同</w:t>
+              <w:t xml:space="preserve">家服务商客户，待转付费合同</w:t>
             </w:r>
           </w:p>
         </w:tc>
@@ -6250,27 +5551,24 @@
               <w:pStyle w:val="Compact"/>
             </w:pPr>
             <w:r>
-              <w:t xml:space="preserve">Token / </w:t>
-            </w:r>
-            <w:r>
-              <w:rPr>
-                <w:rFonts w:hint="eastAsia"/>
-              </w:rPr>
-              <w:t xml:space="preserve">云剪加价</w:t>
-            </w:r>
-          </w:p>
-        </w:tc>
-        <w:tc>
-          <w:tcPr/>
-          <w:p>
-            <w:pPr>
-              <w:pStyle w:val="Compact"/>
-            </w:pPr>
-            <w:r>
-              <w:rPr>
-                <w:rFonts w:hint="eastAsia"/>
-              </w:rPr>
-              <w:t xml:space="preserve">计量器已装，7</w:t>
+              <w:rPr>
+                <w:rFonts w:hint="eastAsia"/>
+              </w:rPr>
+              <w:t xml:space="preserve">按用量和云剪加价</w:t>
+            </w:r>
+          </w:p>
+        </w:tc>
+        <w:tc>
+          <w:tcPr/>
+          <w:p>
+            <w:pPr>
+              <w:pStyle w:val="Compact"/>
+            </w:pPr>
+            <w:r>
+              <w:rPr>
+                <w:rFonts w:hint="eastAsia"/>
+              </w:rPr>
+              <w:t xml:space="preserve">计费已装，7</w:t>
             </w:r>
             <w:r>
               <w:t xml:space="preserve"> </w:t>
@@ -6311,16 +5609,7 @@
         <w:rPr>
           <w:rFonts w:hint="eastAsia"/>
         </w:rPr>
-        <w:t xml:space="preserve">35–50%。直客</w:t>
-      </w:r>
-      <w:r>
-        <w:t xml:space="preserve"> CAC </w:t>
-      </w:r>
-      <w:r>
-        <w:rPr>
-          <w:rFonts w:hint="eastAsia"/>
-        </w:rPr>
-        <w:t xml:space="preserve">目标</w:t>
+        <w:t xml:space="preserve">35–50%。直客获客成本目标</w:t>
       </w:r>
       <w:r>
         <w:t xml:space="preserve"> 800–3,000 </w:t>
@@ -6329,25 +5618,16 @@
         <w:rPr>
           <w:rFonts w:hint="eastAsia"/>
         </w:rPr>
-        <w:t xml:space="preserve">元，服务商导入可摊薄。LTV/CAC</w:t>
-      </w:r>
-      <w:r>
-        <w:t xml:space="preserve"> </w:t>
-      </w:r>
-      <w:r>
-        <w:rPr>
-          <w:rFonts w:hint="eastAsia"/>
-        </w:rPr>
-        <w:t xml:space="preserve">目标</w:t>
-      </w:r>
-      <w:r>
-        <w:t xml:space="preserve"> </w:t>
-      </w:r>
-      <w:r>
-        <w:rPr>
-          <w:rFonts w:hint="eastAsia"/>
-        </w:rPr>
-        <w:t xml:space="preserve">≥3x。以上是目标模型，不是承诺。</w:t>
+        <w:t xml:space="preserve">元，服务商带客可摊薄。客户终身价值是获客成本的</w:t>
+      </w:r>
+      <w:r>
+        <w:t xml:space="preserve"> 3 </w:t>
+      </w:r>
+      <w:r>
+        <w:rPr>
+          <w:rFonts w:hint="eastAsia"/>
+        </w:rPr>
+        <w:t xml:space="preserve">倍以上，是目标，不是承诺。</w:t>
       </w:r>
     </w:p>
     <w:p>
@@ -6501,7 +5781,7 @@
               <w:rPr>
                 <w:rFonts w:hint="eastAsia"/>
               </w:rPr>
-              <w:t xml:space="preserve">本文快照可复核</w:t>
+              <w:t xml:space="preserve">本文数字可当面复核</w:t>
             </w:r>
           </w:p>
         </w:tc>
@@ -6546,7 +5826,25 @@
               <w:rPr>
                 <w:rFonts w:hint="eastAsia"/>
               </w:rPr>
-              <w:t xml:space="preserve">个可审计案例（核销/内容量/工时）+</w:t>
+              <w:t xml:space="preserve">个能对账的案例（核销</w:t>
+            </w:r>
+            <w:r>
+              <w:t xml:space="preserve"> / </w:t>
+            </w:r>
+            <w:r>
+              <w:rPr>
+                <w:rFonts w:hint="eastAsia"/>
+              </w:rPr>
+              <w:t xml:space="preserve">内容量</w:t>
+            </w:r>
+            <w:r>
+              <w:t xml:space="preserve"> / </w:t>
+            </w:r>
+            <w:r>
+              <w:rPr>
+                <w:rFonts w:hint="eastAsia"/>
+              </w:rPr>
+              <w:t xml:space="preserve">工时）+</w:t>
             </w:r>
             <w:r>
               <w:t xml:space="preserve"> </w:t>
@@ -6594,13 +5892,19 @@
               <w:pStyle w:val="Compact"/>
             </w:pPr>
             <w:r>
-              <w:t xml:space="preserve">≥3 </w:t>
-            </w:r>
-            <w:r>
-              <w:rPr>
-                <w:rFonts w:hint="eastAsia"/>
-              </w:rPr>
-              <w:t xml:space="preserve">家服务商付费导入；月留存开始披露</w:t>
+              <w:rPr>
+                <w:rFonts w:hint="eastAsia"/>
+              </w:rPr>
+              <w:t xml:space="preserve">至少</w:t>
+            </w:r>
+            <w:r>
+              <w:t xml:space="preserve"> 3 </w:t>
+            </w:r>
+            <w:r>
+              <w:rPr>
+                <w:rFonts w:hint="eastAsia"/>
+              </w:rPr>
+              <w:t xml:space="preserve">家服务商付费带客；月留存开始披露</w:t>
             </w:r>
           </w:p>
         </w:tc>
@@ -6642,16 +5946,16 @@
               <w:rPr>
                 <w:rFonts w:hint="eastAsia"/>
               </w:rPr>
-              <w:t xml:space="preserve">杭甬温密度；订阅+履约</w:t>
-            </w:r>
-            <w:r>
-              <w:t xml:space="preserve"> ARPU </w:t>
-            </w:r>
-            <w:r>
-              <w:rPr>
-                <w:rFonts w:hint="eastAsia"/>
-              </w:rPr>
-              <w:t xml:space="preserve">稳定</w:t>
+              <w:t xml:space="preserve">杭甬温做深；订阅</w:t>
+            </w:r>
+            <w:r>
+              <w:t xml:space="preserve"> + </w:t>
+            </w:r>
+            <w:r>
+              <w:rPr>
+                <w:rFonts w:hint="eastAsia"/>
+              </w:rPr>
+              <w:t xml:space="preserve">履约客单价稳定</w:t>
             </w:r>
           </w:p>
         </w:tc>
@@ -6707,7 +6011,16 @@
         <w:rPr>
           <w:rFonts w:hint="eastAsia"/>
         </w:rPr>
-        <w:t xml:space="preserve">并行指标（M12）：月活/付费</w:t>
+        <w:t xml:space="preserve">并行指标（M12）：月活</w:t>
+      </w:r>
+      <w:r>
+        <w:t xml:space="preserve"> / </w:t>
+      </w:r>
+      <w:r>
+        <w:rPr>
+          <w:rFonts w:hint="eastAsia"/>
+        </w:rPr>
+        <w:t xml:space="preserve">付费</w:t>
       </w:r>
       <w:r>
         <w:t xml:space="preserve"> </w:t>
@@ -6716,7 +6029,7 @@
         <w:rPr>
           <w:rFonts w:hint="eastAsia"/>
         </w:rPr>
-        <w:t xml:space="preserve">≥40%；星选单城活跃供给可维持完单；服务商签约</w:t>
+        <w:t xml:space="preserve">≥40%；星选单城活跃达人够完成订单；服务商签约</w:t>
       </w:r>
       <w:r>
         <w:t xml:space="preserve"> </w:t>
@@ -6763,7 +6076,8 @@
     <w:tbl>
       <w:tblPr>
         <w:tblStyle w:val="Table"/>
-        <w:tblW w:type="auto" w:w="0"/>
+        <w:tblW w:type="pct" w:w="5000"/>
+        <w:tblLayout w:type="fixed"/>
         <w:tblLook w:firstRow="1" w:lastRow="0" w:firstColumn="0" w:lastColumn="0" w:noHBand="0" w:noVBand="0" w:val="0020"/>
       </w:tblPr>
       <w:tblGrid>
@@ -6932,7 +6246,7 @@
               <w:rPr>
                 <w:rFonts w:hint="eastAsia"/>
               </w:rPr>
-              <w:t xml:space="preserve">SOP、客成、把现有会员变成可履约产能</w:t>
+              <w:t xml:space="preserve">标准流程、客成、把现有会员变成能履约的产能</w:t>
             </w:r>
           </w:p>
         </w:tc>
@@ -6984,16 +6298,7 @@
               <w:rPr>
                 <w:rFonts w:hint="eastAsia"/>
               </w:rPr>
-              <w:t xml:space="preserve">稳定现有</w:t>
-            </w:r>
-            <w:r>
-              <w:t xml:space="preserve"> </w:t>
-            </w:r>
-            <w:r>
-              <w:rPr>
-                <w:rFonts w:hint="eastAsia"/>
-              </w:rPr>
-              <w:t xml:space="preserve">API、控制模型成本</w:t>
+              <w:t xml:space="preserve">稳住现有系统、控制模型成本</w:t>
             </w:r>
           </w:p>
         </w:tc>
@@ -7290,10 +6595,7 @@
               <w:rPr>
                 <w:rFonts w:hint="eastAsia"/>
               </w:rPr>
-              <w:t xml:space="preserve">战略、融资、商户与服务商</w:t>
-            </w:r>
-            <w:r>
-              <w:t xml:space="preserve"> BD</w:t>
+              <w:t xml:space="preserve">战略、融资、商户与服务商拓展</w:t>
             </w:r>
           </w:p>
         </w:tc>
@@ -7335,16 +6637,7 @@
               <w:rPr>
                 <w:rFonts w:hint="eastAsia"/>
               </w:rPr>
-              <w:t xml:space="preserve">服务器</w:t>
-            </w:r>
-            <w:r>
-              <w:t xml:space="preserve"> API </w:t>
-            </w:r>
-            <w:r>
-              <w:rPr>
-                <w:rFonts w:hint="eastAsia"/>
-              </w:rPr>
-              <w:t xml:space="preserve">已在生产验证</w:t>
+              <w:t xml:space="preserve">线上系统已在生产验证</w:t>
             </w:r>
           </w:p>
         </w:tc>
@@ -7374,10 +6667,7 @@
               <w:rPr>
                 <w:rFonts w:hint="eastAsia"/>
               </w:rPr>
-              <w:t xml:space="preserve">达人供给、履约</w:t>
-            </w:r>
-            <w:r>
-              <w:t xml:space="preserve"> SLA</w:t>
+              <w:t xml:space="preserve">达人供给、履约时效</w:t>
             </w:r>
           </w:p>
         </w:tc>
@@ -7439,25 +6729,7 @@
         <w:rPr>
           <w:rFonts w:hint="eastAsia"/>
         </w:rPr>
-        <w:t xml:space="preserve">席；季度简报固定四项——付费店、确认</w:t>
-      </w:r>
-      <w:r>
-        <w:t xml:space="preserve"> </w:t>
-      </w:r>
-      <w:r>
-        <w:rPr>
-          <w:rFonts w:hint="eastAsia"/>
-        </w:rPr>
-        <w:t xml:space="preserve">MRR、履约完单、API</w:t>
-      </w:r>
-      <w:r>
-        <w:t xml:space="preserve"> </w:t>
-      </w:r>
-      <w:r>
-        <w:rPr>
-          <w:rFonts w:hint="eastAsia"/>
-        </w:rPr>
-        <w:t xml:space="preserve">可用性。</w:t>
+        <w:t xml:space="preserve">席；季度简报固定四项——付费店、确认月收入、履约完单、系统稳定。</w:t>
       </w:r>
     </w:p>
     <w:bookmarkEnd w:id="29"/>
@@ -7654,16 +6926,7 @@
               <w:rPr>
                 <w:rFonts w:hint="eastAsia"/>
               </w:rPr>
-              <w:t xml:space="preserve">把商家直发做成默认路径，用</w:t>
-            </w:r>
-            <w:r>
-              <w:t xml:space="preserve"> ERP </w:t>
-            </w:r>
-            <w:r>
-              <w:rPr>
-                <w:rFonts w:hint="eastAsia"/>
-              </w:rPr>
-              <w:t xml:space="preserve">锁店</w:t>
+              <w:t xml:space="preserve">把商家直发做成默认路径</w:t>
             </w:r>
           </w:p>
         </w:tc>
@@ -7682,7 +6945,7 @@
               <w:rPr>
                 <w:rFonts w:hint="eastAsia"/>
               </w:rPr>
-              <w:t xml:space="preserve">月后供给新增放缓</w:t>
+              <w:t xml:space="preserve">月后达人新增放缓</w:t>
             </w:r>
           </w:p>
         </w:tc>
@@ -7769,10 +7032,13 @@
               <w:pStyle w:val="Compact"/>
             </w:pPr>
             <w:r>
-              <w:rPr>
-                <w:rFonts w:hint="eastAsia"/>
-              </w:rPr>
-              <w:t xml:space="preserve">ERP↔星选强绑定，做跨平台编排</w:t>
+              <w:t xml:space="preserve">ERP </w:t>
+            </w:r>
+            <w:r>
+              <w:rPr>
+                <w:rFonts w:hint="eastAsia"/>
+              </w:rPr>
+              <w:t xml:space="preserve">和星选绑在一起，多平台一起用</w:t>
             </w:r>
           </w:p>
         </w:tc>
@@ -7785,19 +7051,13 @@
               <w:pStyle w:val="Compact"/>
             </w:pPr>
             <w:r>
-              <w:rPr>
-                <w:rFonts w:hint="eastAsia"/>
-              </w:rPr>
-              <w:t xml:space="preserve">同步</w:t>
-            </w:r>
-            <w:r>
-              <w:t xml:space="preserve"> GMV </w:t>
-            </w:r>
-            <w:r>
-              <w:rPr>
-                <w:rFonts w:hint="eastAsia"/>
-              </w:rPr>
-              <w:t xml:space="preserve">被误读为收入</w:t>
+              <w:t xml:space="preserve">733 </w:t>
+            </w:r>
+            <w:r>
+              <w:rPr>
+                <w:rFonts w:hint="eastAsia"/>
+              </w:rPr>
+              <w:t xml:space="preserve">万被误读为收入</w:t>
             </w:r>
           </w:p>
         </w:tc>
@@ -8061,7 +7321,13 @@
               <w:pStyle w:val="Compact"/>
             </w:pPr>
             <w:r>
-              <w:t xml:space="preserve">ARPU / </w:t>
+              <w:rPr>
+                <w:rFonts w:hint="eastAsia"/>
+              </w:rPr>
+              <w:t xml:space="preserve">客单价</w:t>
+            </w:r>
+            <w:r>
+              <w:t xml:space="preserve"> / </w:t>
             </w:r>
             <w:r>
               <w:rPr>
@@ -8108,7 +7374,13 @@
               <w:pStyle w:val="Compact"/>
             </w:pPr>
             <w:r>
-              <w:t xml:space="preserve">CAC / </w:t>
+              <w:rPr>
+                <w:rFonts w:hint="eastAsia"/>
+              </w:rPr>
+              <w:t xml:space="preserve">获客成本</w:t>
+            </w:r>
+            <w:r>
+              <w:t xml:space="preserve"> / </w:t>
             </w:r>
             <w:r>
               <w:rPr>
@@ -8128,7 +7400,16 @@
               <w:rPr>
                 <w:rFonts w:hint="eastAsia"/>
               </w:rPr>
-              <w:t xml:space="preserve">地推+服务商双通道，未闭环</w:t>
+              <w:t xml:space="preserve">地推</w:t>
+            </w:r>
+            <w:r>
+              <w:t xml:space="preserve"> + </w:t>
+            </w:r>
+            <w:r>
+              <w:rPr>
+                <w:rFonts w:hint="eastAsia"/>
+              </w:rPr>
+              <w:t xml:space="preserve">服务商双通道，未闭环</w:t>
             </w:r>
           </w:p>
         </w:tc>
@@ -8181,7 +7462,7 @@
               <w:rPr>
                 <w:rFonts w:hint="eastAsia"/>
               </w:rPr>
-              <w:t xml:space="preserve">温州报名密度高，关闭单仅</w:t>
+              <w:t xml:space="preserve">温州报名多，关闭单仅</w:t>
             </w:r>
             <w:r>
               <w:t xml:space="preserve"> 6</w:t>
@@ -8257,7 +7538,16 @@
               <w:rPr>
                 <w:rFonts w:hint="eastAsia"/>
               </w:rPr>
-              <w:t xml:space="preserve">对照店做「组品+发招募」时长实验</w:t>
+              <w:t xml:space="preserve">对照店做「组品</w:t>
+            </w:r>
+            <w:r>
+              <w:t xml:space="preserve"> + </w:t>
+            </w:r>
+            <w:r>
+              <w:rPr>
+                <w:rFonts w:hint="eastAsia"/>
+              </w:rPr>
+              <w:t xml:space="preserve">发招募」时长实验</w:t>
             </w:r>
           </w:p>
         </w:tc>
@@ -8422,7 +7712,7 @@
         <w:rPr>
           <w:rFonts w:hint="eastAsia"/>
         </w:rPr>
-        <w:t xml:space="preserve">Demo：商家</w:t>
+        <w:t xml:space="preserve">演示：商家</w:t>
       </w:r>
       <w:r>
         <w:t xml:space="preserve"> ERP + </w:t>
@@ -8478,37 +7768,7 @@
           <w:i/>
           <w:iCs/>
         </w:rPr>
-        <w:t xml:space="preserve">数据可按相同</w:t>
-      </w:r>
-      <w:r>
-        <w:rPr>
-          <w:i/>
-          <w:iCs/>
-        </w:rPr>
-        <w:t xml:space="preserve"> SQL / </w:t>
-      </w:r>
-      <w:r>
-        <w:rPr>
-          <w:rFonts w:hint="eastAsia"/>
-          <w:i/>
-          <w:iCs/>
-        </w:rPr>
-        <w:t xml:space="preserve">同一</w:t>
-      </w:r>
-      <w:r>
-        <w:rPr>
-          <w:i/>
-          <w:iCs/>
-        </w:rPr>
-        <w:t xml:space="preserve"> API </w:t>
-      </w:r>
-      <w:r>
-        <w:rPr>
-          <w:rFonts w:hint="eastAsia"/>
-          <w:i/>
-          <w:iCs/>
-        </w:rPr>
-        <w:t xml:space="preserve">复盘。融资条款以正式投资协议为准。市场公开数据为转述，投前请律师与财务顾问复核。</w:t>
+        <w:t xml:space="preserve">数字均可在生产系统当面复核。融资条款以正式投资协议为准。市场公开数据为转述，投前请律师与财务顾问复核。</w:t>
       </w:r>
     </w:p>
     <w:bookmarkEnd w:id="34"/>

--- a/docs/seed-round-202609/灵祺种子轮-投资人备忘录.docx
+++ b/docs/seed-round-202609/灵祺种子轮-投资人备忘录.docx
@@ -7694,7 +7694,16 @@
         <w:rPr>
           <w:rFonts w:hint="eastAsia"/>
         </w:rPr>
-        <w:t xml:space="preserve">公司介绍（如需另附）</w:t>
+        <w:t xml:space="preserve">演示：商家</w:t>
+      </w:r>
+      <w:r>
+        <w:t xml:space="preserve"> ERP + </w:t>
+      </w:r>
+      <w:r>
+        <w:rPr>
+          <w:rFonts w:hint="eastAsia"/>
+        </w:rPr>
+        <w:t xml:space="preserve">星选（只读账号另附）</w:t>
       </w:r>
       <w:r>
         <w:br/>
@@ -7712,33 +7721,6 @@
         <w:rPr>
           <w:rFonts w:hint="eastAsia"/>
         </w:rPr>
-        <w:t xml:space="preserve">演示：商家</w:t>
-      </w:r>
-      <w:r>
-        <w:t xml:space="preserve"> ERP + </w:t>
-      </w:r>
-      <w:r>
-        <w:rPr>
-          <w:rFonts w:hint="eastAsia"/>
-        </w:rPr>
-        <w:t xml:space="preserve">星选（只读账号另附）</w:t>
-      </w:r>
-      <w:r>
-        <w:br/>
-      </w:r>
-    </w:p>
-    <w:p>
-      <w:pPr>
-        <w:pStyle w:val="Compact"/>
-        <w:numPr>
-          <w:ilvl w:val="0"/>
-          <w:numId w:val="1006"/>
-        </w:numPr>
-      </w:pPr>
-      <w:r>
-        <w:rPr>
-          <w:rFonts w:hint="eastAsia"/>
-        </w:rPr>
         <w:t xml:space="preserve">后续补充：3</w:t>
       </w:r>
       <w:r>
@@ -7749,26 +7731,6 @@
           <w:rFonts w:hint="eastAsia"/>
         </w:rPr>
         <w:t xml:space="preserve">家深度店案例包、股权结构、财务简表、软著扫描件</w:t>
-      </w:r>
-    </w:p>
-    <w:p>
-      <w:r>
-        <w:pict>
-          <v:rect style="width:0;height:1.5pt" o:hralign="center" o:hrstd="t" o:hr="t"/>
-        </w:pict>
-      </w:r>
-    </w:p>
-    <w:p>
-      <w:pPr>
-        <w:pStyle w:val="FirstParagraph"/>
-      </w:pPr>
-      <w:r>
-        <w:rPr>
-          <w:rFonts w:hint="eastAsia"/>
-          <w:i/>
-          <w:iCs/>
-        </w:rPr>
-        <w:t xml:space="preserve">数字均可在生产系统当面复核。融资条款以正式投资协议为准。市场公开数据为转述，投前请律师与财务顾问复核。</w:t>
       </w:r>
     </w:p>
     <w:bookmarkEnd w:id="34"/>
